--- a/FASE 2/Evidencias Grupales/2.4_GuiaEstudiante_Fase 2_DesarrolloProyecto APT.docx
+++ b/FASE 2/Evidencias Grupales/2.4_GuiaEstudiante_Fase 2_DesarrolloProyecto APT.docx
@@ -1,11 +1,8 @@
 
 <file path=word/document.xml><?xml version="1.0" encoding="utf-8"?>
-<w:document xmlns:wpc="http://schemas.microsoft.com/office/word/2010/wordprocessingCanvas" xmlns:cx="http://schemas.microsoft.com/office/drawing/2014/chartex" xmlns:mc="http://schemas.openxmlformats.org/markup-compatibility/2006" xmlns:o="urn:schemas-microsoft-com:office:office" xmlns:r="http://schemas.openxmlformats.org/officeDocument/2006/relationships" xmlns:m="http://schemas.openxmlformats.org/officeDocument/2006/math" xmlns:v="urn:schemas-microsoft-com:vml" xmlns:wp14="http://schemas.microsoft.com/office/word/2010/wordprocessingDrawing" xmlns:wp="http://schemas.openxmlformats.org/drawingml/2006/wordprocessingDrawing" xmlns:w10="urn:schemas-microsoft-com:office:word" xmlns:w="http://schemas.openxmlformats.org/wordprocessingml/2006/main" xmlns:w14="http://schemas.microsoft.com/office/word/2010/wordml" xmlns:w15="http://schemas.microsoft.com/office/word/2012/wordml" xmlns:w16se="http://schemas.microsoft.com/office/word/2015/wordml/symex" xmlns:wpg="http://schemas.microsoft.com/office/word/2010/wordprocessingGroup" xmlns:wpi="http://schemas.microsoft.com/office/word/2010/wordprocessingInk" xmlns:wne="http://schemas.microsoft.com/office/word/2006/wordml" xmlns:wps="http://schemas.microsoft.com/office/word/2010/wordprocessingShape" mc:Ignorable="w14 w15 w16se wp14">
+<w:document xmlns:wpc="http://schemas.microsoft.com/office/word/2010/wordprocessingCanvas" xmlns:cx="http://schemas.microsoft.com/office/drawing/2014/chartex" xmlns:cx1="http://schemas.microsoft.com/office/drawing/2015/9/8/chartex" xmlns:cx2="http://schemas.microsoft.com/office/drawing/2015/10/21/chartex" xmlns:cx3="http://schemas.microsoft.com/office/drawing/2016/5/9/chartex" xmlns:cx4="http://schemas.microsoft.com/office/drawing/2016/5/10/chartex" xmlns:cx5="http://schemas.microsoft.com/office/drawing/2016/5/11/chartex" xmlns:cx6="http://schemas.microsoft.com/office/drawing/2016/5/12/chartex" xmlns:cx7="http://schemas.microsoft.com/office/drawing/2016/5/13/chartex" xmlns:cx8="http://schemas.microsoft.com/office/drawing/2016/5/14/chartex" xmlns:mc="http://schemas.openxmlformats.org/markup-compatibility/2006" xmlns:aink="http://schemas.microsoft.com/office/drawing/2016/ink" xmlns:am3d="http://schemas.microsoft.com/office/drawing/2017/model3d" xmlns:o="urn:schemas-microsoft-com:office:office" xmlns:oel="http://schemas.microsoft.com/office/2019/extlst" xmlns:r="http://schemas.openxmlformats.org/officeDocument/2006/relationships" xmlns:m="http://schemas.openxmlformats.org/officeDocument/2006/math" xmlns:v="urn:schemas-microsoft-com:vml" xmlns:wp14="http://schemas.microsoft.com/office/word/2010/wordprocessingDrawing" xmlns:wp="http://schemas.openxmlformats.org/drawingml/2006/wordprocessingDrawing" xmlns:w10="urn:schemas-microsoft-com:office:word" xmlns:w="http://schemas.openxmlformats.org/wordprocessingml/2006/main" xmlns:w14="http://schemas.microsoft.com/office/word/2010/wordml" xmlns:w15="http://schemas.microsoft.com/office/word/2012/wordml" xmlns:w16cex="http://schemas.microsoft.com/office/word/2018/wordml/cex" xmlns:w16cid="http://schemas.microsoft.com/office/word/2016/wordml/cid" xmlns:w16="http://schemas.microsoft.com/office/word/2018/wordml" xmlns:w16du="http://schemas.microsoft.com/office/word/2023/wordml/word16du" xmlns:w16sdtdh="http://schemas.microsoft.com/office/word/2020/wordml/sdtdatahash" xmlns:w16sdtfl="http://schemas.microsoft.com/office/word/2024/wordml/sdtformatlock" xmlns:w16se="http://schemas.microsoft.com/office/word/2015/wordml/symex" xmlns:wpg="http://schemas.microsoft.com/office/word/2010/wordprocessingGroup" xmlns:wpi="http://schemas.microsoft.com/office/word/2010/wordprocessingInk" xmlns:wne="http://schemas.microsoft.com/office/word/2006/wordml" xmlns:wps="http://schemas.microsoft.com/office/word/2010/wordprocessingShape" mc:Ignorable="w14 w15 w16se w16cid w16 w16cex w16sdtdh w16sdtfl w16du wp14">
   <w:body>
-    <w:p>
-      <w:bookmarkStart w:id="0" w:name="_GoBack"/>
-      <w:bookmarkEnd w:id="0"/>
-    </w:p>
+    <w:p/>
     <w:p>
       <w:pPr>
         <w:rPr>
@@ -165,6 +162,7 @@
                                 </w:rPr>
                                 <w:t xml:space="preserve">Asignatura </w:t>
                               </w:r>
+                              <w:proofErr w:type="spellStart"/>
                               <w:r>
                                 <w:rPr>
                                   <w:b/>
@@ -174,6 +172,7 @@
                                 </w:rPr>
                                 <w:t>Capstone</w:t>
                               </w:r>
+                              <w:proofErr w:type="spellEnd"/>
                             </w:p>
                           </w:txbxContent>
                         </wps:txbx>
@@ -238,7 +237,7 @@
           </mc:Choice>
           <mc:Fallback>
             <w:pict>
-              <v:group w14:anchorId="39581AEC" id="Grupo 27" o:spid="_x0000_s1026" style="position:absolute;margin-left:0;margin-top:.75pt;width:491.25pt;height:123pt;z-index:251659264;mso-position-horizontal:center;mso-position-horizontal-relative:margin;mso-width-relative:margin;mso-height-relative:margin" coordsize="59912,15621" o:gfxdata="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">
+              <v:group w14:anchorId="39581AEC" id="Grupo 27" o:spid="_x0000_s1026" style="position:absolute;margin-left:0;margin-top:.75pt;width:491.25pt;height:123pt;z-index:251659264;mso-position-horizontal:center;mso-position-horizontal-relative:margin;mso-width-relative:margin;mso-height-relative:margin" coordsize="59912,15621" o:gfxdata="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">
                 <v:shapetype id="_x0000_t202" coordsize="21600,21600" o:spt="202" path="m,l,21600r21600,l21600,xe">
                   <v:stroke joinstyle="miter"/>
                   <v:path gradientshapeok="t" o:connecttype="rect"/>
@@ -341,6 +340,7 @@
                           </w:rPr>
                           <w:t xml:space="preserve">Asignatura </w:t>
                         </w:r>
+                        <w:proofErr w:type="spellStart"/>
                         <w:r>
                           <w:rPr>
                             <w:b/>
@@ -350,6 +350,7 @@
                           </w:rPr>
                           <w:t>Capstone</w:t>
                         </w:r>
+                        <w:proofErr w:type="spellEnd"/>
                       </w:p>
                     </w:txbxContent>
                   </v:textbox>
@@ -630,6 +631,242 @@
               <w:jc w:val="both"/>
               <w:rPr>
                 <w:rFonts w:ascii="Calibri" w:hAnsi="Calibri" w:cs="Arial"/>
+                <w:iCs/>
+                <w:color w:val="44546A" w:themeColor="text2"/>
+                <w:lang w:eastAsia="es-CL"/>
+              </w:rPr>
+            </w:pPr>
+            <w:r>
+              <w:rPr>
+                <w:rFonts w:ascii="Calibri" w:hAnsi="Calibri" w:cs="Arial"/>
+                <w:iCs/>
+                <w:color w:val="44546A" w:themeColor="text2"/>
+                <w:lang w:eastAsia="es-CL"/>
+              </w:rPr>
+              <w:t>Durante esta fase, se ha completado exitosamente la Etapa de Definición y Diseño (Fase 1) y se ha iniciado la Etapa de Desarrollo (Fase 2).</w:t>
+            </w:r>
+          </w:p>
+          <w:p>
+            <w:pPr>
+              <w:jc w:val="both"/>
+              <w:rPr>
+                <w:rFonts w:ascii="Calibri" w:hAnsi="Calibri" w:cs="Arial"/>
+                <w:iCs/>
+                <w:color w:val="44546A" w:themeColor="text2"/>
+                <w:lang w:eastAsia="es-CL"/>
+              </w:rPr>
+            </w:pPr>
+            <w:r>
+              <w:rPr>
+                <w:rFonts w:ascii="Calibri" w:hAnsi="Calibri" w:cs="Arial"/>
+                <w:iCs/>
+                <w:color w:val="44546A" w:themeColor="text2"/>
+                <w:lang w:eastAsia="es-CL"/>
+              </w:rPr>
+              <w:t>Actividades realizadas:</w:t>
+            </w:r>
+          </w:p>
+          <w:p>
+            <w:pPr>
+              <w:jc w:val="both"/>
+              <w:rPr>
+                <w:rFonts w:ascii="Calibri" w:hAnsi="Calibri" w:cs="Arial"/>
+                <w:iCs/>
+                <w:color w:val="44546A" w:themeColor="text2"/>
+                <w:lang w:eastAsia="es-CL"/>
+              </w:rPr>
+            </w:pPr>
+            <w:r>
+              <w:rPr>
+                <w:rFonts w:ascii="Calibri" w:hAnsi="Calibri" w:cs="Arial"/>
+                <w:iCs/>
+                <w:color w:val="44546A" w:themeColor="text2"/>
+                <w:lang w:eastAsia="es-CL"/>
+              </w:rPr>
+              <w:t xml:space="preserve">1. Levantamiento de Requerimientos: Se definió el </w:t>
+            </w:r>
+            <w:proofErr w:type="spellStart"/>
+            <w:r>
+              <w:rPr>
+                <w:rFonts w:ascii="Calibri" w:hAnsi="Calibri" w:cs="Arial"/>
+                <w:iCs/>
+                <w:color w:val="44546A" w:themeColor="text2"/>
+                <w:lang w:eastAsia="es-CL"/>
+              </w:rPr>
+              <w:t>Product</w:t>
+            </w:r>
+            <w:proofErr w:type="spellEnd"/>
+            <w:r>
+              <w:rPr>
+                <w:rFonts w:ascii="Calibri" w:hAnsi="Calibri" w:cs="Arial"/>
+                <w:iCs/>
+                <w:color w:val="44546A" w:themeColor="text2"/>
+                <w:lang w:eastAsia="es-CL"/>
+              </w:rPr>
+              <w:t xml:space="preserve"> Backlog completo junto al socio estratégico, priorizando las historias de usuario para el MVP.</w:t>
+            </w:r>
+          </w:p>
+          <w:p>
+            <w:pPr>
+              <w:jc w:val="both"/>
+              <w:rPr>
+                <w:rFonts w:ascii="Calibri" w:hAnsi="Calibri" w:cs="Arial"/>
+                <w:iCs/>
+                <w:color w:val="44546A" w:themeColor="text2"/>
+                <w:lang w:eastAsia="es-CL"/>
+              </w:rPr>
+            </w:pPr>
+            <w:r>
+              <w:rPr>
+                <w:rFonts w:ascii="Calibri" w:hAnsi="Calibri" w:cs="Arial"/>
+                <w:iCs/>
+                <w:color w:val="44546A" w:themeColor="text2"/>
+                <w:lang w:eastAsia="es-CL"/>
+              </w:rPr>
+              <w:t>2. Arquitectura y Datos: Se diseñó la arquitectura de software y se construyó el Modelo Entidad-Relación (MER) final para la base de datos, validando la integridad de datos sensibles.</w:t>
+            </w:r>
+          </w:p>
+          <w:p>
+            <w:pPr>
+              <w:jc w:val="both"/>
+              <w:rPr>
+                <w:rFonts w:ascii="Calibri" w:hAnsi="Calibri" w:cs="Arial"/>
+                <w:iCs/>
+                <w:color w:val="44546A" w:themeColor="text2"/>
+                <w:lang w:eastAsia="es-CL"/>
+              </w:rPr>
+            </w:pPr>
+            <w:r>
+              <w:rPr>
+                <w:rFonts w:ascii="Calibri" w:hAnsi="Calibri" w:cs="Arial"/>
+                <w:iCs/>
+                <w:color w:val="44546A" w:themeColor="text2"/>
+                <w:lang w:eastAsia="es-CL"/>
+              </w:rPr>
+              <w:t xml:space="preserve">3. Configuración de Entorno: Se desplegaron los ambientes de desarrollo y </w:t>
+            </w:r>
+            <w:r>
+              <w:rPr>
+                <w:rFonts w:ascii="Calibri" w:hAnsi="Calibri" w:cs="Arial"/>
+                <w:iCs/>
+                <w:color w:val="44546A" w:themeColor="text2"/>
+                <w:lang w:eastAsia="es-CL"/>
+              </w:rPr>
+              <w:t>de pruebas</w:t>
+            </w:r>
+            <w:r>
+              <w:rPr>
+                <w:rFonts w:ascii="Calibri" w:hAnsi="Calibri" w:cs="Arial"/>
+                <w:iCs/>
+                <w:color w:val="44546A" w:themeColor="text2"/>
+                <w:lang w:eastAsia="es-CL"/>
+              </w:rPr>
+              <w:t xml:space="preserve"> con las tecnologías seleccionadas.</w:t>
+            </w:r>
+          </w:p>
+          <w:p>
+            <w:pPr>
+              <w:jc w:val="both"/>
+              <w:rPr>
+                <w:rFonts w:ascii="Calibri" w:hAnsi="Calibri" w:cs="Arial"/>
+                <w:iCs/>
+                <w:color w:val="44546A" w:themeColor="text2"/>
+                <w:lang w:eastAsia="es-CL"/>
+              </w:rPr>
+            </w:pPr>
+            <w:r>
+              <w:rPr>
+                <w:rFonts w:ascii="Calibri" w:hAnsi="Calibri" w:cs="Arial"/>
+                <w:iCs/>
+                <w:color w:val="44546A" w:themeColor="text2"/>
+                <w:lang w:eastAsia="es-CL"/>
+              </w:rPr>
+              <w:t xml:space="preserve">4. Inicio de Desarrollo: Se encuentra en curso la codificación de los módulos </w:t>
+            </w:r>
+            <w:r>
+              <w:rPr>
+                <w:rFonts w:ascii="Calibri" w:hAnsi="Calibri" w:cs="Arial"/>
+                <w:iCs/>
+                <w:color w:val="44546A" w:themeColor="text2"/>
+                <w:lang w:eastAsia="es-CL"/>
+              </w:rPr>
+              <w:t>principales</w:t>
+            </w:r>
+            <w:r>
+              <w:rPr>
+                <w:rFonts w:ascii="Calibri" w:hAnsi="Calibri" w:cs="Arial"/>
+                <w:iCs/>
+                <w:color w:val="44546A" w:themeColor="text2"/>
+                <w:lang w:eastAsia="es-CL"/>
+              </w:rPr>
+              <w:t xml:space="preserve"> (Gestión de Pacientes y Agenda), aplicando la sistematización definida.</w:t>
+            </w:r>
+          </w:p>
+          <w:p>
+            <w:pPr>
+              <w:jc w:val="both"/>
+              <w:rPr>
+                <w:rFonts w:ascii="Calibri" w:hAnsi="Calibri" w:cs="Arial"/>
+                <w:iCs/>
+                <w:color w:val="44546A" w:themeColor="text2"/>
+                <w:lang w:eastAsia="es-CL"/>
+              </w:rPr>
+            </w:pPr>
+            <w:r>
+              <w:rPr>
+                <w:rFonts w:ascii="Calibri" w:hAnsi="Calibri" w:cs="Arial"/>
+                <w:iCs/>
+                <w:color w:val="44546A" w:themeColor="text2"/>
+                <w:lang w:eastAsia="es-CL"/>
+              </w:rPr>
+              <w:t>Objetivos Específicos Cumplidos:</w:t>
+            </w:r>
+          </w:p>
+          <w:p>
+            <w:pPr>
+              <w:jc w:val="both"/>
+              <w:rPr>
+                <w:rFonts w:ascii="Calibri" w:hAnsi="Calibri" w:cs="Arial"/>
+                <w:iCs/>
+                <w:color w:val="44546A" w:themeColor="text2"/>
+                <w:lang w:eastAsia="es-CL"/>
+              </w:rPr>
+            </w:pPr>
+            <w:r>
+              <w:rPr>
+                <w:rFonts w:ascii="Calibri" w:hAnsi="Calibri" w:cs="Arial"/>
+                <w:iCs/>
+                <w:color w:val="44546A" w:themeColor="text2"/>
+                <w:lang w:eastAsia="es-CL"/>
+              </w:rPr>
+              <w:t>• Construir el modelo arquitectónico de la solución sistémica. (Logrado al 100%).</w:t>
+            </w:r>
+          </w:p>
+          <w:p>
+            <w:pPr>
+              <w:jc w:val="both"/>
+              <w:rPr>
+                <w:rFonts w:ascii="Calibri" w:hAnsi="Calibri" w:cs="Arial"/>
+                <w:iCs/>
+                <w:color w:val="44546A" w:themeColor="text2"/>
+                <w:lang w:eastAsia="es-CL"/>
+              </w:rPr>
+            </w:pPr>
+            <w:r>
+              <w:rPr>
+                <w:rFonts w:ascii="Calibri" w:hAnsi="Calibri" w:cs="Arial"/>
+                <w:iCs/>
+                <w:color w:val="44546A" w:themeColor="text2"/>
+                <w:lang w:eastAsia="es-CL"/>
+              </w:rPr>
+              <w:t>• Implementar una base de datos robusta y escalable. (Estructura implementada y lista para carga de datos).</w:t>
+            </w:r>
+          </w:p>
+          <w:p>
+            <w:pPr>
+              <w:jc w:val="both"/>
+              <w:rPr>
+                <w:rFonts w:ascii="Calibri" w:hAnsi="Calibri" w:cs="Arial"/>
                 <w:i/>
                 <w:color w:val="548DD4"/>
                 <w:sz w:val="20"/>
@@ -637,151 +874,6 @@
                 <w:lang w:eastAsia="es-CL"/>
               </w:rPr>
             </w:pPr>
-            <w:r>
-              <w:rPr>
-                <w:rFonts w:ascii="Calibri" w:hAnsi="Calibri" w:cs="Arial"/>
-                <w:i/>
-                <w:color w:val="548DD4"/>
-                <w:sz w:val="20"/>
-                <w:szCs w:val="20"/>
-                <w:lang w:eastAsia="es-CL"/>
-              </w:rPr>
-              <w:t xml:space="preserve">En esta </w:t>
-            </w:r>
-            <w:r>
-              <w:rPr>
-                <w:rFonts w:ascii="Calibri" w:hAnsi="Calibri" w:cs="Arial"/>
-                <w:i/>
-                <w:color w:val="548DD4"/>
-                <w:sz w:val="20"/>
-                <w:szCs w:val="20"/>
-                <w:lang w:eastAsia="es-CL"/>
-              </w:rPr>
-              <w:t>sección</w:t>
-            </w:r>
-            <w:r>
-              <w:rPr>
-                <w:rFonts w:ascii="Calibri" w:hAnsi="Calibri" w:cs="Arial"/>
-                <w:i/>
-                <w:color w:val="548DD4"/>
-                <w:sz w:val="20"/>
-                <w:szCs w:val="20"/>
-                <w:lang w:eastAsia="es-CL"/>
-              </w:rPr>
-              <w:t xml:space="preserve"> deberá</w:t>
-            </w:r>
-            <w:r>
-              <w:rPr>
-                <w:rFonts w:ascii="Calibri" w:hAnsi="Calibri" w:cs="Arial"/>
-                <w:i/>
-                <w:color w:val="548DD4"/>
-                <w:sz w:val="20"/>
-                <w:szCs w:val="20"/>
-                <w:lang w:eastAsia="es-CL"/>
-              </w:rPr>
-              <w:t>s</w:t>
-            </w:r>
-            <w:r>
-              <w:rPr>
-                <w:rFonts w:ascii="Calibri" w:hAnsi="Calibri" w:cs="Arial"/>
-                <w:i/>
-                <w:color w:val="548DD4"/>
-                <w:sz w:val="20"/>
-                <w:szCs w:val="20"/>
-                <w:lang w:eastAsia="es-CL"/>
-              </w:rPr>
-              <w:t xml:space="preserve"> </w:t>
-            </w:r>
-            <w:r>
-              <w:rPr>
-                <w:rFonts w:ascii="Calibri" w:hAnsi="Calibri" w:cs="Arial"/>
-                <w:i/>
-                <w:color w:val="548DD4"/>
-                <w:sz w:val="20"/>
-                <w:szCs w:val="20"/>
-                <w:lang w:eastAsia="es-CL"/>
-              </w:rPr>
-              <w:t xml:space="preserve">realizar un resumen de los avances que has realizado en tu proyecto APT. </w:t>
-            </w:r>
-            <w:r>
-              <w:rPr>
-                <w:rFonts w:ascii="Calibri" w:hAnsi="Calibri" w:cs="Arial"/>
-                <w:i/>
-                <w:color w:val="548DD4"/>
-                <w:sz w:val="20"/>
-                <w:szCs w:val="20"/>
-                <w:lang w:eastAsia="es-CL"/>
-              </w:rPr>
-              <w:t xml:space="preserve">Relata </w:t>
-            </w:r>
-            <w:r>
-              <w:rPr>
-                <w:rFonts w:ascii="Calibri" w:hAnsi="Calibri" w:cs="Arial"/>
-                <w:i/>
-                <w:color w:val="548DD4"/>
-                <w:sz w:val="20"/>
-                <w:szCs w:val="20"/>
-                <w:lang w:eastAsia="es-CL"/>
-              </w:rPr>
-              <w:t xml:space="preserve">brevemente </w:t>
-            </w:r>
-            <w:r>
-              <w:rPr>
-                <w:rFonts w:ascii="Calibri" w:hAnsi="Calibri" w:cs="Arial"/>
-                <w:i/>
-                <w:color w:val="548DD4"/>
-                <w:sz w:val="20"/>
-                <w:szCs w:val="20"/>
-                <w:lang w:eastAsia="es-CL"/>
-              </w:rPr>
-              <w:t xml:space="preserve">qué </w:t>
-            </w:r>
-            <w:r>
-              <w:rPr>
-                <w:rFonts w:ascii="Calibri" w:hAnsi="Calibri" w:cs="Arial"/>
-                <w:i/>
-                <w:color w:val="548DD4"/>
-                <w:sz w:val="20"/>
-                <w:szCs w:val="20"/>
-                <w:lang w:eastAsia="es-CL"/>
-              </w:rPr>
-              <w:t xml:space="preserve">actividades </w:t>
-            </w:r>
-            <w:r>
-              <w:rPr>
-                <w:rFonts w:ascii="Calibri" w:hAnsi="Calibri" w:cs="Arial"/>
-                <w:i/>
-                <w:color w:val="548DD4"/>
-                <w:sz w:val="20"/>
-                <w:szCs w:val="20"/>
-                <w:lang w:eastAsia="es-CL"/>
-              </w:rPr>
-              <w:t>del proyecto has llevado a cabo y qué objetivos específicos has cumplido hasta el minuto y de qué manera.</w:t>
-            </w:r>
-          </w:p>
-          <w:p>
-            <w:pPr>
-              <w:jc w:val="both"/>
-              <w:rPr>
-                <w:rFonts w:ascii="Calibri" w:hAnsi="Calibri" w:cs="Arial"/>
-                <w:i/>
-                <w:color w:val="548DD4"/>
-                <w:sz w:val="20"/>
-                <w:szCs w:val="20"/>
-                <w:lang w:eastAsia="es-CL"/>
-              </w:rPr>
-            </w:pPr>
-            <w:r>
-              <w:rPr>
-                <w:rFonts w:ascii="Calibri" w:hAnsi="Calibri" w:cs="Arial"/>
-                <w:i/>
-                <w:color w:val="548DD4"/>
-                <w:sz w:val="20"/>
-                <w:szCs w:val="20"/>
-                <w:lang w:eastAsia="es-CL"/>
-              </w:rPr>
-              <w:t>En caso que hayas realizado ajustes a los objetivos o metodología, debes incluir dichos apartados nuevamente en este informe, señalando cuáles son dichos ajustes.</w:t>
-            </w:r>
           </w:p>
         </w:tc>
       </w:tr>
@@ -806,6 +898,7 @@
                 <w:rFonts w:ascii="Calibri" w:hAnsi="Calibri"/>
                 <w:color w:val="1F3864" w:themeColor="accent1" w:themeShade="80"/>
               </w:rPr>
+              <w:lastRenderedPageBreak/>
               <w:t>Objetivos</w:t>
             </w:r>
           </w:p>
@@ -831,13 +924,22 @@
             <w:r>
               <w:rPr>
                 <w:rFonts w:ascii="Calibri" w:hAnsi="Calibri" w:cs="Arial"/>
+                <w:iCs/>
+                <w:color w:val="44546A" w:themeColor="text2"/>
+                <w:lang w:eastAsia="es-CL"/>
+              </w:rPr>
+              <w:t>No se han realizado cambios a los objetivos generales ni específicos planteados en la Fase 1</w:t>
+            </w:r>
+            <w:r>
+              <w:rPr>
+                <w:rFonts w:ascii="Calibri" w:hAnsi="Calibri" w:cs="Arial"/>
                 <w:i/>
                 <w:color w:val="548DD4"/>
                 <w:sz w:val="20"/>
                 <w:szCs w:val="20"/>
                 <w:lang w:eastAsia="es-CL"/>
               </w:rPr>
-              <w:t>Opcional en caso de ajuste</w:t>
+              <w:t>.</w:t>
             </w:r>
           </w:p>
         </w:tc>
@@ -877,23 +979,57 @@
               <w:jc w:val="both"/>
               <w:rPr>
                 <w:rFonts w:ascii="Calibri" w:hAnsi="Calibri" w:cs="Arial"/>
-                <w:i/>
-                <w:color w:val="548DD4"/>
-                <w:sz w:val="20"/>
-                <w:szCs w:val="20"/>
-                <w:lang w:eastAsia="es-CL"/>
-              </w:rPr>
-            </w:pPr>
-            <w:r>
-              <w:rPr>
-                <w:rFonts w:ascii="Calibri" w:hAnsi="Calibri" w:cs="Arial"/>
-                <w:i/>
-                <w:color w:val="548DD4"/>
-                <w:sz w:val="20"/>
-                <w:szCs w:val="20"/>
-                <w:lang w:eastAsia="es-CL"/>
-              </w:rPr>
-              <w:t>Opcional en caso de ajuste</w:t>
+                <w:iCs/>
+                <w:color w:val="44546A" w:themeColor="text2"/>
+                <w:lang w:eastAsia="es-CL"/>
+              </w:rPr>
+            </w:pPr>
+            <w:r>
+              <w:rPr>
+                <w:rFonts w:ascii="Calibri" w:hAnsi="Calibri" w:cs="Arial"/>
+                <w:iCs/>
+                <w:color w:val="44546A" w:themeColor="text2"/>
+                <w:lang w:eastAsia="es-CL"/>
+              </w:rPr>
+              <w:t>Se mantiene la metodología Solo Scrum, pero se ha ajustado la distribución de tareas operativas para optimizar tiempos:</w:t>
+            </w:r>
+          </w:p>
+          <w:p>
+            <w:pPr>
+              <w:jc w:val="both"/>
+              <w:rPr>
+                <w:rFonts w:ascii="Calibri" w:hAnsi="Calibri" w:cs="Arial"/>
+                <w:iCs/>
+                <w:color w:val="44546A" w:themeColor="text2"/>
+                <w:lang w:eastAsia="es-CL"/>
+              </w:rPr>
+            </w:pPr>
+            <w:r>
+              <w:rPr>
+                <w:rFonts w:ascii="Calibri" w:hAnsi="Calibri" w:cs="Arial"/>
+                <w:iCs/>
+                <w:color w:val="44546A" w:themeColor="text2"/>
+                <w:lang w:eastAsia="es-CL"/>
+              </w:rPr>
+              <w:t>• Ajuste: Se delega formalmente al Socio Estratégico la tarea de "Limpieza y Estandarización de Datos"</w:t>
+            </w:r>
+            <w:r>
+              <w:rPr>
+                <w:rFonts w:ascii="Calibri" w:hAnsi="Calibri" w:cs="Arial"/>
+                <w:iCs/>
+                <w:color w:val="44546A" w:themeColor="text2"/>
+                <w:lang w:eastAsia="es-CL"/>
+              </w:rPr>
+              <w:t xml:space="preserve"> </w:t>
+            </w:r>
+            <w:r>
+              <w:rPr>
+                <w:rFonts w:ascii="Calibri" w:hAnsi="Calibri" w:cs="Arial"/>
+                <w:iCs/>
+                <w:color w:val="44546A" w:themeColor="text2"/>
+                <w:lang w:eastAsia="es-CL"/>
+              </w:rPr>
+              <w:t>y la creación de "Casos de Prueba de Usuario", liberando carga del desarrollador (Gonzalo).</w:t>
             </w:r>
           </w:p>
         </w:tc>
@@ -933,369 +1069,238 @@
               <w:jc w:val="both"/>
               <w:rPr>
                 <w:rFonts w:ascii="Calibri" w:hAnsi="Calibri" w:cs="Arial"/>
-                <w:i/>
-                <w:color w:val="548DD4"/>
-                <w:sz w:val="20"/>
-                <w:szCs w:val="20"/>
-                <w:lang w:eastAsia="es-CL"/>
-              </w:rPr>
-            </w:pPr>
-            <w:r>
-              <w:rPr>
-                <w:rFonts w:ascii="Calibri" w:hAnsi="Calibri" w:cs="Arial"/>
-                <w:i/>
-                <w:color w:val="548DD4"/>
-                <w:sz w:val="20"/>
-                <w:szCs w:val="20"/>
-                <w:lang w:eastAsia="es-CL"/>
-              </w:rPr>
-              <w:t>Describe la</w:t>
-            </w:r>
-            <w:r>
-              <w:rPr>
-                <w:rFonts w:ascii="Calibri" w:hAnsi="Calibri" w:cs="Arial"/>
-                <w:i/>
-                <w:color w:val="548DD4"/>
-                <w:sz w:val="20"/>
-                <w:szCs w:val="20"/>
-                <w:lang w:eastAsia="es-CL"/>
-              </w:rPr>
-              <w:t>(</w:t>
-            </w:r>
-            <w:r>
-              <w:rPr>
-                <w:rFonts w:ascii="Calibri" w:hAnsi="Calibri" w:cs="Arial"/>
-                <w:i/>
-                <w:color w:val="548DD4"/>
-                <w:sz w:val="20"/>
-                <w:szCs w:val="20"/>
-                <w:lang w:eastAsia="es-CL"/>
-              </w:rPr>
-              <w:t>s</w:t>
-            </w:r>
-            <w:r>
-              <w:rPr>
-                <w:rFonts w:ascii="Calibri" w:hAnsi="Calibri" w:cs="Arial"/>
-                <w:i/>
-                <w:color w:val="548DD4"/>
-                <w:sz w:val="20"/>
-                <w:szCs w:val="20"/>
+                <w:iCs/>
+                <w:color w:val="44546A" w:themeColor="text2"/>
+                <w:lang w:eastAsia="es-CL"/>
+              </w:rPr>
+            </w:pPr>
+            <w:r>
+              <w:rPr>
+                <w:rFonts w:ascii="Calibri" w:hAnsi="Calibri" w:cs="Arial"/>
+                <w:iCs/>
+                <w:color w:val="44546A" w:themeColor="text2"/>
+                <w:lang w:eastAsia="es-CL"/>
+              </w:rPr>
+              <w:t>-</w:t>
+            </w:r>
+            <w:r>
+              <w:rPr>
+                <w:rFonts w:ascii="Calibri" w:hAnsi="Calibri" w:cs="Arial"/>
+                <w:iCs/>
+                <w:color w:val="44546A" w:themeColor="text2"/>
+                <w:lang w:eastAsia="es-CL"/>
+              </w:rPr>
+              <w:t xml:space="preserve"> </w:t>
+            </w:r>
+            <w:r>
+              <w:rPr>
+                <w:rFonts w:ascii="Calibri" w:hAnsi="Calibri" w:cs="Arial"/>
+                <w:iCs/>
+                <w:color w:val="44546A" w:themeColor="text2"/>
+                <w:lang w:eastAsia="es-CL"/>
+              </w:rPr>
+              <w:t xml:space="preserve"> </w:t>
+            </w:r>
+            <w:r>
+              <w:rPr>
+                <w:rFonts w:ascii="Calibri" w:hAnsi="Calibri" w:cs="Arial"/>
+                <w:iCs/>
+                <w:color w:val="44546A" w:themeColor="text2"/>
+                <w:lang w:eastAsia="es-CL"/>
+              </w:rPr>
+              <w:t xml:space="preserve">Diagrama de Arquitectura y </w:t>
+            </w:r>
+            <w:r>
+              <w:rPr>
+                <w:rFonts w:ascii="Calibri" w:hAnsi="Calibri" w:cs="Arial"/>
+                <w:iCs/>
+                <w:color w:val="44546A" w:themeColor="text2"/>
+                <w:lang w:eastAsia="es-CL"/>
+              </w:rPr>
+              <w:t>Flujo de Datos.</w:t>
+            </w:r>
+            <w:r>
+              <w:rPr>
+                <w:rFonts w:ascii="Calibri" w:hAnsi="Calibri" w:cs="Arial"/>
+                <w:iCs/>
+                <w:color w:val="44546A" w:themeColor="text2"/>
+                <w:lang w:eastAsia="es-CL"/>
+              </w:rPr>
+              <w:t xml:space="preserve"> (Anexo)</w:t>
+            </w:r>
+          </w:p>
+          <w:p>
+            <w:pPr>
+              <w:jc w:val="both"/>
+              <w:rPr>
+                <w:rFonts w:ascii="Calibri" w:hAnsi="Calibri" w:cs="Arial"/>
+                <w:iCs/>
+                <w:color w:val="44546A" w:themeColor="text2"/>
+                <w:lang w:eastAsia="es-CL"/>
+              </w:rPr>
+            </w:pPr>
+            <w:r>
+              <w:rPr>
+                <w:rFonts w:ascii="Calibri" w:hAnsi="Calibri" w:cs="Arial"/>
+                <w:iCs/>
+                <w:color w:val="44546A" w:themeColor="text2"/>
+                <w:lang w:eastAsia="es-CL"/>
+              </w:rPr>
+              <w:t>-  Diagrama BMPN.</w:t>
+            </w:r>
+            <w:r>
+              <w:rPr>
+                <w:rFonts w:ascii="Calibri" w:hAnsi="Calibri" w:cs="Arial"/>
+                <w:iCs/>
+                <w:color w:val="44546A" w:themeColor="text2"/>
+                <w:lang w:eastAsia="es-CL"/>
+              </w:rPr>
+              <w:t xml:space="preserve"> (Anexo)</w:t>
+            </w:r>
+          </w:p>
+          <w:p>
+            <w:pPr>
+              <w:jc w:val="both"/>
+              <w:rPr>
+                <w:rFonts w:ascii="Calibri" w:hAnsi="Calibri" w:cs="Arial"/>
+                <w:iCs/>
+                <w:color w:val="44546A" w:themeColor="text2"/>
+                <w:lang w:eastAsia="es-CL"/>
+              </w:rPr>
+            </w:pPr>
+            <w:r>
+              <w:rPr>
+                <w:rFonts w:ascii="Calibri" w:hAnsi="Calibri" w:cs="Arial"/>
+                <w:iCs/>
+                <w:color w:val="44546A" w:themeColor="text2"/>
+                <w:lang w:eastAsia="es-CL"/>
+              </w:rPr>
+              <w:t>-</w:t>
+            </w:r>
+            <w:r>
+              <w:rPr>
+                <w:rFonts w:ascii="Calibri" w:hAnsi="Calibri" w:cs="Arial"/>
+                <w:iCs/>
+                <w:color w:val="44546A" w:themeColor="text2"/>
+                <w:lang w:eastAsia="es-CL"/>
+              </w:rPr>
+              <w:t xml:space="preserve"> Prototipo Funcional (Módulo Pacientes): Demuestra el avance en la construcción del software</w:t>
+            </w:r>
+            <w:r>
+              <w:rPr>
+                <w:rFonts w:ascii="Calibri" w:hAnsi="Calibri" w:cs="Arial"/>
+                <w:iCs/>
+                <w:color w:val="44546A" w:themeColor="text2"/>
+                <w:lang w:eastAsia="es-CL"/>
+              </w:rPr>
+              <w:t xml:space="preserve"> como un MVP</w:t>
+            </w:r>
+            <w:r>
+              <w:rPr>
+                <w:rFonts w:ascii="Calibri" w:hAnsi="Calibri" w:cs="Arial"/>
+                <w:iCs/>
+                <w:color w:val="44546A" w:themeColor="text2"/>
+                <w:lang w:eastAsia="es-CL"/>
+              </w:rPr>
+              <w:t xml:space="preserve"> (</w:t>
+            </w:r>
+            <w:r>
+              <w:rPr>
+                <w:rFonts w:ascii="Calibri" w:hAnsi="Calibri" w:cs="Arial"/>
+                <w:iCs/>
+                <w:color w:val="44546A" w:themeColor="text2"/>
+                <w:lang w:eastAsia="es-CL"/>
+              </w:rPr>
+              <w:t>https://dev.dentalware.app</w:t>
+            </w:r>
+            <w:r>
+              <w:rPr>
+                <w:rFonts w:ascii="Calibri" w:hAnsi="Calibri" w:cs="Arial"/>
+                <w:iCs/>
+                <w:color w:val="44546A" w:themeColor="text2"/>
                 <w:lang w:eastAsia="es-CL"/>
               </w:rPr>
               <w:t>)</w:t>
             </w:r>
-            <w:r>
-              <w:rPr>
-                <w:rFonts w:ascii="Calibri" w:hAnsi="Calibri" w:cs="Arial"/>
-                <w:i/>
-                <w:color w:val="548DD4"/>
-                <w:sz w:val="20"/>
-                <w:szCs w:val="20"/>
-                <w:lang w:eastAsia="es-CL"/>
-              </w:rPr>
-              <w:t xml:space="preserve"> evidencia</w:t>
-            </w:r>
-            <w:r>
-              <w:rPr>
-                <w:rFonts w:ascii="Calibri" w:hAnsi="Calibri" w:cs="Arial"/>
-                <w:i/>
-                <w:color w:val="548DD4"/>
-                <w:sz w:val="20"/>
-                <w:szCs w:val="20"/>
-                <w:lang w:eastAsia="es-CL"/>
-              </w:rPr>
-              <w:t>(</w:t>
-            </w:r>
-            <w:r>
-              <w:rPr>
-                <w:rFonts w:ascii="Calibri" w:hAnsi="Calibri" w:cs="Arial"/>
-                <w:i/>
-                <w:color w:val="548DD4"/>
-                <w:sz w:val="20"/>
-                <w:szCs w:val="20"/>
-                <w:lang w:eastAsia="es-CL"/>
-              </w:rPr>
-              <w:t>s</w:t>
-            </w:r>
-            <w:r>
-              <w:rPr>
-                <w:rFonts w:ascii="Calibri" w:hAnsi="Calibri" w:cs="Arial"/>
-                <w:i/>
-                <w:color w:val="548DD4"/>
-                <w:sz w:val="20"/>
-                <w:szCs w:val="20"/>
-                <w:lang w:eastAsia="es-CL"/>
-              </w:rPr>
-              <w:t>)</w:t>
-            </w:r>
-            <w:r>
-              <w:rPr>
-                <w:rFonts w:ascii="Calibri" w:hAnsi="Calibri" w:cs="Arial"/>
-                <w:i/>
-                <w:color w:val="548DD4"/>
-                <w:sz w:val="20"/>
-                <w:szCs w:val="20"/>
-                <w:lang w:eastAsia="es-CL"/>
-              </w:rPr>
-              <w:t xml:space="preserve"> que </w:t>
-            </w:r>
-            <w:r>
-              <w:rPr>
-                <w:rFonts w:ascii="Calibri" w:hAnsi="Calibri" w:cs="Arial"/>
-                <w:i/>
-                <w:color w:val="548DD4"/>
-                <w:sz w:val="20"/>
-                <w:szCs w:val="20"/>
-                <w:lang w:eastAsia="es-CL"/>
-              </w:rPr>
-              <w:t xml:space="preserve">presentarás en este informe de avance y justifica </w:t>
-            </w:r>
-            <w:r>
-              <w:rPr>
-                <w:rFonts w:ascii="Calibri" w:hAnsi="Calibri" w:cs="Arial"/>
-                <w:i/>
-                <w:color w:val="548DD4"/>
-                <w:sz w:val="20"/>
-                <w:szCs w:val="20"/>
-                <w:lang w:eastAsia="es-CL"/>
-              </w:rPr>
-              <w:t xml:space="preserve">de qué manera </w:t>
-            </w:r>
-            <w:r>
-              <w:rPr>
-                <w:rFonts w:ascii="Calibri" w:hAnsi="Calibri" w:cs="Arial"/>
-                <w:i/>
-                <w:color w:val="548DD4"/>
-                <w:sz w:val="20"/>
-                <w:szCs w:val="20"/>
-                <w:lang w:eastAsia="es-CL"/>
-              </w:rPr>
-              <w:t>esta</w:t>
-            </w:r>
-            <w:r>
-              <w:rPr>
-                <w:rFonts w:ascii="Calibri" w:hAnsi="Calibri" w:cs="Arial"/>
-                <w:i/>
-                <w:color w:val="548DD4"/>
-                <w:sz w:val="20"/>
-                <w:szCs w:val="20"/>
-                <w:lang w:eastAsia="es-CL"/>
-              </w:rPr>
-              <w:t>(</w:t>
-            </w:r>
-            <w:r>
-              <w:rPr>
-                <w:rFonts w:ascii="Calibri" w:hAnsi="Calibri" w:cs="Arial"/>
-                <w:i/>
-                <w:color w:val="548DD4"/>
-                <w:sz w:val="20"/>
-                <w:szCs w:val="20"/>
-                <w:lang w:eastAsia="es-CL"/>
-              </w:rPr>
-              <w:t>s</w:t>
-            </w:r>
-            <w:r>
-              <w:rPr>
-                <w:rFonts w:ascii="Calibri" w:hAnsi="Calibri" w:cs="Arial"/>
-                <w:i/>
-                <w:color w:val="548DD4"/>
-                <w:sz w:val="20"/>
-                <w:szCs w:val="20"/>
-                <w:lang w:eastAsia="es-CL"/>
-              </w:rPr>
-              <w:t>)</w:t>
-            </w:r>
-            <w:r>
-              <w:rPr>
-                <w:rFonts w:ascii="Calibri" w:hAnsi="Calibri" w:cs="Arial"/>
-                <w:i/>
-                <w:color w:val="548DD4"/>
-                <w:sz w:val="20"/>
-                <w:szCs w:val="20"/>
-                <w:lang w:eastAsia="es-CL"/>
-              </w:rPr>
-              <w:t xml:space="preserve"> evidencia</w:t>
-            </w:r>
-            <w:r>
-              <w:rPr>
-                <w:rFonts w:ascii="Calibri" w:hAnsi="Calibri" w:cs="Arial"/>
-                <w:i/>
-                <w:color w:val="548DD4"/>
-                <w:sz w:val="20"/>
-                <w:szCs w:val="20"/>
-                <w:lang w:eastAsia="es-CL"/>
-              </w:rPr>
-              <w:t>(</w:t>
-            </w:r>
-            <w:r>
-              <w:rPr>
-                <w:rFonts w:ascii="Calibri" w:hAnsi="Calibri" w:cs="Arial"/>
-                <w:i/>
-                <w:color w:val="548DD4"/>
-                <w:sz w:val="20"/>
-                <w:szCs w:val="20"/>
-                <w:lang w:eastAsia="es-CL"/>
-              </w:rPr>
-              <w:t>s</w:t>
-            </w:r>
-            <w:r>
-              <w:rPr>
-                <w:rFonts w:ascii="Calibri" w:hAnsi="Calibri" w:cs="Arial"/>
-                <w:i/>
-                <w:color w:val="548DD4"/>
-                <w:sz w:val="20"/>
-                <w:szCs w:val="20"/>
-                <w:lang w:eastAsia="es-CL"/>
-              </w:rPr>
-              <w:t>)</w:t>
-            </w:r>
-            <w:r>
-              <w:rPr>
-                <w:rFonts w:ascii="Calibri" w:hAnsi="Calibri" w:cs="Arial"/>
-                <w:i/>
-                <w:color w:val="548DD4"/>
-                <w:sz w:val="20"/>
-                <w:szCs w:val="20"/>
-                <w:lang w:eastAsia="es-CL"/>
-              </w:rPr>
-              <w:t xml:space="preserve"> </w:t>
-            </w:r>
-            <w:r>
-              <w:rPr>
-                <w:rFonts w:ascii="Calibri" w:hAnsi="Calibri" w:cs="Arial"/>
-                <w:i/>
-                <w:color w:val="548DD4"/>
-                <w:sz w:val="20"/>
-                <w:szCs w:val="20"/>
-                <w:lang w:eastAsia="es-CL"/>
-              </w:rPr>
-              <w:t xml:space="preserve">permite(n) </w:t>
-            </w:r>
-            <w:r>
-              <w:rPr>
-                <w:rFonts w:ascii="Calibri" w:hAnsi="Calibri" w:cs="Arial"/>
-                <w:i/>
-                <w:color w:val="548DD4"/>
-                <w:sz w:val="20"/>
-                <w:szCs w:val="20"/>
-                <w:lang w:eastAsia="es-CL"/>
-              </w:rPr>
-              <w:t>da</w:t>
-            </w:r>
-            <w:r>
-              <w:rPr>
-                <w:rFonts w:ascii="Calibri" w:hAnsi="Calibri" w:cs="Arial"/>
-                <w:i/>
-                <w:color w:val="548DD4"/>
-                <w:sz w:val="20"/>
-                <w:szCs w:val="20"/>
-                <w:lang w:eastAsia="es-CL"/>
-              </w:rPr>
-              <w:t>r</w:t>
-            </w:r>
-            <w:r>
-              <w:rPr>
-                <w:rFonts w:ascii="Calibri" w:hAnsi="Calibri" w:cs="Arial"/>
-                <w:i/>
-                <w:color w:val="548DD4"/>
-                <w:sz w:val="20"/>
-                <w:szCs w:val="20"/>
-                <w:lang w:eastAsia="es-CL"/>
-              </w:rPr>
-              <w:t xml:space="preserve"> cuenta del </w:t>
-            </w:r>
-            <w:r>
-              <w:rPr>
-                <w:rFonts w:ascii="Calibri" w:hAnsi="Calibri" w:cs="Arial"/>
-                <w:i/>
-                <w:color w:val="548DD4"/>
-                <w:sz w:val="20"/>
-                <w:szCs w:val="20"/>
-                <w:lang w:eastAsia="es-CL"/>
-              </w:rPr>
-              <w:t>desarrollo</w:t>
-            </w:r>
-            <w:r>
-              <w:rPr>
-                <w:rFonts w:ascii="Calibri" w:hAnsi="Calibri" w:cs="Arial"/>
-                <w:i/>
-                <w:color w:val="548DD4"/>
-                <w:sz w:val="20"/>
-                <w:szCs w:val="20"/>
-                <w:lang w:eastAsia="es-CL"/>
-              </w:rPr>
-              <w:t xml:space="preserve"> </w:t>
-            </w:r>
-            <w:r>
-              <w:rPr>
-                <w:rFonts w:ascii="Calibri" w:hAnsi="Calibri" w:cs="Arial"/>
-                <w:i/>
-                <w:color w:val="548DD4"/>
-                <w:sz w:val="20"/>
-                <w:szCs w:val="20"/>
-                <w:lang w:eastAsia="es-CL"/>
-              </w:rPr>
-              <w:t>del proyecto.</w:t>
-            </w:r>
           </w:p>
           <w:p>
             <w:pPr>
               <w:jc w:val="both"/>
               <w:rPr>
                 <w:rFonts w:ascii="Calibri" w:hAnsi="Calibri" w:cs="Arial"/>
-                <w:i/>
-                <w:color w:val="548DD4"/>
-                <w:sz w:val="20"/>
-                <w:szCs w:val="20"/>
-                <w:lang w:eastAsia="es-CL"/>
-              </w:rPr>
-            </w:pPr>
-            <w:r>
-              <w:rPr>
-                <w:rFonts w:ascii="Calibri" w:hAnsi="Calibri" w:cs="Arial"/>
-                <w:i/>
-                <w:color w:val="548DD4"/>
-                <w:sz w:val="20"/>
-                <w:szCs w:val="20"/>
-                <w:lang w:eastAsia="es-CL"/>
-              </w:rPr>
-              <w:t xml:space="preserve">En caso de ser pertinente </w:t>
-            </w:r>
-            <w:r>
-              <w:rPr>
-                <w:rFonts w:ascii="Calibri" w:hAnsi="Calibri" w:cs="Arial"/>
-                <w:i/>
-                <w:color w:val="548DD4"/>
-                <w:sz w:val="20"/>
-                <w:szCs w:val="20"/>
-                <w:lang w:eastAsia="es-CL"/>
-              </w:rPr>
-              <w:t>explica cómo resguardaste la calidad de tu Proyecto APT a partir de aspectos propios de tu disciplina (correcta aplicación de metodologías, actividades, herramientas, recursos propios, etc.).</w:t>
-            </w:r>
+                <w:iCs/>
+                <w:color w:val="44546A" w:themeColor="text2"/>
+                <w:lang w:eastAsia="es-CL"/>
+              </w:rPr>
+            </w:pPr>
           </w:p>
           <w:p>
             <w:pPr>
               <w:jc w:val="both"/>
               <w:rPr>
                 <w:rFonts w:ascii="Calibri" w:hAnsi="Calibri" w:cs="Arial"/>
-                <w:b/>
-                <w:i/>
-                <w:color w:val="548DD4"/>
-                <w:sz w:val="20"/>
-                <w:szCs w:val="20"/>
-                <w:lang w:eastAsia="es-CL"/>
-              </w:rPr>
-            </w:pPr>
-            <w:r>
-              <w:rPr>
-                <w:rFonts w:ascii="Calibri" w:hAnsi="Calibri" w:cs="Arial"/>
-                <w:i/>
-                <w:color w:val="548DD4"/>
-                <w:sz w:val="20"/>
-                <w:szCs w:val="20"/>
-                <w:lang w:eastAsia="es-CL"/>
-              </w:rPr>
-              <w:t>En este apartado adjuntar la(s) evidencia(s) seleccionada(s) para ser evaluada por el docente.</w:t>
+                <w:iCs/>
+                <w:color w:val="44546A" w:themeColor="text2"/>
+                <w:lang w:eastAsia="es-CL"/>
+              </w:rPr>
+            </w:pPr>
+            <w:r>
+              <w:rPr>
+                <w:rFonts w:ascii="Calibri" w:hAnsi="Calibri" w:cs="Arial"/>
+                <w:iCs/>
+                <w:color w:val="44546A" w:themeColor="text2"/>
+                <w:lang w:eastAsia="es-CL"/>
+              </w:rPr>
+              <w:t>Resguardo de Calidad:</w:t>
+            </w:r>
+          </w:p>
+          <w:p>
+            <w:pPr>
+              <w:jc w:val="both"/>
+              <w:rPr>
+                <w:rFonts w:ascii="Calibri" w:hAnsi="Calibri" w:cs="Arial"/>
+                <w:iCs/>
+                <w:color w:val="44546A" w:themeColor="text2"/>
+                <w:lang w:eastAsia="es-CL"/>
+              </w:rPr>
+            </w:pPr>
+            <w:r>
+              <w:rPr>
+                <w:rFonts w:ascii="Calibri" w:hAnsi="Calibri" w:cs="Arial"/>
+                <w:iCs/>
+                <w:color w:val="44546A" w:themeColor="text2"/>
+                <w:lang w:eastAsia="es-CL"/>
+              </w:rPr>
+              <w:t>La calidad se ha asegurado mediante la revisión de código estática (</w:t>
+            </w:r>
+            <w:proofErr w:type="spellStart"/>
+            <w:r>
+              <w:rPr>
+                <w:rFonts w:ascii="Calibri" w:hAnsi="Calibri" w:cs="Arial"/>
+                <w:iCs/>
+                <w:color w:val="44546A" w:themeColor="text2"/>
+                <w:lang w:eastAsia="es-CL"/>
+              </w:rPr>
+              <w:t>linting</w:t>
+            </w:r>
+            <w:proofErr w:type="spellEnd"/>
+            <w:r>
+              <w:rPr>
+                <w:rFonts w:ascii="Calibri" w:hAnsi="Calibri" w:cs="Arial"/>
+                <w:iCs/>
+                <w:color w:val="44546A" w:themeColor="text2"/>
+                <w:lang w:eastAsia="es-CL"/>
+              </w:rPr>
+              <w:t>) para mantener estándares de industria y validaciones semanales con el socio estratégico para asegurar que lo construido cumple con la lógica de negocio dental</w:t>
+            </w:r>
+            <w:r>
+              <w:rPr>
+                <w:rFonts w:ascii="Calibri" w:hAnsi="Calibri" w:cs="Arial"/>
+                <w:iCs/>
+                <w:color w:val="44546A" w:themeColor="text2"/>
+                <w:lang w:eastAsia="es-CL"/>
+              </w:rPr>
+              <w:t>.</w:t>
             </w:r>
           </w:p>
         </w:tc>
@@ -1441,13 +1446,13 @@
       </w:tblPr>
       <w:tblGrid>
         <w:gridCol w:w="1328"/>
-        <w:gridCol w:w="1077"/>
-        <w:gridCol w:w="1276"/>
-        <w:gridCol w:w="1276"/>
+        <w:gridCol w:w="1361"/>
+        <w:gridCol w:w="1275"/>
+        <w:gridCol w:w="993"/>
         <w:gridCol w:w="1275"/>
         <w:gridCol w:w="1276"/>
-        <w:gridCol w:w="1418"/>
-        <w:gridCol w:w="850"/>
+        <w:gridCol w:w="1134"/>
+        <w:gridCol w:w="1134"/>
       </w:tblGrid>
       <w:tr>
         <w:trPr>
@@ -1525,7 +1530,7 @@
         </w:tc>
         <w:tc>
           <w:tcPr>
-            <w:tcW w:w="1077" w:type="dxa"/>
+            <w:tcW w:w="1361" w:type="dxa"/>
             <w:vAlign w:val="center"/>
           </w:tcPr>
           <w:p>
@@ -1544,6 +1549,87 @@
                 <w:sz w:val="18"/>
               </w:rPr>
               <w:t>Actividades</w:t>
+            </w:r>
+          </w:p>
+        </w:tc>
+        <w:tc>
+          <w:tcPr>
+            <w:tcW w:w="1275" w:type="dxa"/>
+            <w:vAlign w:val="center"/>
+          </w:tcPr>
+          <w:p>
+            <w:pPr>
+              <w:jc w:val="center"/>
+              <w:rPr>
+                <w:rFonts w:ascii="Calibri" w:hAnsi="Calibri"/>
+                <w:color w:val="1F3864" w:themeColor="accent1" w:themeShade="80"/>
+                <w:sz w:val="18"/>
+              </w:rPr>
+            </w:pPr>
+            <w:r>
+              <w:rPr>
+                <w:rFonts w:ascii="Calibri" w:hAnsi="Calibri"/>
+                <w:color w:val="1F3864" w:themeColor="accent1" w:themeShade="80"/>
+                <w:sz w:val="18"/>
+              </w:rPr>
+              <w:t>Recursos</w:t>
+            </w:r>
+          </w:p>
+        </w:tc>
+        <w:tc>
+          <w:tcPr>
+            <w:tcW w:w="993" w:type="dxa"/>
+            <w:vAlign w:val="center"/>
+          </w:tcPr>
+          <w:p>
+            <w:pPr>
+              <w:jc w:val="center"/>
+              <w:rPr>
+                <w:rFonts w:ascii="Calibri" w:hAnsi="Calibri"/>
+                <w:color w:val="1F3864" w:themeColor="accent1" w:themeShade="80"/>
+                <w:sz w:val="18"/>
+              </w:rPr>
+            </w:pPr>
+            <w:r>
+              <w:rPr>
+                <w:rFonts w:ascii="Calibri" w:hAnsi="Calibri"/>
+                <w:color w:val="1F3864" w:themeColor="accent1" w:themeShade="80"/>
+                <w:sz w:val="18"/>
+              </w:rPr>
+              <w:t>Duración de la actividad</w:t>
+            </w:r>
+          </w:p>
+        </w:tc>
+        <w:tc>
+          <w:tcPr>
+            <w:tcW w:w="1275" w:type="dxa"/>
+            <w:vAlign w:val="center"/>
+          </w:tcPr>
+          <w:p>
+            <w:pPr>
+              <w:jc w:val="center"/>
+              <w:rPr>
+                <w:rFonts w:ascii="Calibri" w:hAnsi="Calibri"/>
+                <w:color w:val="1F3864" w:themeColor="accent1" w:themeShade="80"/>
+                <w:sz w:val="18"/>
+              </w:rPr>
+            </w:pPr>
+            <w:r>
+              <w:rPr>
+                <w:rFonts w:ascii="Calibri" w:hAnsi="Calibri"/>
+                <w:color w:val="1F3864" w:themeColor="accent1" w:themeShade="80"/>
+                <w:sz w:val="18"/>
+              </w:rPr>
+              <w:t>Responsable</w:t>
+            </w:r>
+            <w:r>
+              <w:rPr>
+                <w:rStyle w:val="Refdenotaalpie"/>
+                <w:rFonts w:ascii="Calibri" w:hAnsi="Calibri"/>
+                <w:color w:val="1F3864" w:themeColor="accent1" w:themeShade="80"/>
+                <w:sz w:val="18"/>
+              </w:rPr>
+              <w:footnoteReference w:id="1"/>
             </w:r>
           </w:p>
         </w:tc>
@@ -1567,144 +1653,300 @@
                 <w:color w:val="1F3864" w:themeColor="accent1" w:themeShade="80"/>
                 <w:sz w:val="18"/>
               </w:rPr>
-              <w:t>Recursos</w:t>
+              <w:t>Observaciones</w:t>
+            </w:r>
+          </w:p>
+        </w:tc>
+        <w:tc>
+          <w:tcPr>
+            <w:tcW w:w="1134" w:type="dxa"/>
+            <w:vAlign w:val="center"/>
+          </w:tcPr>
+          <w:p>
+            <w:pPr>
+              <w:jc w:val="center"/>
+              <w:rPr>
+                <w:rFonts w:ascii="Calibri" w:hAnsi="Calibri"/>
+                <w:color w:val="1F3864" w:themeColor="accent1" w:themeShade="80"/>
+                <w:sz w:val="18"/>
+              </w:rPr>
+            </w:pPr>
+            <w:r>
+              <w:rPr>
+                <w:rFonts w:ascii="Calibri" w:hAnsi="Calibri"/>
+                <w:color w:val="1F3864" w:themeColor="accent1" w:themeShade="80"/>
+                <w:sz w:val="18"/>
+              </w:rPr>
+              <w:t>Estado de avance</w:t>
+            </w:r>
+          </w:p>
+        </w:tc>
+        <w:tc>
+          <w:tcPr>
+            <w:tcW w:w="1134" w:type="dxa"/>
+            <w:vAlign w:val="center"/>
+          </w:tcPr>
+          <w:p>
+            <w:pPr>
+              <w:jc w:val="center"/>
+              <w:rPr>
+                <w:rFonts w:ascii="Calibri" w:hAnsi="Calibri"/>
+                <w:color w:val="1F3864" w:themeColor="accent1" w:themeShade="80"/>
+                <w:sz w:val="18"/>
+              </w:rPr>
+            </w:pPr>
+            <w:r>
+              <w:rPr>
+                <w:rFonts w:ascii="Calibri" w:hAnsi="Calibri"/>
+                <w:color w:val="1F3864" w:themeColor="accent1" w:themeShade="80"/>
+                <w:sz w:val="18"/>
+              </w:rPr>
+              <w:t>A</w:t>
+            </w:r>
+            <w:r>
+              <w:rPr>
+                <w:rFonts w:ascii="Calibri" w:hAnsi="Calibri"/>
+                <w:color w:val="1F3864" w:themeColor="accent1" w:themeShade="80"/>
+                <w:sz w:val="18"/>
+              </w:rPr>
+              <w:t>justes</w:t>
+            </w:r>
+          </w:p>
+        </w:tc>
+      </w:tr>
+      <w:tr>
+        <w:trPr>
+          <w:trHeight w:val="1551"/>
+        </w:trPr>
+        <w:tc>
+          <w:tcPr>
+            <w:tcW w:w="1328" w:type="dxa"/>
+          </w:tcPr>
+          <w:p>
+            <w:pPr>
+              <w:jc w:val="center"/>
+              <w:rPr>
+                <w:rFonts w:ascii="Calibri" w:hAnsi="Calibri" w:cs="Arial"/>
+                <w:i/>
+                <w:color w:val="548DD4"/>
+                <w:sz w:val="18"/>
+                <w:szCs w:val="20"/>
+                <w:lang w:eastAsia="es-CL"/>
+              </w:rPr>
+            </w:pPr>
+            <w:r>
+              <w:rPr>
+                <w:rFonts w:ascii="Calibri" w:hAnsi="Calibri" w:cs="Arial"/>
+                <w:iCs/>
+                <w:color w:val="44546A" w:themeColor="text2"/>
+                <w:sz w:val="18"/>
+                <w:szCs w:val="18"/>
+                <w:lang w:eastAsia="es-CL"/>
+              </w:rPr>
+              <w:t>Gestionar proyectos</w:t>
+            </w:r>
+          </w:p>
+        </w:tc>
+        <w:tc>
+          <w:tcPr>
+            <w:tcW w:w="1361" w:type="dxa"/>
+          </w:tcPr>
+          <w:p>
+            <w:pPr>
+              <w:jc w:val="center"/>
+              <w:rPr>
+                <w:rFonts w:ascii="Calibri" w:hAnsi="Calibri" w:cs="Arial"/>
+                <w:i/>
+                <w:color w:val="548DD4"/>
+                <w:sz w:val="18"/>
+                <w:szCs w:val="20"/>
+                <w:lang w:eastAsia="es-CL"/>
+              </w:rPr>
+            </w:pPr>
+            <w:r>
+              <w:rPr>
+                <w:rFonts w:ascii="Calibri" w:hAnsi="Calibri" w:cs="Arial"/>
+                <w:iCs/>
+                <w:color w:val="44546A" w:themeColor="text2"/>
+                <w:sz w:val="18"/>
+                <w:szCs w:val="18"/>
+                <w:lang w:eastAsia="es-CL"/>
+              </w:rPr>
+              <w:t>Planificación y Requerimientos</w:t>
+            </w:r>
+          </w:p>
+        </w:tc>
+        <w:tc>
+          <w:tcPr>
+            <w:tcW w:w="1275" w:type="dxa"/>
+          </w:tcPr>
+          <w:p>
+            <w:pPr>
+              <w:jc w:val="center"/>
+              <w:rPr>
+                <w:rFonts w:ascii="Calibri" w:hAnsi="Calibri" w:cs="Arial"/>
+                <w:i/>
+                <w:color w:val="548DD4"/>
+                <w:sz w:val="18"/>
+                <w:szCs w:val="20"/>
+                <w:lang w:eastAsia="es-CL"/>
+              </w:rPr>
+            </w:pPr>
+            <w:r>
+              <w:rPr>
+                <w:rFonts w:ascii="Calibri" w:hAnsi="Calibri" w:cs="Arial"/>
+                <w:iCs/>
+                <w:color w:val="44546A" w:themeColor="text2"/>
+                <w:sz w:val="18"/>
+                <w:szCs w:val="18"/>
+                <w:lang w:eastAsia="es-CL"/>
+              </w:rPr>
+              <w:t>Apoyo en carta Gantt</w:t>
+            </w:r>
+          </w:p>
+        </w:tc>
+        <w:tc>
+          <w:tcPr>
+            <w:tcW w:w="993" w:type="dxa"/>
+          </w:tcPr>
+          <w:p>
+            <w:pPr>
+              <w:jc w:val="center"/>
+              <w:rPr>
+                <w:rFonts w:ascii="Calibri" w:hAnsi="Calibri" w:cs="Arial"/>
+                <w:i/>
+                <w:color w:val="548DD4"/>
+                <w:sz w:val="18"/>
+                <w:szCs w:val="20"/>
+                <w:lang w:eastAsia="es-CL"/>
+              </w:rPr>
+            </w:pPr>
+            <w:r>
+              <w:rPr>
+                <w:rFonts w:ascii="Calibri" w:hAnsi="Calibri" w:cs="Arial"/>
+                <w:iCs/>
+                <w:color w:val="44546A" w:themeColor="text2"/>
+                <w:sz w:val="18"/>
+                <w:szCs w:val="18"/>
+                <w:lang w:eastAsia="es-CL"/>
+              </w:rPr>
+              <w:t>2 semanas</w:t>
+            </w:r>
+          </w:p>
+        </w:tc>
+        <w:tc>
+          <w:tcPr>
+            <w:tcW w:w="1275" w:type="dxa"/>
+          </w:tcPr>
+          <w:p>
+            <w:pPr>
+              <w:jc w:val="center"/>
+              <w:rPr>
+                <w:rFonts w:ascii="Calibri" w:hAnsi="Calibri" w:cs="Arial"/>
+                <w:i/>
+                <w:color w:val="548DD4"/>
+                <w:sz w:val="18"/>
+                <w:szCs w:val="20"/>
+                <w:lang w:eastAsia="es-CL"/>
+              </w:rPr>
+            </w:pPr>
+            <w:r>
+              <w:rPr>
+                <w:rFonts w:ascii="Calibri" w:hAnsi="Calibri" w:cs="Arial"/>
+                <w:iCs/>
+                <w:color w:val="44546A" w:themeColor="text2"/>
+                <w:sz w:val="18"/>
+                <w:szCs w:val="18"/>
+                <w:lang w:eastAsia="es-CL"/>
+              </w:rPr>
+              <w:t>Gonzalo / Socio</w:t>
             </w:r>
           </w:p>
         </w:tc>
         <w:tc>
           <w:tcPr>
             <w:tcW w:w="1276" w:type="dxa"/>
-            <w:vAlign w:val="center"/>
-          </w:tcPr>
-          <w:p>
-            <w:pPr>
-              <w:jc w:val="center"/>
-              <w:rPr>
-                <w:rFonts w:ascii="Calibri" w:hAnsi="Calibri"/>
-                <w:color w:val="1F3864" w:themeColor="accent1" w:themeShade="80"/>
-                <w:sz w:val="18"/>
-              </w:rPr>
-            </w:pPr>
-            <w:r>
-              <w:rPr>
-                <w:rFonts w:ascii="Calibri" w:hAnsi="Calibri"/>
-                <w:color w:val="1F3864" w:themeColor="accent1" w:themeShade="80"/>
-                <w:sz w:val="18"/>
-              </w:rPr>
-              <w:t>Duración de la actividad</w:t>
-            </w:r>
-          </w:p>
-        </w:tc>
-        <w:tc>
-          <w:tcPr>
-            <w:tcW w:w="1275" w:type="dxa"/>
-            <w:vAlign w:val="center"/>
-          </w:tcPr>
-          <w:p>
-            <w:pPr>
-              <w:jc w:val="center"/>
-              <w:rPr>
-                <w:rFonts w:ascii="Calibri" w:hAnsi="Calibri"/>
-                <w:color w:val="1F3864" w:themeColor="accent1" w:themeShade="80"/>
-                <w:sz w:val="18"/>
-              </w:rPr>
-            </w:pPr>
-            <w:r>
-              <w:rPr>
-                <w:rFonts w:ascii="Calibri" w:hAnsi="Calibri"/>
-                <w:color w:val="1F3864" w:themeColor="accent1" w:themeShade="80"/>
-                <w:sz w:val="18"/>
-              </w:rPr>
-              <w:t>Responsable</w:t>
-            </w:r>
-            <w:r>
-              <w:rPr>
-                <w:rStyle w:val="Refdenotaalpie"/>
-                <w:rFonts w:ascii="Calibri" w:hAnsi="Calibri"/>
-                <w:color w:val="1F3864" w:themeColor="accent1" w:themeShade="80"/>
-                <w:sz w:val="18"/>
-              </w:rPr>
-              <w:footnoteReference w:id="1"/>
-            </w:r>
-          </w:p>
-        </w:tc>
-        <w:tc>
-          <w:tcPr>
-            <w:tcW w:w="1276" w:type="dxa"/>
-            <w:vAlign w:val="center"/>
-          </w:tcPr>
-          <w:p>
-            <w:pPr>
-              <w:jc w:val="center"/>
-              <w:rPr>
-                <w:rFonts w:ascii="Calibri" w:hAnsi="Calibri"/>
-                <w:color w:val="1F3864" w:themeColor="accent1" w:themeShade="80"/>
-                <w:sz w:val="18"/>
-              </w:rPr>
-            </w:pPr>
-            <w:r>
-              <w:rPr>
-                <w:rFonts w:ascii="Calibri" w:hAnsi="Calibri"/>
-                <w:color w:val="1F3864" w:themeColor="accent1" w:themeShade="80"/>
-                <w:sz w:val="18"/>
-              </w:rPr>
-              <w:t>Observaciones</w:t>
-            </w:r>
-          </w:p>
-        </w:tc>
-        <w:tc>
-          <w:tcPr>
-            <w:tcW w:w="1418" w:type="dxa"/>
-            <w:vAlign w:val="center"/>
-          </w:tcPr>
-          <w:p>
-            <w:pPr>
-              <w:jc w:val="center"/>
-              <w:rPr>
-                <w:rFonts w:ascii="Calibri" w:hAnsi="Calibri"/>
-                <w:color w:val="1F3864" w:themeColor="accent1" w:themeShade="80"/>
-                <w:sz w:val="18"/>
-              </w:rPr>
-            </w:pPr>
-            <w:r>
-              <w:rPr>
-                <w:rFonts w:ascii="Calibri" w:hAnsi="Calibri"/>
-                <w:color w:val="1F3864" w:themeColor="accent1" w:themeShade="80"/>
-                <w:sz w:val="18"/>
-              </w:rPr>
-              <w:t>Estado de avance</w:t>
-            </w:r>
-          </w:p>
-        </w:tc>
-        <w:tc>
-          <w:tcPr>
-            <w:tcW w:w="850" w:type="dxa"/>
-            <w:vAlign w:val="center"/>
-          </w:tcPr>
-          <w:p>
-            <w:pPr>
-              <w:jc w:val="center"/>
-              <w:rPr>
-                <w:rFonts w:ascii="Calibri" w:hAnsi="Calibri"/>
-                <w:color w:val="1F3864" w:themeColor="accent1" w:themeShade="80"/>
-                <w:sz w:val="18"/>
-              </w:rPr>
-            </w:pPr>
-            <w:r>
-              <w:rPr>
-                <w:rFonts w:ascii="Calibri" w:hAnsi="Calibri"/>
-                <w:color w:val="1F3864" w:themeColor="accent1" w:themeShade="80"/>
-                <w:sz w:val="18"/>
-              </w:rPr>
-              <w:t>A</w:t>
-            </w:r>
-            <w:r>
-              <w:rPr>
-                <w:rFonts w:ascii="Calibri" w:hAnsi="Calibri"/>
-                <w:color w:val="1F3864" w:themeColor="accent1" w:themeShade="80"/>
-                <w:sz w:val="18"/>
-              </w:rPr>
-              <w:t>justes</w:t>
+          </w:tcPr>
+          <w:p>
+            <w:pPr>
+              <w:jc w:val="center"/>
+              <w:rPr>
+                <w:rFonts w:ascii="Calibri" w:hAnsi="Calibri" w:cs="Arial"/>
+                <w:i/>
+                <w:color w:val="548DD4"/>
+                <w:sz w:val="18"/>
+                <w:szCs w:val="20"/>
+                <w:lang w:eastAsia="es-CL"/>
+              </w:rPr>
+            </w:pPr>
+            <w:r>
+              <w:rPr>
+                <w:rFonts w:ascii="Calibri" w:hAnsi="Calibri" w:cs="Arial"/>
+                <w:iCs/>
+                <w:color w:val="44546A" w:themeColor="text2"/>
+                <w:sz w:val="18"/>
+                <w:szCs w:val="18"/>
+                <w:lang w:eastAsia="es-CL"/>
+              </w:rPr>
+              <w:t>La validación rápida del socio permitió cerrar el alcance del MVP sin ambigüedades.</w:t>
+            </w:r>
+          </w:p>
+        </w:tc>
+        <w:tc>
+          <w:tcPr>
+            <w:tcW w:w="1134" w:type="dxa"/>
+          </w:tcPr>
+          <w:p>
+            <w:pPr>
+              <w:jc w:val="center"/>
+              <w:rPr>
+                <w:rFonts w:ascii="Calibri" w:hAnsi="Calibri" w:cs="Arial"/>
+                <w:i/>
+                <w:color w:val="548DD4"/>
+                <w:sz w:val="18"/>
+                <w:szCs w:val="20"/>
+                <w:lang w:eastAsia="es-CL"/>
+              </w:rPr>
+            </w:pPr>
+            <w:r>
+              <w:rPr>
+                <w:rFonts w:ascii="Calibri" w:hAnsi="Calibri" w:cs="Arial"/>
+                <w:iCs/>
+                <w:color w:val="44546A" w:themeColor="text2"/>
+                <w:sz w:val="18"/>
+                <w:szCs w:val="18"/>
+                <w:lang w:eastAsia="es-CL"/>
+              </w:rPr>
+              <w:t>Completado</w:t>
+            </w:r>
+          </w:p>
+        </w:tc>
+        <w:tc>
+          <w:tcPr>
+            <w:tcW w:w="1134" w:type="dxa"/>
+          </w:tcPr>
+          <w:p>
+            <w:pPr>
+              <w:jc w:val="center"/>
+              <w:rPr>
+                <w:rFonts w:ascii="Calibri" w:hAnsi="Calibri" w:cs="Arial"/>
+                <w:i/>
+                <w:color w:val="548DD4"/>
+                <w:sz w:val="18"/>
+                <w:szCs w:val="20"/>
+                <w:lang w:eastAsia="es-CL"/>
+              </w:rPr>
+            </w:pPr>
+            <w:r>
+              <w:rPr>
+                <w:rFonts w:ascii="Calibri" w:hAnsi="Calibri" w:cs="Arial"/>
+                <w:iCs/>
+                <w:color w:val="44546A" w:themeColor="text2"/>
+                <w:sz w:val="18"/>
+                <w:szCs w:val="18"/>
+                <w:lang w:eastAsia="es-CL"/>
+              </w:rPr>
+              <w:t>Sin Ajustes</w:t>
             </w:r>
           </w:p>
         </w:tc>
@@ -1719,188 +1961,406 @@
           </w:tcPr>
           <w:p>
             <w:pPr>
-              <w:jc w:val="both"/>
-              <w:rPr>
-                <w:b/>
-                <w:sz w:val="18"/>
-                <w:szCs w:val="24"/>
-              </w:rPr>
-            </w:pPr>
-            <w:r>
-              <w:rPr>
-                <w:rFonts w:ascii="Calibri" w:hAnsi="Calibri" w:cs="Arial"/>
-                <w:i/>
-                <w:color w:val="548DD4"/>
-                <w:sz w:val="18"/>
-                <w:szCs w:val="20"/>
-                <w:lang w:eastAsia="es-CL"/>
-              </w:rPr>
-              <w:t xml:space="preserve">Nombra las competencias o unidades de competencias </w:t>
-            </w:r>
-            <w:r>
-              <w:rPr>
-                <w:rFonts w:ascii="Calibri" w:hAnsi="Calibri" w:cs="Arial"/>
-                <w:i/>
-                <w:color w:val="548DD4"/>
-                <w:sz w:val="18"/>
-                <w:szCs w:val="20"/>
-                <w:lang w:eastAsia="es-CL"/>
-              </w:rPr>
-              <w:t xml:space="preserve">que se relacionan con las diferentes actividades </w:t>
-            </w:r>
-            <w:r>
-              <w:rPr>
-                <w:rFonts w:ascii="Calibri" w:hAnsi="Calibri" w:cs="Arial"/>
-                <w:i/>
-                <w:color w:val="548DD4"/>
-                <w:sz w:val="18"/>
-                <w:szCs w:val="20"/>
-                <w:lang w:eastAsia="es-CL"/>
-              </w:rPr>
-              <w:t>requeridas para el desarrollo de</w:t>
-            </w:r>
-            <w:r>
-              <w:rPr>
-                <w:rFonts w:ascii="Calibri" w:hAnsi="Calibri" w:cs="Arial"/>
-                <w:i/>
-                <w:color w:val="548DD4"/>
-                <w:sz w:val="18"/>
-                <w:szCs w:val="20"/>
-                <w:lang w:eastAsia="es-CL"/>
-              </w:rPr>
-              <w:t>l proyecto APT</w:t>
-            </w:r>
-            <w:r>
-              <w:rPr>
-                <w:rFonts w:ascii="Calibri" w:hAnsi="Calibri" w:cs="Arial"/>
-                <w:i/>
-                <w:color w:val="548DD4"/>
-                <w:sz w:val="18"/>
-                <w:szCs w:val="20"/>
-                <w:lang w:eastAsia="es-CL"/>
-              </w:rPr>
-              <w:t>.</w:t>
-            </w:r>
-          </w:p>
-        </w:tc>
-        <w:tc>
-          <w:tcPr>
-            <w:tcW w:w="1077" w:type="dxa"/>
-          </w:tcPr>
-          <w:p>
-            <w:pPr>
-              <w:jc w:val="both"/>
-              <w:rPr>
-                <w:rFonts w:ascii="Calibri" w:hAnsi="Calibri" w:cs="Arial"/>
-                <w:i/>
-                <w:color w:val="548DD4"/>
-                <w:sz w:val="18"/>
-                <w:szCs w:val="20"/>
-                <w:lang w:eastAsia="es-CL"/>
-              </w:rPr>
-            </w:pPr>
-            <w:r>
-              <w:rPr>
-                <w:rFonts w:ascii="Calibri" w:hAnsi="Calibri" w:cs="Arial"/>
-                <w:i/>
-                <w:color w:val="548DD4"/>
-                <w:sz w:val="18"/>
-                <w:szCs w:val="20"/>
-                <w:lang w:eastAsia="es-CL"/>
-              </w:rPr>
-              <w:t>Nombra</w:t>
-            </w:r>
-            <w:r>
-              <w:rPr>
-                <w:rFonts w:ascii="Calibri" w:hAnsi="Calibri" w:cs="Arial"/>
-                <w:i/>
-                <w:color w:val="548DD4"/>
-                <w:sz w:val="18"/>
-                <w:szCs w:val="20"/>
-                <w:lang w:eastAsia="es-CL"/>
-              </w:rPr>
-              <w:t xml:space="preserve"> la</w:t>
-            </w:r>
-            <w:r>
-              <w:rPr>
-                <w:rFonts w:ascii="Calibri" w:hAnsi="Calibri" w:cs="Arial"/>
-                <w:i/>
-                <w:color w:val="548DD4"/>
-                <w:sz w:val="18"/>
-                <w:szCs w:val="20"/>
-                <w:lang w:eastAsia="es-CL"/>
-              </w:rPr>
-              <w:t>s</w:t>
-            </w:r>
-            <w:r>
-              <w:rPr>
-                <w:rFonts w:ascii="Calibri" w:hAnsi="Calibri" w:cs="Arial"/>
-                <w:i/>
-                <w:color w:val="548DD4"/>
-                <w:sz w:val="18"/>
-                <w:szCs w:val="20"/>
-                <w:lang w:eastAsia="es-CL"/>
-              </w:rPr>
-              <w:t xml:space="preserve"> </w:t>
-            </w:r>
-            <w:r>
-              <w:rPr>
-                <w:rFonts w:ascii="Calibri" w:hAnsi="Calibri" w:cs="Arial"/>
-                <w:i/>
-                <w:color w:val="548DD4"/>
-                <w:sz w:val="18"/>
-                <w:szCs w:val="20"/>
-                <w:lang w:eastAsia="es-CL"/>
-              </w:rPr>
-              <w:t xml:space="preserve">actividades que se necesitan para desarrollar el proyecto APT. </w:t>
+              <w:jc w:val="center"/>
+              <w:rPr>
+                <w:rFonts w:ascii="Calibri" w:hAnsi="Calibri" w:cs="Arial"/>
+                <w:iCs/>
+                <w:color w:val="44546A" w:themeColor="text2"/>
+                <w:sz w:val="18"/>
+                <w:szCs w:val="18"/>
+                <w:lang w:eastAsia="es-CL"/>
+              </w:rPr>
+            </w:pPr>
+            <w:r>
+              <w:rPr>
+                <w:rFonts w:ascii="Calibri" w:hAnsi="Calibri" w:cs="Arial"/>
+                <w:iCs/>
+                <w:color w:val="44546A" w:themeColor="text2"/>
+                <w:sz w:val="18"/>
+                <w:szCs w:val="18"/>
+                <w:lang w:eastAsia="es-CL"/>
+              </w:rPr>
+              <w:t>Construir Modelos</w:t>
+            </w:r>
+          </w:p>
+        </w:tc>
+        <w:tc>
+          <w:tcPr>
+            <w:tcW w:w="1361" w:type="dxa"/>
+          </w:tcPr>
+          <w:p>
+            <w:pPr>
+              <w:jc w:val="center"/>
+              <w:rPr>
+                <w:rFonts w:ascii="Calibri" w:hAnsi="Calibri" w:cs="Arial"/>
+                <w:iCs/>
+                <w:color w:val="44546A" w:themeColor="text2"/>
+                <w:sz w:val="18"/>
+                <w:szCs w:val="18"/>
+                <w:lang w:eastAsia="es-CL"/>
+              </w:rPr>
+            </w:pPr>
+            <w:r>
+              <w:rPr>
+                <w:rFonts w:ascii="Calibri" w:hAnsi="Calibri" w:cs="Arial"/>
+                <w:iCs/>
+                <w:color w:val="44546A" w:themeColor="text2"/>
+                <w:sz w:val="18"/>
+                <w:szCs w:val="18"/>
+                <w:lang w:eastAsia="es-CL"/>
+              </w:rPr>
+              <w:t>Diseño de Arquitectura y Datos</w:t>
+            </w:r>
+          </w:p>
+          <w:p>
+            <w:pPr>
+              <w:jc w:val="center"/>
+              <w:rPr>
+                <w:rFonts w:ascii="Calibri" w:hAnsi="Calibri" w:cs="Arial"/>
+                <w:iCs/>
+                <w:color w:val="44546A" w:themeColor="text2"/>
+                <w:sz w:val="18"/>
+                <w:szCs w:val="18"/>
+                <w:lang w:eastAsia="es-CL"/>
+              </w:rPr>
+            </w:pPr>
+          </w:p>
+        </w:tc>
+        <w:tc>
+          <w:tcPr>
+            <w:tcW w:w="1275" w:type="dxa"/>
+          </w:tcPr>
+          <w:p>
+            <w:pPr>
+              <w:jc w:val="center"/>
+              <w:rPr>
+                <w:rFonts w:ascii="Calibri" w:hAnsi="Calibri" w:cs="Arial"/>
+                <w:iCs/>
+                <w:color w:val="44546A" w:themeColor="text2"/>
+                <w:sz w:val="18"/>
+                <w:szCs w:val="18"/>
+                <w:lang w:eastAsia="es-CL"/>
+              </w:rPr>
+            </w:pPr>
+            <w:r>
+              <w:rPr>
+                <w:rFonts w:ascii="Calibri" w:hAnsi="Calibri" w:cs="Arial"/>
+                <w:iCs/>
+                <w:color w:val="44546A" w:themeColor="text2"/>
+                <w:sz w:val="18"/>
+                <w:szCs w:val="18"/>
+                <w:lang w:eastAsia="es-CL"/>
+              </w:rPr>
+              <w:t>BPMN</w:t>
+            </w:r>
+          </w:p>
+        </w:tc>
+        <w:tc>
+          <w:tcPr>
+            <w:tcW w:w="993" w:type="dxa"/>
+          </w:tcPr>
+          <w:p>
+            <w:pPr>
+              <w:jc w:val="center"/>
+              <w:rPr>
+                <w:rFonts w:ascii="Calibri" w:hAnsi="Calibri" w:cs="Arial"/>
+                <w:iCs/>
+                <w:color w:val="44546A" w:themeColor="text2"/>
+                <w:sz w:val="18"/>
+                <w:szCs w:val="18"/>
+                <w:lang w:eastAsia="es-CL"/>
+              </w:rPr>
+            </w:pPr>
+            <w:r>
+              <w:rPr>
+                <w:rFonts w:ascii="Calibri" w:hAnsi="Calibri" w:cs="Arial"/>
+                <w:iCs/>
+                <w:color w:val="44546A" w:themeColor="text2"/>
+                <w:sz w:val="18"/>
+                <w:szCs w:val="18"/>
+                <w:lang w:eastAsia="es-CL"/>
+              </w:rPr>
+              <w:t>3 semanas</w:t>
+            </w:r>
+          </w:p>
+        </w:tc>
+        <w:tc>
+          <w:tcPr>
+            <w:tcW w:w="1275" w:type="dxa"/>
+          </w:tcPr>
+          <w:p>
+            <w:pPr>
+              <w:jc w:val="center"/>
+              <w:rPr>
+                <w:rFonts w:ascii="Calibri" w:hAnsi="Calibri" w:cs="Arial"/>
+                <w:iCs/>
+                <w:color w:val="44546A" w:themeColor="text2"/>
+                <w:sz w:val="18"/>
+                <w:szCs w:val="18"/>
+                <w:lang w:eastAsia="es-CL"/>
+              </w:rPr>
+            </w:pPr>
+            <w:r>
+              <w:rPr>
+                <w:rFonts w:ascii="Calibri" w:hAnsi="Calibri" w:cs="Arial"/>
+                <w:iCs/>
+                <w:color w:val="44546A" w:themeColor="text2"/>
+                <w:sz w:val="18"/>
+                <w:szCs w:val="18"/>
+                <w:lang w:eastAsia="es-CL"/>
+              </w:rPr>
+              <w:t>Gonzalo</w:t>
             </w:r>
           </w:p>
         </w:tc>
         <w:tc>
           <w:tcPr>
             <w:tcW w:w="1276" w:type="dxa"/>
-          </w:tcPr>
-          <w:p>
-            <w:pPr>
-              <w:jc w:val="both"/>
-              <w:rPr>
-                <w:b/>
-                <w:sz w:val="18"/>
-                <w:szCs w:val="24"/>
-              </w:rPr>
-            </w:pPr>
-            <w:r>
-              <w:rPr>
-                <w:rFonts w:ascii="Calibri" w:hAnsi="Calibri" w:cs="Arial"/>
-                <w:i/>
-                <w:color w:val="548DD4"/>
-                <w:sz w:val="18"/>
-                <w:szCs w:val="20"/>
-                <w:lang w:eastAsia="es-CL"/>
-              </w:rPr>
-              <w:t>Nombra los recursos necesarios para llevar a cabo las actividades</w:t>
-            </w:r>
-            <w:r>
-              <w:rPr>
-                <w:rFonts w:ascii="Calibri" w:hAnsi="Calibri" w:cs="Arial"/>
-                <w:i/>
-                <w:color w:val="548DD4"/>
-                <w:sz w:val="18"/>
-                <w:szCs w:val="20"/>
-                <w:lang w:eastAsia="es-CL"/>
-              </w:rPr>
-              <w:t xml:space="preserve"> </w:t>
-            </w:r>
-            <w:r>
-              <w:rPr>
-                <w:rFonts w:ascii="Calibri" w:hAnsi="Calibri" w:cs="Arial"/>
-                <w:i/>
-                <w:color w:val="548DD4"/>
-                <w:sz w:val="18"/>
-                <w:szCs w:val="20"/>
-                <w:lang w:eastAsia="es-CL"/>
-              </w:rPr>
-              <w:t>definidas.</w:t>
+            <w:vAlign w:val="center"/>
+          </w:tcPr>
+          <w:p>
+            <w:pPr>
+              <w:jc w:val="center"/>
+              <w:rPr>
+                <w:rFonts w:ascii="Calibri" w:hAnsi="Calibri" w:cs="Arial"/>
+                <w:iCs/>
+                <w:color w:val="44546A" w:themeColor="text2"/>
+                <w:sz w:val="18"/>
+                <w:szCs w:val="18"/>
+                <w:lang w:eastAsia="es-CL"/>
+              </w:rPr>
+            </w:pPr>
+            <w:r>
+              <w:rPr>
+                <w:rFonts w:ascii="Calibri" w:hAnsi="Calibri" w:cs="Arial"/>
+                <w:iCs/>
+                <w:color w:val="44546A" w:themeColor="text2"/>
+                <w:sz w:val="18"/>
+                <w:szCs w:val="18"/>
+                <w:lang w:eastAsia="es-CL"/>
+              </w:rPr>
+              <w:t>Mi dominio técnico en arquitectura permitió diseñar un MER escalable en menos tiempo del previsto.</w:t>
+            </w:r>
+          </w:p>
+        </w:tc>
+        <w:tc>
+          <w:tcPr>
+            <w:tcW w:w="1134" w:type="dxa"/>
+          </w:tcPr>
+          <w:p>
+            <w:pPr>
+              <w:jc w:val="center"/>
+              <w:rPr>
+                <w:rFonts w:ascii="Calibri" w:hAnsi="Calibri" w:cs="Arial"/>
+                <w:iCs/>
+                <w:color w:val="44546A" w:themeColor="text2"/>
+                <w:sz w:val="18"/>
+                <w:szCs w:val="18"/>
+                <w:lang w:eastAsia="es-CL"/>
+              </w:rPr>
+            </w:pPr>
+            <w:r>
+              <w:rPr>
+                <w:rFonts w:ascii="Calibri" w:hAnsi="Calibri" w:cs="Arial"/>
+                <w:iCs/>
+                <w:color w:val="44546A" w:themeColor="text2"/>
+                <w:sz w:val="18"/>
+                <w:szCs w:val="18"/>
+                <w:lang w:eastAsia="es-CL"/>
+              </w:rPr>
+              <w:t>Completado</w:t>
+            </w:r>
+          </w:p>
+        </w:tc>
+        <w:tc>
+          <w:tcPr>
+            <w:tcW w:w="1134" w:type="dxa"/>
+          </w:tcPr>
+          <w:p>
+            <w:pPr>
+              <w:jc w:val="center"/>
+              <w:rPr>
+                <w:rFonts w:ascii="Calibri" w:hAnsi="Calibri" w:cs="Arial"/>
+                <w:iCs/>
+                <w:color w:val="44546A" w:themeColor="text2"/>
+                <w:sz w:val="18"/>
+                <w:szCs w:val="18"/>
+                <w:lang w:eastAsia="es-CL"/>
+              </w:rPr>
+            </w:pPr>
+            <w:r>
+              <w:rPr>
+                <w:rFonts w:ascii="Calibri" w:hAnsi="Calibri" w:cs="Arial"/>
+                <w:iCs/>
+                <w:color w:val="44546A" w:themeColor="text2"/>
+                <w:sz w:val="18"/>
+                <w:szCs w:val="18"/>
+                <w:lang w:eastAsia="es-CL"/>
+              </w:rPr>
+              <w:t>Sin Ajustes</w:t>
+            </w:r>
+          </w:p>
+        </w:tc>
+      </w:tr>
+      <w:tr>
+        <w:trPr>
+          <w:trHeight w:val="1405"/>
+        </w:trPr>
+        <w:tc>
+          <w:tcPr>
+            <w:tcW w:w="1328" w:type="dxa"/>
+          </w:tcPr>
+          <w:p>
+            <w:pPr>
+              <w:jc w:val="center"/>
+              <w:rPr>
+                <w:rFonts w:ascii="Calibri" w:hAnsi="Calibri" w:cs="Arial"/>
+                <w:iCs/>
+                <w:color w:val="44546A" w:themeColor="text2"/>
+                <w:sz w:val="18"/>
+                <w:szCs w:val="18"/>
+                <w:lang w:eastAsia="es-CL"/>
+              </w:rPr>
+            </w:pPr>
+            <w:r>
+              <w:rPr>
+                <w:rFonts w:ascii="Calibri" w:hAnsi="Calibri" w:cs="Arial"/>
+                <w:iCs/>
+                <w:color w:val="44546A" w:themeColor="text2"/>
+                <w:sz w:val="18"/>
+                <w:szCs w:val="18"/>
+                <w:lang w:eastAsia="es-CL"/>
+              </w:rPr>
+              <w:t>Administrar Ambientes</w:t>
+            </w:r>
+          </w:p>
+        </w:tc>
+        <w:tc>
+          <w:tcPr>
+            <w:tcW w:w="1361" w:type="dxa"/>
+          </w:tcPr>
+          <w:p>
+            <w:pPr>
+              <w:jc w:val="center"/>
+              <w:rPr>
+                <w:rFonts w:ascii="Calibri" w:hAnsi="Calibri" w:cs="Arial"/>
+                <w:iCs/>
+                <w:color w:val="44546A" w:themeColor="text2"/>
+                <w:sz w:val="18"/>
+                <w:szCs w:val="18"/>
+                <w:lang w:eastAsia="es-CL"/>
+              </w:rPr>
+            </w:pPr>
+            <w:r>
+              <w:rPr>
+                <w:rFonts w:ascii="Calibri" w:hAnsi="Calibri" w:cs="Arial"/>
+                <w:iCs/>
+                <w:color w:val="44546A" w:themeColor="text2"/>
+                <w:sz w:val="18"/>
+                <w:szCs w:val="18"/>
+                <w:lang w:eastAsia="es-CL"/>
+              </w:rPr>
+              <w:t>Configuración de ambientes</w:t>
+            </w:r>
+          </w:p>
+        </w:tc>
+        <w:tc>
+          <w:tcPr>
+            <w:tcW w:w="1275" w:type="dxa"/>
+          </w:tcPr>
+          <w:p>
+            <w:pPr>
+              <w:jc w:val="center"/>
+              <w:rPr>
+                <w:rFonts w:ascii="Calibri" w:hAnsi="Calibri" w:cs="Arial"/>
+                <w:iCs/>
+                <w:color w:val="44546A" w:themeColor="text2"/>
+                <w:sz w:val="18"/>
+                <w:szCs w:val="18"/>
+                <w:lang w:eastAsia="es-CL"/>
+              </w:rPr>
+            </w:pPr>
+            <w:r>
+              <w:rPr>
+                <w:rFonts w:ascii="Calibri" w:hAnsi="Calibri" w:cs="Arial"/>
+                <w:iCs/>
+                <w:color w:val="44546A" w:themeColor="text2"/>
+                <w:sz w:val="18"/>
+                <w:szCs w:val="18"/>
+                <w:lang w:eastAsia="es-CL"/>
+              </w:rPr>
+              <w:t xml:space="preserve">Visual Studio </w:t>
+            </w:r>
+            <w:proofErr w:type="spellStart"/>
+            <w:r>
+              <w:rPr>
+                <w:rFonts w:ascii="Calibri" w:hAnsi="Calibri" w:cs="Arial"/>
+                <w:iCs/>
+                <w:color w:val="44546A" w:themeColor="text2"/>
+                <w:sz w:val="18"/>
+                <w:szCs w:val="18"/>
+                <w:lang w:eastAsia="es-CL"/>
+              </w:rPr>
+              <w:t>Code</w:t>
+            </w:r>
+            <w:proofErr w:type="spellEnd"/>
+          </w:p>
+        </w:tc>
+        <w:tc>
+          <w:tcPr>
+            <w:tcW w:w="993" w:type="dxa"/>
+          </w:tcPr>
+          <w:p>
+            <w:pPr>
+              <w:jc w:val="center"/>
+              <w:rPr>
+                <w:rFonts w:ascii="Calibri" w:hAnsi="Calibri" w:cs="Arial"/>
+                <w:iCs/>
+                <w:color w:val="44546A" w:themeColor="text2"/>
+                <w:sz w:val="18"/>
+                <w:szCs w:val="18"/>
+                <w:lang w:eastAsia="es-CL"/>
+              </w:rPr>
+            </w:pPr>
+            <w:r>
+              <w:rPr>
+                <w:rFonts w:ascii="Calibri" w:hAnsi="Calibri" w:cs="Arial"/>
+                <w:iCs/>
+                <w:color w:val="44546A" w:themeColor="text2"/>
+                <w:sz w:val="18"/>
+                <w:szCs w:val="18"/>
+                <w:lang w:eastAsia="es-CL"/>
+              </w:rPr>
+              <w:t>2 semanas</w:t>
+            </w:r>
+          </w:p>
+        </w:tc>
+        <w:tc>
+          <w:tcPr>
+            <w:tcW w:w="1275" w:type="dxa"/>
+          </w:tcPr>
+          <w:p>
+            <w:pPr>
+              <w:jc w:val="center"/>
+              <w:rPr>
+                <w:rFonts w:ascii="Calibri" w:hAnsi="Calibri" w:cs="Arial"/>
+                <w:iCs/>
+                <w:color w:val="44546A" w:themeColor="text2"/>
+                <w:sz w:val="18"/>
+                <w:szCs w:val="18"/>
+                <w:lang w:eastAsia="es-CL"/>
+              </w:rPr>
+            </w:pPr>
+            <w:r>
+              <w:rPr>
+                <w:rFonts w:ascii="Calibri" w:hAnsi="Calibri" w:cs="Arial"/>
+                <w:iCs/>
+                <w:color w:val="44546A" w:themeColor="text2"/>
+                <w:sz w:val="18"/>
+                <w:szCs w:val="18"/>
+                <w:lang w:eastAsia="es-CL"/>
+              </w:rPr>
+              <w:t>Gonzalo</w:t>
             </w:r>
           </w:p>
         </w:tc>
@@ -1910,68 +2370,210 @@
           </w:tcPr>
           <w:p>
             <w:pPr>
-              <w:jc w:val="both"/>
-              <w:rPr>
-                <w:b/>
-                <w:sz w:val="18"/>
-                <w:szCs w:val="24"/>
-              </w:rPr>
-            </w:pPr>
-            <w:r>
-              <w:rPr>
-                <w:rFonts w:ascii="Calibri" w:hAnsi="Calibri" w:cs="Arial"/>
-                <w:i/>
-                <w:color w:val="548DD4"/>
-                <w:sz w:val="18"/>
-                <w:szCs w:val="20"/>
-                <w:lang w:eastAsia="es-CL"/>
-              </w:rPr>
-              <w:t xml:space="preserve">Señala </w:t>
-            </w:r>
-            <w:r>
-              <w:rPr>
-                <w:rFonts w:ascii="Calibri" w:hAnsi="Calibri" w:cs="Arial"/>
-                <w:i/>
-                <w:color w:val="548DD4"/>
-                <w:sz w:val="18"/>
-                <w:szCs w:val="20"/>
-                <w:lang w:eastAsia="es-CL"/>
-              </w:rPr>
-              <w:t>la duración de</w:t>
-            </w:r>
-            <w:r>
-              <w:rPr>
-                <w:rFonts w:ascii="Calibri" w:hAnsi="Calibri" w:cs="Arial"/>
-                <w:i/>
-                <w:color w:val="548DD4"/>
-                <w:sz w:val="18"/>
-                <w:szCs w:val="20"/>
-                <w:lang w:eastAsia="es-CL"/>
-              </w:rPr>
-              <w:t xml:space="preserve"> cada </w:t>
-            </w:r>
-            <w:r>
-              <w:rPr>
-                <w:rFonts w:ascii="Calibri" w:hAnsi="Calibri" w:cs="Arial"/>
-                <w:i/>
-                <w:color w:val="548DD4"/>
-                <w:sz w:val="18"/>
-                <w:szCs w:val="20"/>
-                <w:lang w:eastAsia="es-CL"/>
-              </w:rPr>
-              <w:t>actividad</w:t>
-            </w:r>
-            <w:r>
-              <w:rPr>
-                <w:rFonts w:ascii="Calibri" w:hAnsi="Calibri" w:cs="Arial"/>
-                <w:i/>
-                <w:color w:val="548DD4"/>
-                <w:sz w:val="18"/>
-                <w:szCs w:val="20"/>
-                <w:lang w:eastAsia="es-CL"/>
-              </w:rPr>
-              <w:t xml:space="preserve">. </w:t>
-            </w:r>
+              <w:spacing w:after="0"/>
+              <w:jc w:val="center"/>
+              <w:rPr>
+                <w:rFonts w:ascii="Calibri" w:hAnsi="Calibri" w:cs="Arial"/>
+                <w:iCs/>
+                <w:color w:val="44546A" w:themeColor="text2"/>
+                <w:sz w:val="18"/>
+                <w:szCs w:val="18"/>
+                <w:lang w:eastAsia="es-CL"/>
+              </w:rPr>
+            </w:pPr>
+            <w:r>
+              <w:rPr>
+                <w:rFonts w:ascii="Calibri" w:hAnsi="Calibri" w:cs="Arial"/>
+                <w:iCs/>
+                <w:color w:val="44546A" w:themeColor="text2"/>
+                <w:sz w:val="18"/>
+                <w:szCs w:val="18"/>
+                <w:lang w:eastAsia="es-CL"/>
+              </w:rPr>
+              <w:t xml:space="preserve">Configuración </w:t>
+            </w:r>
+            <w:r>
+              <w:rPr>
+                <w:rFonts w:ascii="Calibri" w:hAnsi="Calibri" w:cs="Arial"/>
+                <w:iCs/>
+                <w:color w:val="44546A" w:themeColor="text2"/>
+                <w:sz w:val="18"/>
+                <w:szCs w:val="18"/>
+                <w:lang w:eastAsia="es-CL"/>
+              </w:rPr>
+              <w:t>del entorno y tecnologías</w:t>
+            </w:r>
+            <w:r>
+              <w:rPr>
+                <w:rFonts w:ascii="Calibri" w:hAnsi="Calibri" w:cs="Arial"/>
+                <w:iCs/>
+                <w:color w:val="44546A" w:themeColor="text2"/>
+                <w:sz w:val="18"/>
+                <w:szCs w:val="18"/>
+                <w:lang w:eastAsia="es-CL"/>
+              </w:rPr>
+              <w:t xml:space="preserve"> tomó más tiempo del esperado.</w:t>
+            </w:r>
+          </w:p>
+          <w:p>
+            <w:pPr>
+              <w:jc w:val="center"/>
+              <w:rPr>
+                <w:rFonts w:ascii="Calibri" w:hAnsi="Calibri" w:cs="Arial"/>
+                <w:iCs/>
+                <w:color w:val="44546A" w:themeColor="text2"/>
+                <w:sz w:val="18"/>
+                <w:szCs w:val="18"/>
+                <w:lang w:eastAsia="es-CL"/>
+              </w:rPr>
+            </w:pPr>
+          </w:p>
+        </w:tc>
+        <w:tc>
+          <w:tcPr>
+            <w:tcW w:w="1134" w:type="dxa"/>
+          </w:tcPr>
+          <w:p>
+            <w:pPr>
+              <w:jc w:val="center"/>
+              <w:rPr>
+                <w:rFonts w:ascii="Calibri" w:hAnsi="Calibri" w:cs="Arial"/>
+                <w:iCs/>
+                <w:color w:val="44546A" w:themeColor="text2"/>
+                <w:sz w:val="18"/>
+                <w:szCs w:val="18"/>
+                <w:lang w:eastAsia="es-CL"/>
+              </w:rPr>
+            </w:pPr>
+            <w:r>
+              <w:rPr>
+                <w:rFonts w:ascii="Calibri" w:hAnsi="Calibri" w:cs="Arial"/>
+                <w:iCs/>
+                <w:color w:val="44546A" w:themeColor="text2"/>
+                <w:sz w:val="18"/>
+                <w:szCs w:val="18"/>
+                <w:lang w:eastAsia="es-CL"/>
+              </w:rPr>
+              <w:t>Completado</w:t>
+            </w:r>
+          </w:p>
+        </w:tc>
+        <w:tc>
+          <w:tcPr>
+            <w:tcW w:w="1134" w:type="dxa"/>
+          </w:tcPr>
+          <w:p>
+            <w:pPr>
+              <w:jc w:val="center"/>
+              <w:rPr>
+                <w:rFonts w:ascii="Calibri" w:hAnsi="Calibri" w:cs="Arial"/>
+                <w:iCs/>
+                <w:color w:val="44546A" w:themeColor="text2"/>
+                <w:sz w:val="18"/>
+                <w:szCs w:val="18"/>
+                <w:lang w:eastAsia="es-CL"/>
+              </w:rPr>
+            </w:pPr>
+            <w:r>
+              <w:rPr>
+                <w:rFonts w:ascii="Calibri" w:hAnsi="Calibri" w:cs="Arial"/>
+                <w:iCs/>
+                <w:color w:val="44546A" w:themeColor="text2"/>
+                <w:sz w:val="18"/>
+                <w:szCs w:val="18"/>
+                <w:lang w:eastAsia="es-CL"/>
+              </w:rPr>
+              <w:t>Se extendió 2 días recuperados durante el fin de semana</w:t>
+            </w:r>
+          </w:p>
+        </w:tc>
+      </w:tr>
+      <w:tr>
+        <w:trPr>
+          <w:trHeight w:val="2848"/>
+        </w:trPr>
+        <w:tc>
+          <w:tcPr>
+            <w:tcW w:w="1328" w:type="dxa"/>
+          </w:tcPr>
+          <w:p>
+            <w:pPr>
+              <w:jc w:val="center"/>
+              <w:rPr>
+                <w:rFonts w:ascii="Calibri" w:hAnsi="Calibri" w:cs="Arial"/>
+                <w:iCs/>
+                <w:color w:val="44546A" w:themeColor="text2"/>
+                <w:sz w:val="18"/>
+                <w:szCs w:val="18"/>
+                <w:lang w:eastAsia="es-CL"/>
+              </w:rPr>
+            </w:pPr>
+            <w:r>
+              <w:rPr>
+                <w:rFonts w:ascii="Calibri" w:hAnsi="Calibri" w:cs="Arial"/>
+                <w:iCs/>
+                <w:color w:val="44546A" w:themeColor="text2"/>
+                <w:sz w:val="18"/>
+                <w:szCs w:val="18"/>
+                <w:lang w:eastAsia="es-CL"/>
+              </w:rPr>
+              <w:t>Desarrollar solución</w:t>
+            </w:r>
+          </w:p>
+          <w:p>
+            <w:pPr>
+              <w:jc w:val="center"/>
+              <w:rPr>
+                <w:rFonts w:ascii="Calibri" w:hAnsi="Calibri" w:cs="Arial"/>
+                <w:iCs/>
+                <w:color w:val="44546A" w:themeColor="text2"/>
+                <w:sz w:val="18"/>
+                <w:szCs w:val="18"/>
+                <w:lang w:eastAsia="es-CL"/>
+              </w:rPr>
+            </w:pPr>
+          </w:p>
+        </w:tc>
+        <w:tc>
+          <w:tcPr>
+            <w:tcW w:w="1361" w:type="dxa"/>
+          </w:tcPr>
+          <w:p>
+            <w:pPr>
+              <w:jc w:val="center"/>
+              <w:rPr>
+                <w:rFonts w:ascii="Calibri" w:hAnsi="Calibri" w:cs="Arial"/>
+                <w:iCs/>
+                <w:color w:val="44546A" w:themeColor="text2"/>
+                <w:sz w:val="18"/>
+                <w:szCs w:val="18"/>
+                <w:lang w:eastAsia="es-CL"/>
+              </w:rPr>
+            </w:pPr>
+            <w:r>
+              <w:rPr>
+                <w:rFonts w:ascii="Calibri" w:hAnsi="Calibri" w:cs="Arial"/>
+                <w:iCs/>
+                <w:color w:val="44546A" w:themeColor="text2"/>
+                <w:sz w:val="18"/>
+                <w:szCs w:val="18"/>
+                <w:lang w:eastAsia="es-CL"/>
+              </w:rPr>
+              <w:t>Implementación Módulos</w:t>
+            </w:r>
+          </w:p>
+          <w:p>
+            <w:pPr>
+              <w:jc w:val="center"/>
+              <w:rPr>
+                <w:rFonts w:ascii="Calibri" w:hAnsi="Calibri" w:cs="Arial"/>
+                <w:iCs/>
+                <w:color w:val="44546A" w:themeColor="text2"/>
+                <w:sz w:val="18"/>
+                <w:szCs w:val="18"/>
+                <w:lang w:eastAsia="es-CL"/>
+              </w:rPr>
+            </w:pPr>
           </w:p>
         </w:tc>
         <w:tc>
@@ -1980,59 +2582,97 @@
           </w:tcPr>
           <w:p>
             <w:pPr>
-              <w:jc w:val="both"/>
-              <w:rPr>
-                <w:rFonts w:ascii="Calibri" w:hAnsi="Calibri" w:cs="Arial"/>
-                <w:i/>
-                <w:color w:val="548DD4"/>
-                <w:sz w:val="18"/>
-                <w:szCs w:val="20"/>
-                <w:lang w:eastAsia="es-CL"/>
-              </w:rPr>
-            </w:pPr>
-            <w:r>
-              <w:rPr>
-                <w:rFonts w:ascii="Calibri" w:hAnsi="Calibri" w:cs="Arial"/>
-                <w:i/>
-                <w:color w:val="548DD4"/>
-                <w:sz w:val="18"/>
-                <w:szCs w:val="20"/>
-                <w:lang w:eastAsia="es-CL"/>
-              </w:rPr>
-              <w:t xml:space="preserve">Escribe el </w:t>
-            </w:r>
-            <w:r>
-              <w:rPr>
-                <w:rFonts w:ascii="Calibri" w:hAnsi="Calibri" w:cs="Arial"/>
-                <w:i/>
-                <w:color w:val="548DD4"/>
-                <w:sz w:val="18"/>
-                <w:szCs w:val="20"/>
-                <w:lang w:eastAsia="es-CL"/>
-              </w:rPr>
-              <w:t xml:space="preserve">nombre del integrante del equipo responsable de </w:t>
-            </w:r>
-            <w:r>
-              <w:rPr>
-                <w:rFonts w:ascii="Calibri" w:hAnsi="Calibri" w:cs="Arial"/>
-                <w:i/>
-                <w:color w:val="548DD4"/>
-                <w:sz w:val="18"/>
-                <w:szCs w:val="20"/>
-                <w:lang w:eastAsia="es-CL"/>
-              </w:rPr>
-              <w:t xml:space="preserve">cada </w:t>
-            </w:r>
-            <w:r>
-              <w:rPr>
-                <w:rFonts w:ascii="Calibri" w:hAnsi="Calibri" w:cs="Arial"/>
-                <w:i/>
-                <w:color w:val="548DD4"/>
-                <w:sz w:val="18"/>
-                <w:szCs w:val="20"/>
-                <w:lang w:eastAsia="es-CL"/>
-              </w:rPr>
-              <w:t>actividad.</w:t>
+              <w:jc w:val="center"/>
+              <w:rPr>
+                <w:rFonts w:ascii="Calibri" w:hAnsi="Calibri" w:cs="Arial"/>
+                <w:iCs/>
+                <w:color w:val="44546A" w:themeColor="text2"/>
+                <w:sz w:val="18"/>
+                <w:szCs w:val="18"/>
+                <w:lang w:eastAsia="es-CL"/>
+              </w:rPr>
+            </w:pPr>
+            <w:r>
+              <w:rPr>
+                <w:rFonts w:ascii="Calibri" w:hAnsi="Calibri" w:cs="Arial"/>
+                <w:iCs/>
+                <w:color w:val="44546A" w:themeColor="text2"/>
+                <w:sz w:val="18"/>
+                <w:szCs w:val="18"/>
+                <w:lang w:eastAsia="es-CL"/>
+              </w:rPr>
+              <w:t xml:space="preserve">Visual Studio </w:t>
+            </w:r>
+            <w:proofErr w:type="spellStart"/>
+            <w:r>
+              <w:rPr>
+                <w:rFonts w:ascii="Calibri" w:hAnsi="Calibri" w:cs="Arial"/>
+                <w:iCs/>
+                <w:color w:val="44546A" w:themeColor="text2"/>
+                <w:sz w:val="18"/>
+                <w:szCs w:val="18"/>
+                <w:lang w:eastAsia="es-CL"/>
+              </w:rPr>
+              <w:t>Code</w:t>
+            </w:r>
+            <w:proofErr w:type="spellEnd"/>
+          </w:p>
+        </w:tc>
+        <w:tc>
+          <w:tcPr>
+            <w:tcW w:w="993" w:type="dxa"/>
+          </w:tcPr>
+          <w:p>
+            <w:pPr>
+              <w:jc w:val="center"/>
+              <w:rPr>
+                <w:rFonts w:ascii="Calibri" w:hAnsi="Calibri" w:cs="Arial"/>
+                <w:iCs/>
+                <w:color w:val="44546A" w:themeColor="text2"/>
+                <w:sz w:val="18"/>
+                <w:szCs w:val="18"/>
+                <w:lang w:eastAsia="es-CL"/>
+              </w:rPr>
+            </w:pPr>
+            <w:r>
+              <w:rPr>
+                <w:rFonts w:ascii="Calibri" w:hAnsi="Calibri" w:cs="Arial"/>
+                <w:iCs/>
+                <w:color w:val="44546A" w:themeColor="text2"/>
+                <w:sz w:val="18"/>
+                <w:szCs w:val="18"/>
+                <w:lang w:eastAsia="es-CL"/>
+              </w:rPr>
+              <w:t>7 semanas</w:t>
+            </w:r>
+          </w:p>
+        </w:tc>
+        <w:tc>
+          <w:tcPr>
+            <w:tcW w:w="1275" w:type="dxa"/>
+          </w:tcPr>
+          <w:p>
+            <w:pPr>
+              <w:jc w:val="center"/>
+              <w:rPr>
+                <w:rFonts w:ascii="Calibri" w:hAnsi="Calibri" w:cs="Arial"/>
+                <w:iCs/>
+                <w:color w:val="44546A" w:themeColor="text2"/>
+                <w:sz w:val="18"/>
+                <w:szCs w:val="18"/>
+                <w:lang w:eastAsia="es-CL"/>
+              </w:rPr>
+            </w:pPr>
+            <w:r>
+              <w:rPr>
+                <w:rFonts w:ascii="Calibri" w:hAnsi="Calibri" w:cs="Arial"/>
+                <w:iCs/>
+                <w:color w:val="44546A" w:themeColor="text2"/>
+                <w:sz w:val="18"/>
+                <w:szCs w:val="18"/>
+                <w:lang w:eastAsia="es-CL"/>
+              </w:rPr>
+              <w:t>Gonzalo</w:t>
             </w:r>
           </w:p>
         </w:tc>
@@ -2042,271 +2682,688 @@
           </w:tcPr>
           <w:p>
             <w:pPr>
-              <w:jc w:val="both"/>
-              <w:rPr>
-                <w:rFonts w:ascii="Calibri" w:hAnsi="Calibri" w:cs="Arial"/>
-                <w:i/>
-                <w:color w:val="548DD4"/>
-                <w:sz w:val="18"/>
-                <w:szCs w:val="20"/>
-                <w:lang w:eastAsia="es-CL"/>
-              </w:rPr>
-            </w:pPr>
-            <w:r>
-              <w:rPr>
-                <w:rFonts w:ascii="Calibri" w:hAnsi="Calibri" w:cs="Arial"/>
-                <w:i/>
-                <w:color w:val="548DD4"/>
-                <w:sz w:val="18"/>
-                <w:szCs w:val="20"/>
-                <w:lang w:eastAsia="es-CL"/>
-              </w:rPr>
-              <w:t xml:space="preserve">Señala </w:t>
-            </w:r>
-            <w:r>
-              <w:rPr>
-                <w:rFonts w:ascii="Calibri" w:hAnsi="Calibri" w:cs="Arial"/>
-                <w:i/>
-                <w:color w:val="548DD4"/>
-                <w:sz w:val="18"/>
-                <w:szCs w:val="20"/>
-                <w:lang w:eastAsia="es-CL"/>
-              </w:rPr>
-              <w:t>las dific</w:t>
-            </w:r>
-            <w:r>
-              <w:rPr>
-                <w:rFonts w:ascii="Calibri" w:hAnsi="Calibri" w:cs="Arial"/>
-                <w:i/>
-                <w:color w:val="548DD4"/>
-                <w:sz w:val="18"/>
-                <w:szCs w:val="20"/>
-                <w:lang w:eastAsia="es-CL"/>
-              </w:rPr>
-              <w:t>ult</w:t>
-            </w:r>
-            <w:r>
-              <w:rPr>
-                <w:rFonts w:ascii="Calibri" w:hAnsi="Calibri" w:cs="Arial"/>
-                <w:i/>
-                <w:color w:val="548DD4"/>
-                <w:sz w:val="18"/>
-                <w:szCs w:val="20"/>
-                <w:lang w:eastAsia="es-CL"/>
-              </w:rPr>
-              <w:t>ades o facilitadores que se podrían presentar durante la ejecución de cada una de las actividades propuestas.</w:t>
-            </w:r>
-          </w:p>
-        </w:tc>
-        <w:tc>
-          <w:tcPr>
-            <w:tcW w:w="1418" w:type="dxa"/>
-          </w:tcPr>
-          <w:p>
-            <w:pPr>
-              <w:jc w:val="both"/>
-              <w:rPr>
-                <w:rFonts w:ascii="Calibri" w:hAnsi="Calibri" w:cs="Arial"/>
-                <w:i/>
-                <w:color w:val="548DD4"/>
-                <w:sz w:val="18"/>
-                <w:szCs w:val="20"/>
-                <w:lang w:eastAsia="es-CL"/>
-              </w:rPr>
-            </w:pPr>
-            <w:r>
-              <w:rPr>
-                <w:rFonts w:ascii="Calibri" w:hAnsi="Calibri" w:cs="Arial"/>
-                <w:i/>
-                <w:color w:val="548DD4"/>
-                <w:sz w:val="18"/>
-                <w:szCs w:val="20"/>
-                <w:lang w:eastAsia="es-CL"/>
-              </w:rPr>
-              <w:t>D</w:t>
-            </w:r>
-            <w:r>
-              <w:rPr>
-                <w:rFonts w:ascii="Calibri" w:hAnsi="Calibri" w:cs="Arial"/>
-                <w:i/>
-                <w:color w:val="548DD4"/>
-                <w:sz w:val="18"/>
-                <w:szCs w:val="20"/>
-                <w:lang w:eastAsia="es-CL"/>
-              </w:rPr>
-              <w:t>escribe</w:t>
-            </w:r>
-            <w:r>
-              <w:rPr>
-                <w:rFonts w:ascii="Calibri" w:hAnsi="Calibri" w:cs="Arial"/>
-                <w:i/>
-                <w:color w:val="548DD4"/>
-                <w:sz w:val="18"/>
-                <w:szCs w:val="20"/>
-                <w:lang w:eastAsia="es-CL"/>
-              </w:rPr>
-              <w:t xml:space="preserve"> el estado de avance </w:t>
-            </w:r>
-            <w:r>
-              <w:rPr>
-                <w:rFonts w:ascii="Calibri" w:hAnsi="Calibri" w:cs="Arial"/>
-                <w:i/>
-                <w:color w:val="548DD4"/>
-                <w:sz w:val="18"/>
-                <w:szCs w:val="20"/>
-                <w:lang w:eastAsia="es-CL"/>
-              </w:rPr>
-              <w:t>de cada actividad.</w:t>
-            </w:r>
-          </w:p>
-          <w:p>
-            <w:pPr>
-              <w:jc w:val="both"/>
-              <w:rPr>
-                <w:rFonts w:ascii="Calibri" w:hAnsi="Calibri" w:cs="Arial"/>
-                <w:i/>
-                <w:color w:val="C00000"/>
-                <w:sz w:val="16"/>
-                <w:szCs w:val="20"/>
-                <w:lang w:eastAsia="es-CL"/>
-              </w:rPr>
-            </w:pPr>
-          </w:p>
-          <w:p>
-            <w:pPr>
-              <w:jc w:val="both"/>
-              <w:rPr>
-                <w:rFonts w:ascii="Calibri" w:hAnsi="Calibri" w:cs="Arial"/>
-                <w:i/>
-                <w:color w:val="548DD4"/>
-                <w:sz w:val="18"/>
-                <w:szCs w:val="20"/>
-                <w:lang w:eastAsia="es-CL"/>
-              </w:rPr>
-            </w:pPr>
-            <w:r>
-              <w:rPr>
-                <w:rFonts w:ascii="Calibri" w:hAnsi="Calibri" w:cs="Arial"/>
-                <w:i/>
-                <w:color w:val="548DD4"/>
-                <w:sz w:val="18"/>
-                <w:szCs w:val="20"/>
-                <w:lang w:eastAsia="es-CL"/>
-              </w:rPr>
-              <w:t xml:space="preserve">Tipos de estado: </w:t>
-            </w:r>
-          </w:p>
-          <w:p>
-            <w:pPr>
-              <w:jc w:val="both"/>
-              <w:rPr>
-                <w:rFonts w:ascii="Calibri" w:hAnsi="Calibri" w:cs="Arial"/>
-                <w:i/>
-                <w:color w:val="C00000"/>
-                <w:sz w:val="16"/>
-                <w:szCs w:val="20"/>
-                <w:lang w:eastAsia="es-CL"/>
-              </w:rPr>
-            </w:pPr>
-            <w:r>
-              <w:rPr>
-                <w:rFonts w:ascii="Calibri" w:hAnsi="Calibri" w:cs="Arial"/>
-                <w:i/>
-                <w:color w:val="548DD4"/>
-                <w:sz w:val="18"/>
-                <w:szCs w:val="20"/>
-                <w:lang w:eastAsia="es-CL"/>
-              </w:rPr>
-              <w:t>En curso/ Con retraso/ No iniciado/ Completado/ Ajustada</w:t>
-            </w:r>
-            <w:r>
-              <w:rPr>
-                <w:rFonts w:ascii="Calibri" w:hAnsi="Calibri" w:cs="Arial"/>
-                <w:i/>
-                <w:color w:val="C00000"/>
-                <w:sz w:val="16"/>
-                <w:szCs w:val="20"/>
-                <w:lang w:eastAsia="es-CL"/>
-              </w:rPr>
-              <w:t xml:space="preserve"> </w:t>
-            </w:r>
-          </w:p>
-        </w:tc>
-        <w:tc>
-          <w:tcPr>
-            <w:tcW w:w="850" w:type="dxa"/>
-          </w:tcPr>
-          <w:p>
-            <w:pPr>
-              <w:jc w:val="both"/>
-              <w:rPr>
-                <w:rFonts w:ascii="Calibri" w:hAnsi="Calibri" w:cs="Arial"/>
-                <w:i/>
-                <w:color w:val="548DD4"/>
-                <w:sz w:val="18"/>
-                <w:szCs w:val="20"/>
-                <w:lang w:eastAsia="es-CL"/>
-              </w:rPr>
-            </w:pPr>
-            <w:r>
-              <w:rPr>
-                <w:rFonts w:ascii="Calibri" w:hAnsi="Calibri" w:cs="Arial"/>
-                <w:i/>
-                <w:color w:val="548DD4"/>
-                <w:sz w:val="18"/>
-                <w:szCs w:val="20"/>
-                <w:lang w:eastAsia="es-CL"/>
-              </w:rPr>
-              <w:t>S</w:t>
-            </w:r>
-            <w:r>
-              <w:rPr>
-                <w:rFonts w:ascii="Calibri" w:hAnsi="Calibri" w:cs="Arial"/>
-                <w:i/>
-                <w:color w:val="548DD4"/>
-                <w:sz w:val="18"/>
-                <w:szCs w:val="20"/>
-                <w:lang w:eastAsia="es-CL"/>
-              </w:rPr>
-              <w:t>e</w:t>
-            </w:r>
-            <w:r>
-              <w:rPr>
-                <w:rFonts w:ascii="Calibri" w:hAnsi="Calibri" w:cs="Arial"/>
-                <w:i/>
-                <w:color w:val="548DD4"/>
-                <w:sz w:val="18"/>
-                <w:szCs w:val="20"/>
-                <w:lang w:eastAsia="es-CL"/>
-              </w:rPr>
-              <w:t xml:space="preserve">ñala los ajustes o reformulaciones </w:t>
-            </w:r>
-            <w:r>
-              <w:rPr>
-                <w:rFonts w:ascii="Calibri" w:hAnsi="Calibri" w:cs="Arial"/>
-                <w:i/>
-                <w:color w:val="548DD4"/>
-                <w:sz w:val="18"/>
-                <w:szCs w:val="20"/>
-                <w:lang w:eastAsia="es-CL"/>
-              </w:rPr>
-              <w:t>que has realiza</w:t>
-            </w:r>
-            <w:r>
-              <w:rPr>
-                <w:rFonts w:ascii="Calibri" w:hAnsi="Calibri" w:cs="Arial"/>
-                <w:i/>
-                <w:color w:val="548DD4"/>
-                <w:sz w:val="18"/>
-                <w:szCs w:val="20"/>
-                <w:lang w:eastAsia="es-CL"/>
-              </w:rPr>
-              <w:t xml:space="preserve">do. </w:t>
+              <w:jc w:val="center"/>
+              <w:rPr>
+                <w:rFonts w:ascii="Calibri" w:hAnsi="Calibri" w:cs="Arial"/>
+                <w:iCs/>
+                <w:color w:val="44546A" w:themeColor="text2"/>
+                <w:sz w:val="18"/>
+                <w:szCs w:val="18"/>
+                <w:lang w:eastAsia="es-CL"/>
+              </w:rPr>
+            </w:pPr>
+            <w:r>
+              <w:rPr>
+                <w:rFonts w:ascii="Calibri" w:hAnsi="Calibri" w:cs="Arial"/>
+                <w:iCs/>
+                <w:color w:val="44546A" w:themeColor="text2"/>
+                <w:sz w:val="18"/>
+                <w:szCs w:val="18"/>
+                <w:lang w:eastAsia="es-CL"/>
+              </w:rPr>
+              <w:t>Dificultad: La carga laboral externa limitó las horas disponibles días de semana. Facilitador: Desarrollo intensivo fines de semana.</w:t>
+            </w:r>
+          </w:p>
+          <w:p>
+            <w:pPr>
+              <w:jc w:val="center"/>
+              <w:rPr>
+                <w:rFonts w:ascii="Calibri" w:hAnsi="Calibri" w:cs="Arial"/>
+                <w:iCs/>
+                <w:color w:val="44546A" w:themeColor="text2"/>
+                <w:sz w:val="18"/>
+                <w:szCs w:val="18"/>
+                <w:lang w:eastAsia="es-CL"/>
+              </w:rPr>
+            </w:pPr>
+          </w:p>
+        </w:tc>
+        <w:tc>
+          <w:tcPr>
+            <w:tcW w:w="1134" w:type="dxa"/>
+          </w:tcPr>
+          <w:p>
+            <w:pPr>
+              <w:jc w:val="center"/>
+              <w:rPr>
+                <w:rFonts w:ascii="Calibri" w:hAnsi="Calibri" w:cs="Arial"/>
+                <w:iCs/>
+                <w:color w:val="44546A" w:themeColor="text2"/>
+                <w:sz w:val="18"/>
+                <w:szCs w:val="18"/>
+                <w:lang w:eastAsia="es-CL"/>
+              </w:rPr>
+            </w:pPr>
+            <w:r>
+              <w:rPr>
+                <w:rFonts w:ascii="Calibri" w:hAnsi="Calibri" w:cs="Arial"/>
+                <w:iCs/>
+                <w:color w:val="44546A" w:themeColor="text2"/>
+                <w:sz w:val="18"/>
+                <w:szCs w:val="18"/>
+                <w:lang w:eastAsia="es-CL"/>
+              </w:rPr>
+              <w:t>En curso</w:t>
+            </w:r>
+            <w:r>
+              <w:rPr>
+                <w:rFonts w:ascii="Calibri" w:hAnsi="Calibri" w:cs="Arial"/>
+                <w:iCs/>
+                <w:color w:val="44546A" w:themeColor="text2"/>
+                <w:sz w:val="18"/>
+                <w:szCs w:val="18"/>
+                <w:lang w:eastAsia="es-CL"/>
+              </w:rPr>
+              <w:t>, ajustada</w:t>
+            </w:r>
+          </w:p>
+        </w:tc>
+        <w:tc>
+          <w:tcPr>
+            <w:tcW w:w="1134" w:type="dxa"/>
+          </w:tcPr>
+          <w:p>
+            <w:pPr>
+              <w:jc w:val="center"/>
+              <w:rPr>
+                <w:rFonts w:ascii="Calibri" w:hAnsi="Calibri" w:cs="Arial"/>
+                <w:iCs/>
+                <w:color w:val="44546A" w:themeColor="text2"/>
+                <w:sz w:val="18"/>
+                <w:szCs w:val="18"/>
+                <w:lang w:eastAsia="es-CL"/>
+              </w:rPr>
+            </w:pPr>
+            <w:r>
+              <w:rPr>
+                <w:rFonts w:ascii="Calibri" w:hAnsi="Calibri" w:cs="Arial"/>
+                <w:iCs/>
+                <w:color w:val="44546A" w:themeColor="text2"/>
+                <w:sz w:val="18"/>
+                <w:szCs w:val="18"/>
+                <w:lang w:eastAsia="es-CL"/>
+              </w:rPr>
+              <w:t>Se priorizo modulo Pacientes sobre Agenda (fase 3)</w:t>
+            </w:r>
+          </w:p>
+        </w:tc>
+      </w:tr>
+      <w:tr>
+        <w:trPr>
+          <w:trHeight w:val="1646"/>
+        </w:trPr>
+        <w:tc>
+          <w:tcPr>
+            <w:tcW w:w="1328" w:type="dxa"/>
+          </w:tcPr>
+          <w:p>
+            <w:pPr>
+              <w:jc w:val="center"/>
+              <w:rPr>
+                <w:rFonts w:ascii="Calibri" w:hAnsi="Calibri" w:cs="Arial"/>
+                <w:iCs/>
+                <w:color w:val="44546A" w:themeColor="text2"/>
+                <w:sz w:val="18"/>
+                <w:szCs w:val="18"/>
+                <w:lang w:eastAsia="es-CL"/>
+              </w:rPr>
+            </w:pPr>
+            <w:r>
+              <w:rPr>
+                <w:rFonts w:ascii="Calibri" w:hAnsi="Calibri" w:cs="Arial"/>
+                <w:iCs/>
+                <w:color w:val="44546A" w:themeColor="text2"/>
+                <w:sz w:val="18"/>
+                <w:szCs w:val="18"/>
+                <w:lang w:eastAsia="es-CL"/>
+              </w:rPr>
+              <w:lastRenderedPageBreak/>
+              <w:t>Pruebas de certificación</w:t>
+            </w:r>
+          </w:p>
+          <w:p>
+            <w:pPr>
+              <w:jc w:val="center"/>
+              <w:rPr>
+                <w:rFonts w:ascii="Calibri" w:hAnsi="Calibri" w:cs="Arial"/>
+                <w:iCs/>
+                <w:color w:val="44546A" w:themeColor="text2"/>
+                <w:sz w:val="18"/>
+                <w:szCs w:val="18"/>
+                <w:lang w:eastAsia="es-CL"/>
+              </w:rPr>
+            </w:pPr>
+          </w:p>
+        </w:tc>
+        <w:tc>
+          <w:tcPr>
+            <w:tcW w:w="1361" w:type="dxa"/>
+          </w:tcPr>
+          <w:p>
+            <w:pPr>
+              <w:jc w:val="center"/>
+              <w:rPr>
+                <w:rFonts w:ascii="Calibri" w:hAnsi="Calibri" w:cs="Arial"/>
+                <w:iCs/>
+                <w:color w:val="44546A" w:themeColor="text2"/>
+                <w:sz w:val="18"/>
+                <w:szCs w:val="18"/>
+                <w:lang w:eastAsia="es-CL"/>
+              </w:rPr>
+            </w:pPr>
+            <w:r>
+              <w:rPr>
+                <w:rFonts w:ascii="Calibri" w:hAnsi="Calibri" w:cs="Arial"/>
+                <w:iCs/>
+                <w:color w:val="44546A" w:themeColor="text2"/>
+                <w:sz w:val="18"/>
+                <w:szCs w:val="18"/>
+                <w:lang w:eastAsia="es-CL"/>
+              </w:rPr>
+              <w:t>Pruebas Funcionales</w:t>
+            </w:r>
+          </w:p>
+          <w:p>
+            <w:pPr>
+              <w:jc w:val="center"/>
+              <w:rPr>
+                <w:rFonts w:ascii="Calibri" w:hAnsi="Calibri" w:cs="Arial"/>
+                <w:iCs/>
+                <w:color w:val="44546A" w:themeColor="text2"/>
+                <w:sz w:val="18"/>
+                <w:szCs w:val="18"/>
+                <w:lang w:eastAsia="es-CL"/>
+              </w:rPr>
+            </w:pPr>
+          </w:p>
+          <w:p>
+            <w:pPr>
+              <w:jc w:val="center"/>
+              <w:rPr>
+                <w:rFonts w:ascii="Calibri" w:hAnsi="Calibri" w:cs="Arial"/>
+                <w:iCs/>
+                <w:color w:val="44546A" w:themeColor="text2"/>
+                <w:sz w:val="18"/>
+                <w:szCs w:val="18"/>
+                <w:lang w:eastAsia="es-CL"/>
+              </w:rPr>
+            </w:pPr>
+          </w:p>
+        </w:tc>
+        <w:tc>
+          <w:tcPr>
+            <w:tcW w:w="1275" w:type="dxa"/>
+          </w:tcPr>
+          <w:p>
+            <w:pPr>
+              <w:jc w:val="center"/>
+              <w:rPr>
+                <w:rFonts w:ascii="Calibri" w:hAnsi="Calibri" w:cs="Arial"/>
+                <w:iCs/>
+                <w:color w:val="44546A" w:themeColor="text2"/>
+                <w:sz w:val="18"/>
+                <w:szCs w:val="18"/>
+                <w:lang w:eastAsia="es-CL"/>
+              </w:rPr>
+            </w:pPr>
+            <w:r>
+              <w:rPr>
+                <w:rFonts w:ascii="Calibri" w:hAnsi="Calibri" w:cs="Arial"/>
+                <w:iCs/>
+                <w:color w:val="44546A" w:themeColor="text2"/>
+                <w:sz w:val="18"/>
+                <w:szCs w:val="18"/>
+                <w:lang w:eastAsia="es-CL"/>
+              </w:rPr>
+              <w:t>Casos de uso</w:t>
+            </w:r>
+          </w:p>
+        </w:tc>
+        <w:tc>
+          <w:tcPr>
+            <w:tcW w:w="993" w:type="dxa"/>
+          </w:tcPr>
+          <w:p>
+            <w:pPr>
+              <w:jc w:val="center"/>
+              <w:rPr>
+                <w:rFonts w:ascii="Calibri" w:hAnsi="Calibri" w:cs="Arial"/>
+                <w:iCs/>
+                <w:color w:val="44546A" w:themeColor="text2"/>
+                <w:sz w:val="18"/>
+                <w:szCs w:val="18"/>
+                <w:lang w:eastAsia="es-CL"/>
+              </w:rPr>
+            </w:pPr>
+            <w:r>
+              <w:rPr>
+                <w:rFonts w:ascii="Calibri" w:hAnsi="Calibri" w:cs="Arial"/>
+                <w:iCs/>
+                <w:color w:val="44546A" w:themeColor="text2"/>
+                <w:sz w:val="18"/>
+                <w:szCs w:val="18"/>
+                <w:lang w:eastAsia="es-CL"/>
+              </w:rPr>
+              <w:t>3</w:t>
+            </w:r>
+            <w:r>
+              <w:rPr>
+                <w:rFonts w:ascii="Calibri" w:hAnsi="Calibri" w:cs="Arial"/>
+                <w:iCs/>
+                <w:color w:val="44546A" w:themeColor="text2"/>
+                <w:sz w:val="18"/>
+                <w:szCs w:val="18"/>
+                <w:lang w:eastAsia="es-CL"/>
+              </w:rPr>
+              <w:t xml:space="preserve"> semanas</w:t>
+            </w:r>
+          </w:p>
+        </w:tc>
+        <w:tc>
+          <w:tcPr>
+            <w:tcW w:w="1275" w:type="dxa"/>
+          </w:tcPr>
+          <w:p>
+            <w:pPr>
+              <w:jc w:val="center"/>
+              <w:rPr>
+                <w:rFonts w:ascii="Calibri" w:hAnsi="Calibri" w:cs="Arial"/>
+                <w:iCs/>
+                <w:color w:val="44546A" w:themeColor="text2"/>
+                <w:sz w:val="18"/>
+                <w:szCs w:val="18"/>
+                <w:lang w:eastAsia="es-CL"/>
+              </w:rPr>
+            </w:pPr>
+            <w:r>
+              <w:rPr>
+                <w:rFonts w:ascii="Calibri" w:hAnsi="Calibri" w:cs="Arial"/>
+                <w:iCs/>
+                <w:color w:val="44546A" w:themeColor="text2"/>
+                <w:sz w:val="18"/>
+                <w:szCs w:val="18"/>
+                <w:lang w:eastAsia="es-CL"/>
+              </w:rPr>
+              <w:t>Gonzalo / Socio</w:t>
+            </w:r>
+          </w:p>
+        </w:tc>
+        <w:tc>
+          <w:tcPr>
+            <w:tcW w:w="1276" w:type="dxa"/>
+          </w:tcPr>
+          <w:p>
+            <w:pPr>
+              <w:jc w:val="center"/>
+              <w:rPr>
+                <w:rFonts w:ascii="Calibri" w:hAnsi="Calibri" w:cs="Arial"/>
+                <w:iCs/>
+                <w:color w:val="44546A" w:themeColor="text2"/>
+                <w:sz w:val="18"/>
+                <w:szCs w:val="18"/>
+                <w:lang w:eastAsia="es-CL"/>
+              </w:rPr>
+            </w:pPr>
+            <w:r>
+              <w:rPr>
+                <w:rFonts w:ascii="Calibri" w:hAnsi="Calibri" w:cs="Arial"/>
+                <w:iCs/>
+                <w:color w:val="44546A" w:themeColor="text2"/>
+                <w:sz w:val="18"/>
+                <w:szCs w:val="18"/>
+                <w:lang w:eastAsia="es-CL"/>
+              </w:rPr>
+              <w:t>Se requieren datos reales para realizar pruebas</w:t>
+            </w:r>
+          </w:p>
+        </w:tc>
+        <w:tc>
+          <w:tcPr>
+            <w:tcW w:w="1134" w:type="dxa"/>
+          </w:tcPr>
+          <w:p>
+            <w:pPr>
+              <w:jc w:val="center"/>
+              <w:rPr>
+                <w:rFonts w:ascii="Calibri" w:hAnsi="Calibri" w:cs="Arial"/>
+                <w:iCs/>
+                <w:color w:val="44546A" w:themeColor="text2"/>
+                <w:sz w:val="18"/>
+                <w:szCs w:val="18"/>
+                <w:lang w:eastAsia="es-CL"/>
+              </w:rPr>
+            </w:pPr>
+            <w:r>
+              <w:rPr>
+                <w:rFonts w:ascii="Calibri" w:hAnsi="Calibri" w:cs="Arial"/>
+                <w:iCs/>
+                <w:color w:val="44546A" w:themeColor="text2"/>
+                <w:sz w:val="18"/>
+                <w:szCs w:val="18"/>
+                <w:lang w:eastAsia="es-CL"/>
+              </w:rPr>
+              <w:t>No iniciada</w:t>
+            </w:r>
+          </w:p>
+        </w:tc>
+        <w:tc>
+          <w:tcPr>
+            <w:tcW w:w="1134" w:type="dxa"/>
+          </w:tcPr>
+          <w:p>
+            <w:pPr>
+              <w:jc w:val="center"/>
+              <w:rPr>
+                <w:rFonts w:ascii="Calibri" w:hAnsi="Calibri" w:cs="Arial"/>
+                <w:iCs/>
+                <w:color w:val="44546A" w:themeColor="text2"/>
+                <w:sz w:val="18"/>
+                <w:szCs w:val="18"/>
+                <w:lang w:eastAsia="es-CL"/>
+              </w:rPr>
+            </w:pPr>
+            <w:r>
+              <w:rPr>
+                <w:rFonts w:ascii="Calibri" w:hAnsi="Calibri" w:cs="Arial"/>
+                <w:iCs/>
+                <w:color w:val="44546A" w:themeColor="text2"/>
+                <w:sz w:val="18"/>
+                <w:szCs w:val="18"/>
+                <w:lang w:eastAsia="es-CL"/>
+              </w:rPr>
+              <w:t>El socio debe preparar los datos y caso de uso anticipadamente</w:t>
+            </w:r>
+          </w:p>
+        </w:tc>
+      </w:tr>
+      <w:tr>
+        <w:trPr>
+          <w:trHeight w:val="523"/>
+        </w:trPr>
+        <w:tc>
+          <w:tcPr>
+            <w:tcW w:w="1328" w:type="dxa"/>
+          </w:tcPr>
+          <w:p>
+            <w:pPr>
+              <w:jc w:val="center"/>
+              <w:rPr>
+                <w:rFonts w:ascii="Calibri" w:hAnsi="Calibri" w:cs="Arial"/>
+                <w:iCs/>
+                <w:color w:val="44546A" w:themeColor="text2"/>
+                <w:sz w:val="18"/>
+                <w:szCs w:val="18"/>
+                <w:lang w:eastAsia="es-CL"/>
+              </w:rPr>
+            </w:pPr>
+            <w:r>
+              <w:rPr>
+                <w:rFonts w:ascii="Calibri" w:hAnsi="Calibri" w:cs="Arial"/>
+                <w:iCs/>
+                <w:color w:val="44546A" w:themeColor="text2"/>
+                <w:sz w:val="18"/>
+                <w:szCs w:val="18"/>
+                <w:lang w:eastAsia="es-CL"/>
+              </w:rPr>
+              <w:t>Propuestas de solución</w:t>
+            </w:r>
+          </w:p>
+          <w:p>
+            <w:pPr>
+              <w:jc w:val="center"/>
+              <w:rPr>
+                <w:rFonts w:ascii="Calibri" w:hAnsi="Calibri" w:cs="Arial"/>
+                <w:iCs/>
+                <w:color w:val="44546A" w:themeColor="text2"/>
+                <w:sz w:val="18"/>
+                <w:szCs w:val="18"/>
+                <w:lang w:eastAsia="es-CL"/>
+              </w:rPr>
+            </w:pPr>
+          </w:p>
+        </w:tc>
+        <w:tc>
+          <w:tcPr>
+            <w:tcW w:w="1361" w:type="dxa"/>
+          </w:tcPr>
+          <w:p>
+            <w:pPr>
+              <w:jc w:val="center"/>
+              <w:rPr>
+                <w:rFonts w:ascii="Calibri" w:hAnsi="Calibri" w:cs="Arial"/>
+                <w:iCs/>
+                <w:color w:val="44546A" w:themeColor="text2"/>
+                <w:sz w:val="18"/>
+                <w:szCs w:val="18"/>
+                <w:lang w:eastAsia="es-CL"/>
+              </w:rPr>
+            </w:pPr>
+            <w:r>
+              <w:rPr>
+                <w:rFonts w:ascii="Calibri" w:hAnsi="Calibri" w:cs="Arial"/>
+                <w:iCs/>
+                <w:color w:val="44546A" w:themeColor="text2"/>
+                <w:sz w:val="18"/>
+                <w:szCs w:val="18"/>
+                <w:lang w:eastAsia="es-CL"/>
+              </w:rPr>
+              <w:t>Documentación y Cierre</w:t>
+            </w:r>
+          </w:p>
+          <w:p>
+            <w:pPr>
+              <w:jc w:val="center"/>
+              <w:rPr>
+                <w:rFonts w:ascii="Calibri" w:hAnsi="Calibri" w:cs="Arial"/>
+                <w:iCs/>
+                <w:color w:val="44546A" w:themeColor="text2"/>
+                <w:sz w:val="18"/>
+                <w:szCs w:val="18"/>
+                <w:lang w:eastAsia="es-CL"/>
+              </w:rPr>
+            </w:pPr>
+          </w:p>
+          <w:p>
+            <w:pPr>
+              <w:jc w:val="center"/>
+              <w:rPr>
+                <w:rFonts w:ascii="Calibri" w:hAnsi="Calibri" w:cs="Arial"/>
+                <w:iCs/>
+                <w:color w:val="44546A" w:themeColor="text2"/>
+                <w:sz w:val="18"/>
+                <w:szCs w:val="18"/>
+                <w:lang w:eastAsia="es-CL"/>
+              </w:rPr>
+            </w:pPr>
+          </w:p>
+        </w:tc>
+        <w:tc>
+          <w:tcPr>
+            <w:tcW w:w="1275" w:type="dxa"/>
+          </w:tcPr>
+          <w:p>
+            <w:pPr>
+              <w:jc w:val="center"/>
+              <w:rPr>
+                <w:rFonts w:ascii="Calibri" w:hAnsi="Calibri" w:cs="Arial"/>
+                <w:iCs/>
+                <w:color w:val="44546A" w:themeColor="text2"/>
+                <w:sz w:val="18"/>
+                <w:szCs w:val="18"/>
+                <w:lang w:eastAsia="es-CL"/>
+              </w:rPr>
+            </w:pPr>
+          </w:p>
+        </w:tc>
+        <w:tc>
+          <w:tcPr>
+            <w:tcW w:w="993" w:type="dxa"/>
+          </w:tcPr>
+          <w:p>
+            <w:pPr>
+              <w:jc w:val="center"/>
+              <w:rPr>
+                <w:rFonts w:ascii="Calibri" w:hAnsi="Calibri" w:cs="Arial"/>
+                <w:iCs/>
+                <w:color w:val="44546A" w:themeColor="text2"/>
+                <w:sz w:val="18"/>
+                <w:szCs w:val="18"/>
+                <w:lang w:eastAsia="es-CL"/>
+              </w:rPr>
+            </w:pPr>
+            <w:r>
+              <w:rPr>
+                <w:rFonts w:ascii="Calibri" w:hAnsi="Calibri" w:cs="Arial"/>
+                <w:iCs/>
+                <w:color w:val="44546A" w:themeColor="text2"/>
+                <w:sz w:val="18"/>
+                <w:szCs w:val="18"/>
+                <w:lang w:eastAsia="es-CL"/>
+              </w:rPr>
+              <w:t>1 semana</w:t>
+            </w:r>
+          </w:p>
+        </w:tc>
+        <w:tc>
+          <w:tcPr>
+            <w:tcW w:w="1275" w:type="dxa"/>
+          </w:tcPr>
+          <w:p>
+            <w:pPr>
+              <w:jc w:val="center"/>
+              <w:rPr>
+                <w:rFonts w:ascii="Calibri" w:hAnsi="Calibri" w:cs="Arial"/>
+                <w:iCs/>
+                <w:color w:val="44546A" w:themeColor="text2"/>
+                <w:sz w:val="18"/>
+                <w:szCs w:val="18"/>
+                <w:lang w:eastAsia="es-CL"/>
+              </w:rPr>
+            </w:pPr>
+            <w:r>
+              <w:rPr>
+                <w:rFonts w:ascii="Calibri" w:hAnsi="Calibri" w:cs="Arial"/>
+                <w:iCs/>
+                <w:color w:val="44546A" w:themeColor="text2"/>
+                <w:sz w:val="18"/>
+                <w:szCs w:val="18"/>
+                <w:lang w:eastAsia="es-CL"/>
+              </w:rPr>
+              <w:t>Gonzalo</w:t>
+            </w:r>
+          </w:p>
+        </w:tc>
+        <w:tc>
+          <w:tcPr>
+            <w:tcW w:w="1276" w:type="dxa"/>
+          </w:tcPr>
+          <w:p>
+            <w:pPr>
+              <w:jc w:val="center"/>
+              <w:rPr>
+                <w:rFonts w:ascii="Calibri" w:hAnsi="Calibri" w:cs="Arial"/>
+                <w:iCs/>
+                <w:color w:val="44546A" w:themeColor="text2"/>
+                <w:sz w:val="18"/>
+                <w:szCs w:val="18"/>
+                <w:lang w:eastAsia="es-CL"/>
+              </w:rPr>
+            </w:pPr>
+            <w:r>
+              <w:rPr>
+                <w:rFonts w:ascii="Calibri" w:hAnsi="Calibri" w:cs="Arial"/>
+                <w:iCs/>
+                <w:color w:val="44546A" w:themeColor="text2"/>
+                <w:sz w:val="18"/>
+                <w:szCs w:val="18"/>
+                <w:lang w:eastAsia="es-CL"/>
+              </w:rPr>
+              <w:t>Ninguno por ahora</w:t>
+            </w:r>
+          </w:p>
+        </w:tc>
+        <w:tc>
+          <w:tcPr>
+            <w:tcW w:w="1134" w:type="dxa"/>
+          </w:tcPr>
+          <w:p>
+            <w:pPr>
+              <w:jc w:val="center"/>
+              <w:rPr>
+                <w:rFonts w:ascii="Calibri" w:hAnsi="Calibri" w:cs="Arial"/>
+                <w:iCs/>
+                <w:color w:val="44546A" w:themeColor="text2"/>
+                <w:sz w:val="18"/>
+                <w:szCs w:val="18"/>
+                <w:lang w:eastAsia="es-CL"/>
+              </w:rPr>
+            </w:pPr>
+            <w:r>
+              <w:rPr>
+                <w:rFonts w:ascii="Calibri" w:hAnsi="Calibri" w:cs="Arial"/>
+                <w:iCs/>
+                <w:color w:val="44546A" w:themeColor="text2"/>
+                <w:sz w:val="18"/>
+                <w:szCs w:val="18"/>
+                <w:lang w:eastAsia="es-CL"/>
+              </w:rPr>
+              <w:t>No iniciada</w:t>
+            </w:r>
+          </w:p>
+        </w:tc>
+        <w:tc>
+          <w:tcPr>
+            <w:tcW w:w="1134" w:type="dxa"/>
+          </w:tcPr>
+          <w:p>
+            <w:pPr>
+              <w:jc w:val="center"/>
+              <w:rPr>
+                <w:rFonts w:ascii="Calibri" w:hAnsi="Calibri" w:cs="Arial"/>
+                <w:iCs/>
+                <w:color w:val="44546A" w:themeColor="text2"/>
+                <w:sz w:val="18"/>
+                <w:szCs w:val="18"/>
+                <w:lang w:eastAsia="es-CL"/>
+              </w:rPr>
+            </w:pPr>
+            <w:r>
+              <w:rPr>
+                <w:rFonts w:ascii="Calibri" w:hAnsi="Calibri" w:cs="Arial"/>
+                <w:iCs/>
+                <w:color w:val="44546A" w:themeColor="text2"/>
+                <w:sz w:val="18"/>
+                <w:szCs w:val="18"/>
+                <w:lang w:eastAsia="es-CL"/>
+              </w:rPr>
+              <w:t>Sin Ajustes</w:t>
             </w:r>
           </w:p>
         </w:tc>
       </w:tr>
     </w:tbl>
+    <w:p>
+      <w:pPr>
+        <w:rPr>
+          <w:rFonts w:cs="Calibri Light"/>
+          <w:color w:val="595959" w:themeColor="text1" w:themeTint="A6"/>
+          <w:sz w:val="24"/>
+          <w:szCs w:val="24"/>
+          <w:lang w:val="es-ES"/>
+        </w:rPr>
+      </w:pPr>
+    </w:p>
+    <w:p>
+      <w:pPr>
+        <w:rPr>
+          <w:rFonts w:cs="Calibri Light"/>
+          <w:color w:val="595959" w:themeColor="text1" w:themeTint="A6"/>
+          <w:sz w:val="24"/>
+          <w:szCs w:val="24"/>
+          <w:lang w:val="es-ES"/>
+        </w:rPr>
+      </w:pPr>
+    </w:p>
     <w:p>
       <w:pPr>
         <w:rPr>
@@ -2647,40 +3704,125 @@
                 <w:color w:val="1F3864" w:themeColor="accent1" w:themeShade="80"/>
               </w:rPr>
             </w:pPr>
-          </w:p>
-          <w:p>
-            <w:pPr>
-              <w:rPr>
-                <w:rFonts w:ascii="Calibri" w:hAnsi="Calibri"/>
-                <w:color w:val="1F3864" w:themeColor="accent1" w:themeShade="80"/>
-              </w:rPr>
-            </w:pPr>
-          </w:p>
-          <w:p>
-            <w:pPr>
-              <w:jc w:val="both"/>
-              <w:rPr>
-                <w:rFonts w:ascii="Calibri" w:hAnsi="Calibri" w:cs="Arial"/>
-                <w:i/>
-                <w:color w:val="548DD4"/>
-                <w:sz w:val="20"/>
-                <w:szCs w:val="20"/>
-                <w:lang w:eastAsia="es-CL"/>
-              </w:rPr>
-            </w:pPr>
-          </w:p>
-          <w:p>
-            <w:pPr>
-              <w:jc w:val="both"/>
-              <w:rPr>
-                <w:rFonts w:ascii="Calibri" w:hAnsi="Calibri" w:cs="Arial"/>
-                <w:i/>
-                <w:color w:val="548DD4"/>
-                <w:sz w:val="20"/>
-                <w:szCs w:val="20"/>
-                <w:lang w:eastAsia="es-CL"/>
-              </w:rPr>
-            </w:pPr>
+            <w:r>
+              <w:rPr>
+                <w:rFonts w:ascii="Calibri" w:hAnsi="Calibri"/>
+                <w:color w:val="1F3864" w:themeColor="accent1" w:themeShade="80"/>
+              </w:rPr>
+              <w:t xml:space="preserve">Los factores que han influido en el desarrollo del proyecto son variados, siendo el principal </w:t>
+            </w:r>
+            <w:r>
+              <w:rPr>
+                <w:rFonts w:ascii="Calibri" w:hAnsi="Calibri"/>
+                <w:b/>
+                <w:bCs/>
+                <w:color w:val="1F3864" w:themeColor="accent1" w:themeShade="80"/>
+              </w:rPr>
+              <w:t>facilitador</w:t>
+            </w:r>
+            <w:r>
+              <w:rPr>
+                <w:rFonts w:ascii="Calibri" w:hAnsi="Calibri"/>
+                <w:color w:val="1F3864" w:themeColor="accent1" w:themeShade="80"/>
+              </w:rPr>
+              <w:t xml:space="preserve"> mi experiencia técnica en arquitectura de software, lo que permitió resolver la etapa de diseño con gran solvencia. Sin embargo, se han presentado cinco </w:t>
+            </w:r>
+            <w:r>
+              <w:rPr>
+                <w:rFonts w:ascii="Calibri" w:hAnsi="Calibri"/>
+                <w:b/>
+                <w:bCs/>
+                <w:color w:val="1F3864" w:themeColor="accent1" w:themeShade="80"/>
+              </w:rPr>
+              <w:t>dificultades</w:t>
+            </w:r>
+            <w:r>
+              <w:rPr>
+                <w:rFonts w:ascii="Calibri" w:hAnsi="Calibri"/>
+                <w:color w:val="1F3864" w:themeColor="accent1" w:themeShade="80"/>
+              </w:rPr>
+              <w:t xml:space="preserve"> clave: primero, la </w:t>
+            </w:r>
+            <w:r>
+              <w:rPr>
+                <w:rFonts w:ascii="Calibri" w:hAnsi="Calibri"/>
+                <w:b/>
+                <w:bCs/>
+                <w:color w:val="1F3864" w:themeColor="accent1" w:themeShade="80"/>
+              </w:rPr>
+              <w:t>compatibilidad horaria con mi trabajo actual</w:t>
+            </w:r>
+            <w:r>
+              <w:rPr>
+                <w:rFonts w:ascii="Calibri" w:hAnsi="Calibri"/>
+                <w:color w:val="1F3864" w:themeColor="accent1" w:themeShade="80"/>
+              </w:rPr>
+              <w:t xml:space="preserve">, que limita fuertemente el tiempo disponible; segundo, los </w:t>
+            </w:r>
+            <w:r>
+              <w:rPr>
+                <w:rFonts w:ascii="Calibri" w:hAnsi="Calibri"/>
+                <w:b/>
+                <w:bCs/>
+                <w:color w:val="1F3864" w:themeColor="accent1" w:themeShade="80"/>
+              </w:rPr>
+              <w:t>horarios variables de mi socio estratégico</w:t>
+            </w:r>
+            <w:r>
+              <w:rPr>
+                <w:rFonts w:ascii="Calibri" w:hAnsi="Calibri"/>
+                <w:color w:val="1F3864" w:themeColor="accent1" w:themeShade="80"/>
+              </w:rPr>
+              <w:t xml:space="preserve">, haciendo difícil coordinar sesiones de trabajo en conjunto para revisión de avance; tercero, la necesidad de </w:t>
+            </w:r>
+            <w:r>
+              <w:rPr>
+                <w:rFonts w:ascii="Calibri" w:hAnsi="Calibri"/>
+                <w:b/>
+                <w:bCs/>
+                <w:color w:val="1F3864" w:themeColor="accent1" w:themeShade="80"/>
+              </w:rPr>
+              <w:t>trabajar solo en las noches</w:t>
+            </w:r>
+            <w:r>
+              <w:rPr>
+                <w:rFonts w:ascii="Calibri" w:hAnsi="Calibri"/>
+                <w:color w:val="1F3864" w:themeColor="accent1" w:themeShade="80"/>
+              </w:rPr>
+              <w:t xml:space="preserve">, ya que el fin de semana está reservado para tareas del hogar, reduciendo la ventana de desarrollo profundo; cuarto, se han generado </w:t>
+            </w:r>
+            <w:r>
+              <w:rPr>
+                <w:rFonts w:ascii="Calibri" w:hAnsi="Calibri"/>
+                <w:b/>
+                <w:bCs/>
+                <w:color w:val="1F3864" w:themeColor="accent1" w:themeShade="80"/>
+              </w:rPr>
+              <w:t>problemas iniciales en el flujo de trabajo del código</w:t>
+            </w:r>
+            <w:r>
+              <w:rPr>
+                <w:rFonts w:ascii="Calibri" w:hAnsi="Calibri"/>
+                <w:color w:val="1F3864" w:themeColor="accent1" w:themeShade="80"/>
+              </w:rPr>
+              <w:t xml:space="preserve"> debido a la intermitencia en el desarrollo y la falta de un sistema de integración continua automatizado; y quinto, la </w:t>
+            </w:r>
+            <w:r>
+              <w:rPr>
+                <w:rFonts w:ascii="Calibri" w:hAnsi="Calibri"/>
+                <w:b/>
+                <w:bCs/>
+                <w:color w:val="1F3864" w:themeColor="accent1" w:themeShade="80"/>
+              </w:rPr>
+              <w:t>carga laboral externa</w:t>
+            </w:r>
+            <w:r>
+              <w:rPr>
+                <w:rFonts w:ascii="Calibri" w:hAnsi="Calibri"/>
+                <w:color w:val="1F3864" w:themeColor="accent1" w:themeShade="80"/>
+              </w:rPr>
+              <w:t xml:space="preserve"> continúa siendo una limitante constante. Para abordar estos obstáculos, he implementado una estrategia estricta de "bloques de desarrollo intensivo" durante las noches y he delegado tareas administrativas al socio.</w:t>
+            </w:r>
           </w:p>
           <w:p>
             <w:pPr>
@@ -2872,6 +4014,78 @@
           </w:p>
           <w:p>
             <w:pPr>
+              <w:numPr>
+                <w:ilvl w:val="0"/>
+                <w:numId w:val="3"/>
+              </w:numPr>
+              <w:rPr>
+                <w:rFonts w:ascii="Calibri" w:hAnsi="Calibri"/>
+                <w:color w:val="1F3864" w:themeColor="accent1" w:themeShade="80"/>
+              </w:rPr>
+            </w:pPr>
+            <w:r>
+              <w:rPr>
+                <w:rFonts w:ascii="Calibri" w:hAnsi="Calibri"/>
+                <w:b/>
+                <w:bCs/>
+                <w:color w:val="1F3864" w:themeColor="accent1" w:themeShade="80"/>
+              </w:rPr>
+              <w:t>Ajuste en "Migración y Carga de Datos":</w:t>
+            </w:r>
+            <w:r>
+              <w:rPr>
+                <w:rFonts w:ascii="Calibri" w:hAnsi="Calibri"/>
+                <w:color w:val="1F3864" w:themeColor="accent1" w:themeShade="80"/>
+              </w:rPr>
+              <w:t xml:space="preserve"> Originalmente, esta tarea técnica era responsabilidad mía. Se ha ajustado para que sea el </w:t>
+            </w:r>
+            <w:r>
+              <w:rPr>
+                <w:rFonts w:ascii="Calibri" w:hAnsi="Calibri"/>
+                <w:b/>
+                <w:bCs/>
+                <w:color w:val="1F3864" w:themeColor="accent1" w:themeShade="80"/>
+              </w:rPr>
+              <w:t>Socio Estratégico</w:t>
+            </w:r>
+            <w:r>
+              <w:rPr>
+                <w:rFonts w:ascii="Calibri" w:hAnsi="Calibri"/>
+                <w:color w:val="1F3864" w:themeColor="accent1" w:themeShade="80"/>
+              </w:rPr>
+              <w:t xml:space="preserve"> quien realice la limpieza, estandarización y preparación de los archivos Excel/CSV de pacientes e insumos.</w:t>
+            </w:r>
+          </w:p>
+          <w:p>
+            <w:pPr>
+              <w:numPr>
+                <w:ilvl w:val="0"/>
+                <w:numId w:val="3"/>
+              </w:numPr>
+              <w:rPr>
+                <w:rFonts w:ascii="Calibri" w:hAnsi="Calibri"/>
+                <w:color w:val="1F3864" w:themeColor="accent1" w:themeShade="80"/>
+              </w:rPr>
+            </w:pPr>
+            <w:r>
+              <w:rPr>
+                <w:rFonts w:ascii="Calibri" w:hAnsi="Calibri"/>
+                <w:b/>
+                <w:bCs/>
+                <w:color w:val="1F3864" w:themeColor="accent1" w:themeShade="80"/>
+              </w:rPr>
+              <w:t>Justificación:</w:t>
+            </w:r>
+            <w:r>
+              <w:rPr>
+                <w:rFonts w:ascii="Calibri" w:hAnsi="Calibri"/>
+                <w:color w:val="1F3864" w:themeColor="accent1" w:themeShade="80"/>
+              </w:rPr>
+              <w:t xml:space="preserve"> Este ajuste se realizó para liberar horas-hombre técnicas de mi parte (Gonzalo) y enfocarlas puramente en el desarrollo de código complejo, aprovechando que el socio tiene el conocimiento del dominio de los datos y puede realizar esta tarea administrativa.</w:t>
+            </w:r>
+          </w:p>
+          <w:p>
+            <w:pPr>
               <w:jc w:val="both"/>
               <w:rPr>
                 <w:rFonts w:ascii="Calibri" w:hAnsi="Calibri" w:cs="Arial"/>
@@ -2883,87 +4097,23 @@
               </w:rPr>
             </w:pPr>
           </w:p>
-          <w:p>
-            <w:pPr>
-              <w:jc w:val="both"/>
-              <w:rPr>
-                <w:rFonts w:ascii="Calibri" w:hAnsi="Calibri" w:cs="Arial"/>
-                <w:i/>
-                <w:color w:val="C00000"/>
-                <w:sz w:val="20"/>
-                <w:szCs w:val="20"/>
-                <w:lang w:eastAsia="es-CL"/>
-              </w:rPr>
-            </w:pPr>
-          </w:p>
-          <w:p>
-            <w:pPr>
-              <w:jc w:val="both"/>
-              <w:rPr>
-                <w:rFonts w:ascii="Calibri" w:hAnsi="Calibri" w:cs="Arial"/>
-                <w:i/>
-                <w:color w:val="548DD4"/>
-                <w:sz w:val="20"/>
-                <w:szCs w:val="20"/>
-                <w:lang w:eastAsia="es-CL"/>
-              </w:rPr>
-            </w:pPr>
-          </w:p>
-          <w:p>
-            <w:pPr>
-              <w:jc w:val="both"/>
-              <w:rPr>
-                <w:rFonts w:ascii="Calibri" w:hAnsi="Calibri" w:cs="Arial"/>
-                <w:i/>
-                <w:color w:val="548DD4"/>
-                <w:sz w:val="20"/>
-                <w:szCs w:val="20"/>
-                <w:lang w:eastAsia="es-CL"/>
-              </w:rPr>
-            </w:pPr>
-          </w:p>
-          <w:p>
-            <w:pPr>
-              <w:jc w:val="both"/>
-              <w:rPr>
-                <w:rFonts w:ascii="Calibri" w:hAnsi="Calibri" w:cs="Arial"/>
-                <w:i/>
-                <w:color w:val="548DD4"/>
-                <w:sz w:val="20"/>
-                <w:szCs w:val="20"/>
-                <w:lang w:eastAsia="es-CL"/>
-              </w:rPr>
-            </w:pPr>
-          </w:p>
-          <w:p>
-            <w:pPr>
-              <w:jc w:val="both"/>
-              <w:rPr>
-                <w:rFonts w:ascii="Calibri" w:hAnsi="Calibri" w:cs="Arial"/>
-                <w:i/>
-                <w:color w:val="548DD4"/>
-                <w:sz w:val="20"/>
-                <w:szCs w:val="20"/>
-                <w:lang w:eastAsia="es-CL"/>
-              </w:rPr>
-            </w:pPr>
-          </w:p>
-          <w:p>
-            <w:pPr>
-              <w:jc w:val="both"/>
-              <w:rPr>
-                <w:rFonts w:ascii="Calibri" w:hAnsi="Calibri" w:cs="Arial"/>
-                <w:i/>
-                <w:color w:val="548DD4"/>
-                <w:sz w:val="20"/>
-                <w:szCs w:val="20"/>
-                <w:lang w:eastAsia="es-CL"/>
-              </w:rPr>
-            </w:pPr>
-          </w:p>
         </w:tc>
       </w:tr>
     </w:tbl>
+    <w:p>
+      <w:pPr>
+        <w:spacing w:after="0" w:line="240" w:lineRule="auto"/>
+        <w:jc w:val="both"/>
+        <w:rPr>
+          <w:rFonts w:ascii="Calibri" w:hAnsi="Calibri" w:cs="Arial"/>
+          <w:i/>
+          <w:color w:val="548DD4"/>
+          <w:sz w:val="20"/>
+          <w:szCs w:val="20"/>
+          <w:lang w:eastAsia="es-CL"/>
+        </w:rPr>
+      </w:pPr>
+    </w:p>
     <w:p>
       <w:pPr>
         <w:spacing w:after="0" w:line="240" w:lineRule="auto"/>
@@ -3200,81 +4350,91 @@
           </w:p>
           <w:p>
             <w:pPr>
-              <w:jc w:val="both"/>
-              <w:rPr>
-                <w:rFonts w:ascii="Calibri" w:hAnsi="Calibri" w:cs="Arial"/>
+              <w:numPr>
+                <w:ilvl w:val="0"/>
+                <w:numId w:val="4"/>
+              </w:numPr>
+              <w:rPr>
+                <w:rFonts w:ascii="Calibri" w:hAnsi="Calibri"/>
+                <w:color w:val="1F3864" w:themeColor="accent1" w:themeShade="80"/>
+              </w:rPr>
+            </w:pPr>
+            <w:r>
+              <w:rPr>
+                <w:rFonts w:ascii="Calibri" w:hAnsi="Calibri"/>
+                <w:b/>
+                <w:bCs/>
+                <w:color w:val="1F3864" w:themeColor="accent1" w:themeShade="80"/>
+              </w:rPr>
+              <w:t>Estado:</w:t>
+            </w:r>
+            <w:r>
+              <w:rPr>
+                <w:rFonts w:ascii="Calibri" w:hAnsi="Calibri"/>
+                <w:color w:val="1F3864" w:themeColor="accent1" w:themeShade="80"/>
+              </w:rPr>
+              <w:t xml:space="preserve"> Actualmente, no hay actividades críticas retrasadas que comprometan la fecha final, gracias a la reprogramación de fines de semana. Las actividades de la </w:t>
+            </w:r>
+            <w:r>
+              <w:rPr>
+                <w:rFonts w:ascii="Calibri" w:hAnsi="Calibri"/>
+                <w:b/>
+                <w:bCs/>
+                <w:color w:val="1F3864" w:themeColor="accent1" w:themeShade="80"/>
+              </w:rPr>
+              <w:t>Fase 3 (Pruebas y Documentación)</w:t>
+            </w:r>
+            <w:r>
+              <w:rPr>
+                <w:rFonts w:ascii="Calibri" w:hAnsi="Calibri"/>
+                <w:color w:val="1F3864" w:themeColor="accent1" w:themeShade="80"/>
+              </w:rPr>
+              <w:t xml:space="preserve"> aún no se inician porque dependen de la finalización de la etapa de codificación actual (Fase 2), tal como estaba planificado en la Carta Gantt original.</w:t>
+            </w:r>
+          </w:p>
+          <w:p>
+            <w:pPr>
+              <w:numPr>
+                <w:ilvl w:val="0"/>
+                <w:numId w:val="4"/>
+              </w:numPr>
+              <w:rPr>
+                <w:rFonts w:ascii="Calibri" w:hAnsi="Calibri"/>
+                <w:color w:val="1F3864" w:themeColor="accent1" w:themeShade="80"/>
+              </w:rPr>
+            </w:pPr>
+            <w:r>
+              <w:rPr>
+                <w:rFonts w:ascii="Calibri" w:hAnsi="Calibri"/>
+                <w:b/>
+                <w:bCs/>
+                <w:color w:val="1F3864" w:themeColor="accent1" w:themeShade="80"/>
+              </w:rPr>
+              <w:t>Estrategia:</w:t>
+            </w:r>
+            <w:r>
+              <w:rPr>
+                <w:rFonts w:ascii="Calibri" w:hAnsi="Calibri"/>
+                <w:color w:val="1F3864" w:themeColor="accent1" w:themeShade="80"/>
+              </w:rPr>
+              <w:t xml:space="preserve"> Para evitar retrasos futuros en la fase de pruebas, se ha instruido al Socio para que comience a redactar los </w:t>
+            </w:r>
+            <w:r>
+              <w:rPr>
+                <w:rFonts w:ascii="Calibri" w:hAnsi="Calibri"/>
                 <w:i/>
-                <w:color w:val="548DD4"/>
-                <w:sz w:val="20"/>
-                <w:szCs w:val="20"/>
-                <w:lang w:eastAsia="es-CL"/>
-              </w:rPr>
-            </w:pPr>
-          </w:p>
-          <w:p>
-            <w:pPr>
-              <w:jc w:val="both"/>
-              <w:rPr>
-                <w:rFonts w:ascii="Calibri" w:hAnsi="Calibri" w:cs="Arial"/>
-                <w:i/>
-                <w:color w:val="548DD4"/>
-                <w:sz w:val="20"/>
-                <w:szCs w:val="20"/>
-                <w:lang w:eastAsia="es-CL"/>
-              </w:rPr>
-            </w:pPr>
-          </w:p>
-          <w:p>
-            <w:pPr>
-              <w:jc w:val="both"/>
-              <w:rPr>
-                <w:rFonts w:ascii="Calibri" w:hAnsi="Calibri" w:cs="Arial"/>
-                <w:i/>
-                <w:color w:val="548DD4"/>
-                <w:sz w:val="20"/>
-                <w:szCs w:val="20"/>
-                <w:lang w:eastAsia="es-CL"/>
-              </w:rPr>
-            </w:pPr>
-          </w:p>
-          <w:p>
-            <w:pPr>
-              <w:jc w:val="both"/>
-              <w:rPr>
-                <w:rFonts w:ascii="Calibri" w:hAnsi="Calibri" w:cs="Arial"/>
-                <w:i/>
-                <w:color w:val="548DD4"/>
-                <w:sz w:val="20"/>
-                <w:szCs w:val="20"/>
-                <w:lang w:eastAsia="es-CL"/>
-              </w:rPr>
-            </w:pPr>
-          </w:p>
-          <w:p>
-            <w:pPr>
-              <w:jc w:val="both"/>
-              <w:rPr>
-                <w:rFonts w:ascii="Calibri" w:hAnsi="Calibri" w:cs="Arial"/>
-                <w:i/>
-                <w:color w:val="548DD4"/>
-                <w:sz w:val="20"/>
-                <w:szCs w:val="20"/>
-                <w:lang w:eastAsia="es-CL"/>
-              </w:rPr>
-            </w:pPr>
-          </w:p>
-          <w:p>
-            <w:pPr>
-              <w:jc w:val="both"/>
-              <w:rPr>
-                <w:rFonts w:ascii="Calibri" w:hAnsi="Calibri" w:cs="Arial"/>
-                <w:i/>
-                <w:color w:val="548DD4"/>
-                <w:sz w:val="20"/>
-                <w:szCs w:val="20"/>
-                <w:lang w:eastAsia="es-CL"/>
-              </w:rPr>
-            </w:pPr>
+                <w:iCs/>
+                <w:color w:val="1F3864" w:themeColor="accent1" w:themeShade="80"/>
+              </w:rPr>
+              <w:t>scripts</w:t>
+            </w:r>
+            <w:r>
+              <w:rPr>
+                <w:rFonts w:ascii="Calibri" w:hAnsi="Calibri"/>
+                <w:color w:val="1F3864" w:themeColor="accent1" w:themeShade="80"/>
+              </w:rPr>
+              <w:t xml:space="preserve"> de prueba (casos de uso) en paralelo al desarrollo actual, ganando tiempo para la etapa final.</w:t>
+            </w:r>
           </w:p>
           <w:p>
             <w:pPr>
@@ -3311,7 +4471,7 @@
 </file>
 
 <file path=word/endnotes.xml><?xml version="1.0" encoding="utf-8"?>
-<w:endnotes xmlns:wpc="http://schemas.microsoft.com/office/word/2010/wordprocessingCanvas" xmlns:cx="http://schemas.microsoft.com/office/drawing/2014/chartex" xmlns:mc="http://schemas.openxmlformats.org/markup-compatibility/2006" xmlns:o="urn:schemas-microsoft-com:office:office" xmlns:r="http://schemas.openxmlformats.org/officeDocument/2006/relationships" xmlns:m="http://schemas.openxmlformats.org/officeDocument/2006/math" xmlns:v="urn:schemas-microsoft-com:vml" xmlns:wp14="http://schemas.microsoft.com/office/word/2010/wordprocessingDrawing" xmlns:wp="http://schemas.openxmlformats.org/drawingml/2006/wordprocessingDrawing" xmlns:w10="urn:schemas-microsoft-com:office:word" xmlns:w="http://schemas.openxmlformats.org/wordprocessingml/2006/main" xmlns:w14="http://schemas.microsoft.com/office/word/2010/wordml" xmlns:w15="http://schemas.microsoft.com/office/word/2012/wordml" xmlns:w16se="http://schemas.microsoft.com/office/word/2015/wordml/symex" xmlns:wpg="http://schemas.microsoft.com/office/word/2010/wordprocessingGroup" xmlns:wpi="http://schemas.microsoft.com/office/word/2010/wordprocessingInk" xmlns:wne="http://schemas.microsoft.com/office/word/2006/wordml" xmlns:wps="http://schemas.microsoft.com/office/word/2010/wordprocessingShape" mc:Ignorable="w14 w15 w16se wp14">
+<w:endnotes xmlns:wpc="http://schemas.microsoft.com/office/word/2010/wordprocessingCanvas" xmlns:cx="http://schemas.microsoft.com/office/drawing/2014/chartex" xmlns:cx1="http://schemas.microsoft.com/office/drawing/2015/9/8/chartex" xmlns:cx2="http://schemas.microsoft.com/office/drawing/2015/10/21/chartex" xmlns:cx3="http://schemas.microsoft.com/office/drawing/2016/5/9/chartex" xmlns:cx4="http://schemas.microsoft.com/office/drawing/2016/5/10/chartex" xmlns:cx5="http://schemas.microsoft.com/office/drawing/2016/5/11/chartex" xmlns:cx6="http://schemas.microsoft.com/office/drawing/2016/5/12/chartex" xmlns:cx7="http://schemas.microsoft.com/office/drawing/2016/5/13/chartex" xmlns:cx8="http://schemas.microsoft.com/office/drawing/2016/5/14/chartex" xmlns:mc="http://schemas.openxmlformats.org/markup-compatibility/2006" xmlns:aink="http://schemas.microsoft.com/office/drawing/2016/ink" xmlns:am3d="http://schemas.microsoft.com/office/drawing/2017/model3d" xmlns:o="urn:schemas-microsoft-com:office:office" xmlns:oel="http://schemas.microsoft.com/office/2019/extlst" xmlns:r="http://schemas.openxmlformats.org/officeDocument/2006/relationships" xmlns:m="http://schemas.openxmlformats.org/officeDocument/2006/math" xmlns:v="urn:schemas-microsoft-com:vml" xmlns:wp14="http://schemas.microsoft.com/office/word/2010/wordprocessingDrawing" xmlns:wp="http://schemas.openxmlformats.org/drawingml/2006/wordprocessingDrawing" xmlns:w10="urn:schemas-microsoft-com:office:word" xmlns:w="http://schemas.openxmlformats.org/wordprocessingml/2006/main" xmlns:w14="http://schemas.microsoft.com/office/word/2010/wordml" xmlns:w15="http://schemas.microsoft.com/office/word/2012/wordml" xmlns:w16cex="http://schemas.microsoft.com/office/word/2018/wordml/cex" xmlns:w16cid="http://schemas.microsoft.com/office/word/2016/wordml/cid" xmlns:w16="http://schemas.microsoft.com/office/word/2018/wordml" xmlns:w16du="http://schemas.microsoft.com/office/word/2023/wordml/word16du" xmlns:w16sdtdh="http://schemas.microsoft.com/office/word/2020/wordml/sdtdatahash" xmlns:w16sdtfl="http://schemas.microsoft.com/office/word/2024/wordml/sdtformatlock" xmlns:w16se="http://schemas.microsoft.com/office/word/2015/wordml/symex" xmlns:wpg="http://schemas.microsoft.com/office/word/2010/wordprocessingGroup" xmlns:wpi="http://schemas.microsoft.com/office/word/2010/wordprocessingInk" xmlns:wne="http://schemas.microsoft.com/office/word/2006/wordml" xmlns:wps="http://schemas.microsoft.com/office/word/2010/wordprocessingShape" mc:Ignorable="w14 w15 w16se w16cid w16 w16cex w16sdtdh w16sdtfl w16du wp14">
   <w:endnote w:type="separator" w:id="-1">
     <w:p>
       <w:pPr>
@@ -3336,7 +4496,7 @@
 </file>
 
 <file path=word/footnotes.xml><?xml version="1.0" encoding="utf-8"?>
-<w:footnotes xmlns:wpc="http://schemas.microsoft.com/office/word/2010/wordprocessingCanvas" xmlns:cx="http://schemas.microsoft.com/office/drawing/2014/chartex" xmlns:mc="http://schemas.openxmlformats.org/markup-compatibility/2006" xmlns:o="urn:schemas-microsoft-com:office:office" xmlns:r="http://schemas.openxmlformats.org/officeDocument/2006/relationships" xmlns:m="http://schemas.openxmlformats.org/officeDocument/2006/math" xmlns:v="urn:schemas-microsoft-com:vml" xmlns:wp14="http://schemas.microsoft.com/office/word/2010/wordprocessingDrawing" xmlns:wp="http://schemas.openxmlformats.org/drawingml/2006/wordprocessingDrawing" xmlns:w10="urn:schemas-microsoft-com:office:word" xmlns:w="http://schemas.openxmlformats.org/wordprocessingml/2006/main" xmlns:w14="http://schemas.microsoft.com/office/word/2010/wordml" xmlns:w15="http://schemas.microsoft.com/office/word/2012/wordml" xmlns:w16se="http://schemas.microsoft.com/office/word/2015/wordml/symex" xmlns:wpg="http://schemas.microsoft.com/office/word/2010/wordprocessingGroup" xmlns:wpi="http://schemas.microsoft.com/office/word/2010/wordprocessingInk" xmlns:wne="http://schemas.microsoft.com/office/word/2006/wordml" xmlns:wps="http://schemas.microsoft.com/office/word/2010/wordprocessingShape" mc:Ignorable="w14 w15 w16se wp14">
+<w:footnotes xmlns:wpc="http://schemas.microsoft.com/office/word/2010/wordprocessingCanvas" xmlns:cx="http://schemas.microsoft.com/office/drawing/2014/chartex" xmlns:cx1="http://schemas.microsoft.com/office/drawing/2015/9/8/chartex" xmlns:cx2="http://schemas.microsoft.com/office/drawing/2015/10/21/chartex" xmlns:cx3="http://schemas.microsoft.com/office/drawing/2016/5/9/chartex" xmlns:cx4="http://schemas.microsoft.com/office/drawing/2016/5/10/chartex" xmlns:cx5="http://schemas.microsoft.com/office/drawing/2016/5/11/chartex" xmlns:cx6="http://schemas.microsoft.com/office/drawing/2016/5/12/chartex" xmlns:cx7="http://schemas.microsoft.com/office/drawing/2016/5/13/chartex" xmlns:cx8="http://schemas.microsoft.com/office/drawing/2016/5/14/chartex" xmlns:mc="http://schemas.openxmlformats.org/markup-compatibility/2006" xmlns:aink="http://schemas.microsoft.com/office/drawing/2016/ink" xmlns:am3d="http://schemas.microsoft.com/office/drawing/2017/model3d" xmlns:o="urn:schemas-microsoft-com:office:office" xmlns:oel="http://schemas.microsoft.com/office/2019/extlst" xmlns:r="http://schemas.openxmlformats.org/officeDocument/2006/relationships" xmlns:m="http://schemas.openxmlformats.org/officeDocument/2006/math" xmlns:v="urn:schemas-microsoft-com:vml" xmlns:wp14="http://schemas.microsoft.com/office/word/2010/wordprocessingDrawing" xmlns:wp="http://schemas.openxmlformats.org/drawingml/2006/wordprocessingDrawing" xmlns:w10="urn:schemas-microsoft-com:office:word" xmlns:w="http://schemas.openxmlformats.org/wordprocessingml/2006/main" xmlns:w14="http://schemas.microsoft.com/office/word/2010/wordml" xmlns:w15="http://schemas.microsoft.com/office/word/2012/wordml" xmlns:w16cex="http://schemas.microsoft.com/office/word/2018/wordml/cex" xmlns:w16cid="http://schemas.microsoft.com/office/word/2016/wordml/cid" xmlns:w16="http://schemas.microsoft.com/office/word/2018/wordml" xmlns:w16du="http://schemas.microsoft.com/office/word/2023/wordml/word16du" xmlns:w16sdtdh="http://schemas.microsoft.com/office/word/2020/wordml/sdtdatahash" xmlns:w16sdtfl="http://schemas.microsoft.com/office/word/2024/wordml/sdtformatlock" xmlns:w16se="http://schemas.microsoft.com/office/word/2015/wordml/symex" xmlns:wpg="http://schemas.microsoft.com/office/word/2010/wordprocessingGroup" xmlns:wpi="http://schemas.microsoft.com/office/word/2010/wordprocessingInk" xmlns:wne="http://schemas.microsoft.com/office/word/2006/wordml" xmlns:wps="http://schemas.microsoft.com/office/word/2010/wordprocessingShape" mc:Ignorable="w14 w15 w16se w16cid w16 w16cex w16sdtdh w16sdtfl w16du wp14">
   <w:footnote w:type="separator" w:id="-1">
     <w:p>
       <w:pPr>
@@ -3419,7 +4579,7 @@
 </file>
 
 <file path=word/header1.xml><?xml version="1.0" encoding="utf-8"?>
-<w:hdr xmlns:wpc="http://schemas.microsoft.com/office/word/2010/wordprocessingCanvas" xmlns:cx="http://schemas.microsoft.com/office/drawing/2014/chartex" xmlns:mc="http://schemas.openxmlformats.org/markup-compatibility/2006" xmlns:o="urn:schemas-microsoft-com:office:office" xmlns:r="http://schemas.openxmlformats.org/officeDocument/2006/relationships" xmlns:m="http://schemas.openxmlformats.org/officeDocument/2006/math" xmlns:v="urn:schemas-microsoft-com:vml" xmlns:wp14="http://schemas.microsoft.com/office/word/2010/wordprocessingDrawing" xmlns:wp="http://schemas.openxmlformats.org/drawingml/2006/wordprocessingDrawing" xmlns:w10="urn:schemas-microsoft-com:office:word" xmlns:w="http://schemas.openxmlformats.org/wordprocessingml/2006/main" xmlns:w14="http://schemas.microsoft.com/office/word/2010/wordml" xmlns:w15="http://schemas.microsoft.com/office/word/2012/wordml" xmlns:w16se="http://schemas.microsoft.com/office/word/2015/wordml/symex" xmlns:wpg="http://schemas.microsoft.com/office/word/2010/wordprocessingGroup" xmlns:wpi="http://schemas.microsoft.com/office/word/2010/wordprocessingInk" xmlns:wne="http://schemas.microsoft.com/office/word/2006/wordml" xmlns:wps="http://schemas.microsoft.com/office/word/2010/wordprocessingShape" mc:Ignorable="w14 w15 w16se wp14">
+<w:hdr xmlns:wpc="http://schemas.microsoft.com/office/word/2010/wordprocessingCanvas" xmlns:cx="http://schemas.microsoft.com/office/drawing/2014/chartex" xmlns:cx1="http://schemas.microsoft.com/office/drawing/2015/9/8/chartex" xmlns:cx2="http://schemas.microsoft.com/office/drawing/2015/10/21/chartex" xmlns:cx3="http://schemas.microsoft.com/office/drawing/2016/5/9/chartex" xmlns:cx4="http://schemas.microsoft.com/office/drawing/2016/5/10/chartex" xmlns:cx5="http://schemas.microsoft.com/office/drawing/2016/5/11/chartex" xmlns:cx6="http://schemas.microsoft.com/office/drawing/2016/5/12/chartex" xmlns:cx7="http://schemas.microsoft.com/office/drawing/2016/5/13/chartex" xmlns:cx8="http://schemas.microsoft.com/office/drawing/2016/5/14/chartex" xmlns:mc="http://schemas.openxmlformats.org/markup-compatibility/2006" xmlns:aink="http://schemas.microsoft.com/office/drawing/2016/ink" xmlns:am3d="http://schemas.microsoft.com/office/drawing/2017/model3d" xmlns:o="urn:schemas-microsoft-com:office:office" xmlns:oel="http://schemas.microsoft.com/office/2019/extlst" xmlns:r="http://schemas.openxmlformats.org/officeDocument/2006/relationships" xmlns:m="http://schemas.openxmlformats.org/officeDocument/2006/math" xmlns:v="urn:schemas-microsoft-com:vml" xmlns:wp14="http://schemas.microsoft.com/office/word/2010/wordprocessingDrawing" xmlns:wp="http://schemas.openxmlformats.org/drawingml/2006/wordprocessingDrawing" xmlns:w10="urn:schemas-microsoft-com:office:word" xmlns:w="http://schemas.openxmlformats.org/wordprocessingml/2006/main" xmlns:w14="http://schemas.microsoft.com/office/word/2010/wordml" xmlns:w15="http://schemas.microsoft.com/office/word/2012/wordml" xmlns:w16cex="http://schemas.microsoft.com/office/word/2018/wordml/cex" xmlns:w16cid="http://schemas.microsoft.com/office/word/2016/wordml/cid" xmlns:w16="http://schemas.microsoft.com/office/word/2018/wordml" xmlns:w16du="http://schemas.microsoft.com/office/word/2023/wordml/word16du" xmlns:w16sdtdh="http://schemas.microsoft.com/office/word/2020/wordml/sdtdatahash" xmlns:w16sdtfl="http://schemas.microsoft.com/office/word/2024/wordml/sdtformatlock" xmlns:w16se="http://schemas.microsoft.com/office/word/2015/wordml/symex" xmlns:wpg="http://schemas.microsoft.com/office/word/2010/wordprocessingGroup" xmlns:wpi="http://schemas.microsoft.com/office/word/2010/wordprocessingInk" xmlns:wne="http://schemas.microsoft.com/office/word/2006/wordml" xmlns:wps="http://schemas.microsoft.com/office/word/2010/wordprocessingShape" mc:Ignorable="w14 w15 w16se w16cid w16 w16cex w16sdtdh w16sdtfl w16du wp14">
   <w:tbl>
     <w:tblPr>
       <w:tblStyle w:val="Tablaconcuadrcula1"/>
@@ -3644,8 +4804,157 @@
 </file>
 
 <file path=word/numbering.xml><?xml version="1.0" encoding="utf-8"?>
-<w:numbering xmlns:wpc="http://schemas.microsoft.com/office/word/2010/wordprocessingCanvas" xmlns:cx="http://schemas.microsoft.com/office/drawing/2014/chartex" xmlns:mc="http://schemas.openxmlformats.org/markup-compatibility/2006" xmlns:o="urn:schemas-microsoft-com:office:office" xmlns:r="http://schemas.openxmlformats.org/officeDocument/2006/relationships" xmlns:m="http://schemas.openxmlformats.org/officeDocument/2006/math" xmlns:v="urn:schemas-microsoft-com:vml" xmlns:wp14="http://schemas.microsoft.com/office/word/2010/wordprocessingDrawing" xmlns:wp="http://schemas.openxmlformats.org/drawingml/2006/wordprocessingDrawing" xmlns:w10="urn:schemas-microsoft-com:office:word" xmlns:w="http://schemas.openxmlformats.org/wordprocessingml/2006/main" xmlns:w14="http://schemas.microsoft.com/office/word/2010/wordml" xmlns:w15="http://schemas.microsoft.com/office/word/2012/wordml" xmlns:w16se="http://schemas.microsoft.com/office/word/2015/wordml/symex" xmlns:wpg="http://schemas.microsoft.com/office/word/2010/wordprocessingGroup" xmlns:wpi="http://schemas.microsoft.com/office/word/2010/wordprocessingInk" xmlns:wne="http://schemas.microsoft.com/office/word/2006/wordml" xmlns:wps="http://schemas.microsoft.com/office/word/2010/wordprocessingShape" mc:Ignorable="w14 w15 w16se wp14">
+<w:numbering xmlns:wpc="http://schemas.microsoft.com/office/word/2010/wordprocessingCanvas" xmlns:cx="http://schemas.microsoft.com/office/drawing/2014/chartex" xmlns:cx1="http://schemas.microsoft.com/office/drawing/2015/9/8/chartex" xmlns:cx2="http://schemas.microsoft.com/office/drawing/2015/10/21/chartex" xmlns:cx3="http://schemas.microsoft.com/office/drawing/2016/5/9/chartex" xmlns:cx4="http://schemas.microsoft.com/office/drawing/2016/5/10/chartex" xmlns:cx5="http://schemas.microsoft.com/office/drawing/2016/5/11/chartex" xmlns:cx6="http://schemas.microsoft.com/office/drawing/2016/5/12/chartex" xmlns:cx7="http://schemas.microsoft.com/office/drawing/2016/5/13/chartex" xmlns:cx8="http://schemas.microsoft.com/office/drawing/2016/5/14/chartex" xmlns:mc="http://schemas.openxmlformats.org/markup-compatibility/2006" xmlns:aink="http://schemas.microsoft.com/office/drawing/2016/ink" xmlns:am3d="http://schemas.microsoft.com/office/drawing/2017/model3d" xmlns:o="urn:schemas-microsoft-com:office:office" xmlns:oel="http://schemas.microsoft.com/office/2019/extlst" xmlns:r="http://schemas.openxmlformats.org/officeDocument/2006/relationships" xmlns:m="http://schemas.openxmlformats.org/officeDocument/2006/math" xmlns:v="urn:schemas-microsoft-com:vml" xmlns:wp14="http://schemas.microsoft.com/office/word/2010/wordprocessingDrawing" xmlns:wp="http://schemas.openxmlformats.org/drawingml/2006/wordprocessingDrawing" xmlns:w10="urn:schemas-microsoft-com:office:word" xmlns:w="http://schemas.openxmlformats.org/wordprocessingml/2006/main" xmlns:w14="http://schemas.microsoft.com/office/word/2010/wordml" xmlns:w15="http://schemas.microsoft.com/office/word/2012/wordml" xmlns:w16cex="http://schemas.microsoft.com/office/word/2018/wordml/cex" xmlns:w16cid="http://schemas.microsoft.com/office/word/2016/wordml/cid" xmlns:w16="http://schemas.microsoft.com/office/word/2018/wordml" xmlns:w16du="http://schemas.microsoft.com/office/word/2023/wordml/word16du" xmlns:w16sdtdh="http://schemas.microsoft.com/office/word/2020/wordml/sdtdatahash" xmlns:w16sdtfl="http://schemas.microsoft.com/office/word/2024/wordml/sdtformatlock" xmlns:w16se="http://schemas.microsoft.com/office/word/2015/wordml/symex" xmlns:wpg="http://schemas.microsoft.com/office/word/2010/wordprocessingGroup" xmlns:wpi="http://schemas.microsoft.com/office/word/2010/wordprocessingInk" xmlns:wne="http://schemas.microsoft.com/office/word/2006/wordml" xmlns:wps="http://schemas.microsoft.com/office/word/2010/wordprocessingShape" mc:Ignorable="w14 w15 w16se w16cid w16 w16cex w16sdtdh w16sdtfl w16du wp14">
   <w:abstractNum w:abstractNumId="0" w15:restartNumberingAfterBreak="0">
+    <w:nsid w:val="1C534720"/>
+    <w:multiLevelType w:val="multilevel"/>
+    <w:tmpl w:val="B0DC54AC"/>
+    <w:lvl w:ilvl="0">
+      <w:start w:val="1"/>
+      <w:numFmt w:val="bullet"/>
+      <w:lvlText w:val=""/>
+      <w:lvlJc w:val="left"/>
+      <w:pPr>
+        <w:tabs>
+          <w:tab w:val="num" w:pos="720"/>
+        </w:tabs>
+        <w:ind w:left="720" w:hanging="360"/>
+      </w:pPr>
+      <w:rPr>
+        <w:rFonts w:ascii="Symbol" w:hAnsi="Symbol" w:hint="default"/>
+        <w:sz w:val="20"/>
+      </w:rPr>
+    </w:lvl>
+    <w:lvl w:ilvl="1" w:tentative="1">
+      <w:start w:val="1"/>
+      <w:numFmt w:val="bullet"/>
+      <w:lvlText w:val="o"/>
+      <w:lvlJc w:val="left"/>
+      <w:pPr>
+        <w:tabs>
+          <w:tab w:val="num" w:pos="1440"/>
+        </w:tabs>
+        <w:ind w:left="1440" w:hanging="360"/>
+      </w:pPr>
+      <w:rPr>
+        <w:rFonts w:ascii="Courier New" w:hAnsi="Courier New" w:hint="default"/>
+        <w:sz w:val="20"/>
+      </w:rPr>
+    </w:lvl>
+    <w:lvl w:ilvl="2" w:tentative="1">
+      <w:start w:val="1"/>
+      <w:numFmt w:val="bullet"/>
+      <w:lvlText w:val=""/>
+      <w:lvlJc w:val="left"/>
+      <w:pPr>
+        <w:tabs>
+          <w:tab w:val="num" w:pos="2160"/>
+        </w:tabs>
+        <w:ind w:left="2160" w:hanging="360"/>
+      </w:pPr>
+      <w:rPr>
+        <w:rFonts w:ascii="Wingdings" w:hAnsi="Wingdings" w:hint="default"/>
+        <w:sz w:val="20"/>
+      </w:rPr>
+    </w:lvl>
+    <w:lvl w:ilvl="3" w:tentative="1">
+      <w:start w:val="1"/>
+      <w:numFmt w:val="bullet"/>
+      <w:lvlText w:val=""/>
+      <w:lvlJc w:val="left"/>
+      <w:pPr>
+        <w:tabs>
+          <w:tab w:val="num" w:pos="2880"/>
+        </w:tabs>
+        <w:ind w:left="2880" w:hanging="360"/>
+      </w:pPr>
+      <w:rPr>
+        <w:rFonts w:ascii="Wingdings" w:hAnsi="Wingdings" w:hint="default"/>
+        <w:sz w:val="20"/>
+      </w:rPr>
+    </w:lvl>
+    <w:lvl w:ilvl="4" w:tentative="1">
+      <w:start w:val="1"/>
+      <w:numFmt w:val="bullet"/>
+      <w:lvlText w:val=""/>
+      <w:lvlJc w:val="left"/>
+      <w:pPr>
+        <w:tabs>
+          <w:tab w:val="num" w:pos="3600"/>
+        </w:tabs>
+        <w:ind w:left="3600" w:hanging="360"/>
+      </w:pPr>
+      <w:rPr>
+        <w:rFonts w:ascii="Wingdings" w:hAnsi="Wingdings" w:hint="default"/>
+        <w:sz w:val="20"/>
+      </w:rPr>
+    </w:lvl>
+    <w:lvl w:ilvl="5" w:tentative="1">
+      <w:start w:val="1"/>
+      <w:numFmt w:val="bullet"/>
+      <w:lvlText w:val=""/>
+      <w:lvlJc w:val="left"/>
+      <w:pPr>
+        <w:tabs>
+          <w:tab w:val="num" w:pos="4320"/>
+        </w:tabs>
+        <w:ind w:left="4320" w:hanging="360"/>
+      </w:pPr>
+      <w:rPr>
+        <w:rFonts w:ascii="Wingdings" w:hAnsi="Wingdings" w:hint="default"/>
+        <w:sz w:val="20"/>
+      </w:rPr>
+    </w:lvl>
+    <w:lvl w:ilvl="6" w:tentative="1">
+      <w:start w:val="1"/>
+      <w:numFmt w:val="bullet"/>
+      <w:lvlText w:val=""/>
+      <w:lvlJc w:val="left"/>
+      <w:pPr>
+        <w:tabs>
+          <w:tab w:val="num" w:pos="5040"/>
+        </w:tabs>
+        <w:ind w:left="5040" w:hanging="360"/>
+      </w:pPr>
+      <w:rPr>
+        <w:rFonts w:ascii="Wingdings" w:hAnsi="Wingdings" w:hint="default"/>
+        <w:sz w:val="20"/>
+      </w:rPr>
+    </w:lvl>
+    <w:lvl w:ilvl="7" w:tentative="1">
+      <w:start w:val="1"/>
+      <w:numFmt w:val="bullet"/>
+      <w:lvlText w:val=""/>
+      <w:lvlJc w:val="left"/>
+      <w:pPr>
+        <w:tabs>
+          <w:tab w:val="num" w:pos="5760"/>
+        </w:tabs>
+        <w:ind w:left="5760" w:hanging="360"/>
+      </w:pPr>
+      <w:rPr>
+        <w:rFonts w:ascii="Wingdings" w:hAnsi="Wingdings" w:hint="default"/>
+        <w:sz w:val="20"/>
+      </w:rPr>
+    </w:lvl>
+    <w:lvl w:ilvl="8" w:tentative="1">
+      <w:start w:val="1"/>
+      <w:numFmt w:val="bullet"/>
+      <w:lvlText w:val=""/>
+      <w:lvlJc w:val="left"/>
+      <w:pPr>
+        <w:tabs>
+          <w:tab w:val="num" w:pos="6480"/>
+        </w:tabs>
+        <w:ind w:left="6480" w:hanging="360"/>
+      </w:pPr>
+      <w:rPr>
+        <w:rFonts w:ascii="Wingdings" w:hAnsi="Wingdings" w:hint="default"/>
+        <w:sz w:val="20"/>
+      </w:rPr>
+    </w:lvl>
+  </w:abstractNum>
+  <w:abstractNum w:abstractNumId="1" w15:restartNumberingAfterBreak="0">
     <w:nsid w:val="2FFD4C7F"/>
     <w:multiLevelType w:val="multilevel"/>
     <w:tmpl w:val="CAF0F936"/>
@@ -3766,14 +5075,321 @@
       </w:rPr>
     </w:lvl>
   </w:abstractNum>
-  <w:num w:numId="1">
+  <w:abstractNum w:abstractNumId="2" w15:restartNumberingAfterBreak="0">
+    <w:nsid w:val="57B91086"/>
+    <w:multiLevelType w:val="multilevel"/>
+    <w:tmpl w:val="3DB0E64E"/>
+    <w:lvl w:ilvl="0">
+      <w:start w:val="1"/>
+      <w:numFmt w:val="bullet"/>
+      <w:lvlText w:val=""/>
+      <w:lvlJc w:val="left"/>
+      <w:pPr>
+        <w:tabs>
+          <w:tab w:val="num" w:pos="720"/>
+        </w:tabs>
+        <w:ind w:left="720" w:hanging="360"/>
+      </w:pPr>
+      <w:rPr>
+        <w:rFonts w:ascii="Symbol" w:hAnsi="Symbol" w:hint="default"/>
+        <w:sz w:val="20"/>
+      </w:rPr>
+    </w:lvl>
+    <w:lvl w:ilvl="1" w:tentative="1">
+      <w:start w:val="1"/>
+      <w:numFmt w:val="bullet"/>
+      <w:lvlText w:val="o"/>
+      <w:lvlJc w:val="left"/>
+      <w:pPr>
+        <w:tabs>
+          <w:tab w:val="num" w:pos="1440"/>
+        </w:tabs>
+        <w:ind w:left="1440" w:hanging="360"/>
+      </w:pPr>
+      <w:rPr>
+        <w:rFonts w:ascii="Courier New" w:hAnsi="Courier New" w:hint="default"/>
+        <w:sz w:val="20"/>
+      </w:rPr>
+    </w:lvl>
+    <w:lvl w:ilvl="2" w:tentative="1">
+      <w:start w:val="1"/>
+      <w:numFmt w:val="bullet"/>
+      <w:lvlText w:val=""/>
+      <w:lvlJc w:val="left"/>
+      <w:pPr>
+        <w:tabs>
+          <w:tab w:val="num" w:pos="2160"/>
+        </w:tabs>
+        <w:ind w:left="2160" w:hanging="360"/>
+      </w:pPr>
+      <w:rPr>
+        <w:rFonts w:ascii="Wingdings" w:hAnsi="Wingdings" w:hint="default"/>
+        <w:sz w:val="20"/>
+      </w:rPr>
+    </w:lvl>
+    <w:lvl w:ilvl="3" w:tentative="1">
+      <w:start w:val="1"/>
+      <w:numFmt w:val="bullet"/>
+      <w:lvlText w:val=""/>
+      <w:lvlJc w:val="left"/>
+      <w:pPr>
+        <w:tabs>
+          <w:tab w:val="num" w:pos="2880"/>
+        </w:tabs>
+        <w:ind w:left="2880" w:hanging="360"/>
+      </w:pPr>
+      <w:rPr>
+        <w:rFonts w:ascii="Wingdings" w:hAnsi="Wingdings" w:hint="default"/>
+        <w:sz w:val="20"/>
+      </w:rPr>
+    </w:lvl>
+    <w:lvl w:ilvl="4" w:tentative="1">
+      <w:start w:val="1"/>
+      <w:numFmt w:val="bullet"/>
+      <w:lvlText w:val=""/>
+      <w:lvlJc w:val="left"/>
+      <w:pPr>
+        <w:tabs>
+          <w:tab w:val="num" w:pos="3600"/>
+        </w:tabs>
+        <w:ind w:left="3600" w:hanging="360"/>
+      </w:pPr>
+      <w:rPr>
+        <w:rFonts w:ascii="Wingdings" w:hAnsi="Wingdings" w:hint="default"/>
+        <w:sz w:val="20"/>
+      </w:rPr>
+    </w:lvl>
+    <w:lvl w:ilvl="5" w:tentative="1">
+      <w:start w:val="1"/>
+      <w:numFmt w:val="bullet"/>
+      <w:lvlText w:val=""/>
+      <w:lvlJc w:val="left"/>
+      <w:pPr>
+        <w:tabs>
+          <w:tab w:val="num" w:pos="4320"/>
+        </w:tabs>
+        <w:ind w:left="4320" w:hanging="360"/>
+      </w:pPr>
+      <w:rPr>
+        <w:rFonts w:ascii="Wingdings" w:hAnsi="Wingdings" w:hint="default"/>
+        <w:sz w:val="20"/>
+      </w:rPr>
+    </w:lvl>
+    <w:lvl w:ilvl="6" w:tentative="1">
+      <w:start w:val="1"/>
+      <w:numFmt w:val="bullet"/>
+      <w:lvlText w:val=""/>
+      <w:lvlJc w:val="left"/>
+      <w:pPr>
+        <w:tabs>
+          <w:tab w:val="num" w:pos="5040"/>
+        </w:tabs>
+        <w:ind w:left="5040" w:hanging="360"/>
+      </w:pPr>
+      <w:rPr>
+        <w:rFonts w:ascii="Wingdings" w:hAnsi="Wingdings" w:hint="default"/>
+        <w:sz w:val="20"/>
+      </w:rPr>
+    </w:lvl>
+    <w:lvl w:ilvl="7" w:tentative="1">
+      <w:start w:val="1"/>
+      <w:numFmt w:val="bullet"/>
+      <w:lvlText w:val=""/>
+      <w:lvlJc w:val="left"/>
+      <w:pPr>
+        <w:tabs>
+          <w:tab w:val="num" w:pos="5760"/>
+        </w:tabs>
+        <w:ind w:left="5760" w:hanging="360"/>
+      </w:pPr>
+      <w:rPr>
+        <w:rFonts w:ascii="Wingdings" w:hAnsi="Wingdings" w:hint="default"/>
+        <w:sz w:val="20"/>
+      </w:rPr>
+    </w:lvl>
+    <w:lvl w:ilvl="8" w:tentative="1">
+      <w:start w:val="1"/>
+      <w:numFmt w:val="bullet"/>
+      <w:lvlText w:val=""/>
+      <w:lvlJc w:val="left"/>
+      <w:pPr>
+        <w:tabs>
+          <w:tab w:val="num" w:pos="6480"/>
+        </w:tabs>
+        <w:ind w:left="6480" w:hanging="360"/>
+      </w:pPr>
+      <w:rPr>
+        <w:rFonts w:ascii="Wingdings" w:hAnsi="Wingdings" w:hint="default"/>
+        <w:sz w:val="20"/>
+      </w:rPr>
+    </w:lvl>
+  </w:abstractNum>
+  <w:abstractNum w:abstractNumId="3" w15:restartNumberingAfterBreak="0">
+    <w:nsid w:val="71760D6D"/>
+    <w:multiLevelType w:val="multilevel"/>
+    <w:tmpl w:val="83CE00FA"/>
+    <w:lvl w:ilvl="0">
+      <w:start w:val="1"/>
+      <w:numFmt w:val="bullet"/>
+      <w:lvlText w:val=""/>
+      <w:lvlJc w:val="left"/>
+      <w:pPr>
+        <w:tabs>
+          <w:tab w:val="num" w:pos="720"/>
+        </w:tabs>
+        <w:ind w:left="720" w:hanging="360"/>
+      </w:pPr>
+      <w:rPr>
+        <w:rFonts w:ascii="Symbol" w:hAnsi="Symbol" w:hint="default"/>
+        <w:sz w:val="20"/>
+      </w:rPr>
+    </w:lvl>
+    <w:lvl w:ilvl="1" w:tentative="1">
+      <w:start w:val="1"/>
+      <w:numFmt w:val="bullet"/>
+      <w:lvlText w:val="o"/>
+      <w:lvlJc w:val="left"/>
+      <w:pPr>
+        <w:tabs>
+          <w:tab w:val="num" w:pos="1440"/>
+        </w:tabs>
+        <w:ind w:left="1440" w:hanging="360"/>
+      </w:pPr>
+      <w:rPr>
+        <w:rFonts w:ascii="Courier New" w:hAnsi="Courier New" w:hint="default"/>
+        <w:sz w:val="20"/>
+      </w:rPr>
+    </w:lvl>
+    <w:lvl w:ilvl="2" w:tentative="1">
+      <w:start w:val="1"/>
+      <w:numFmt w:val="bullet"/>
+      <w:lvlText w:val=""/>
+      <w:lvlJc w:val="left"/>
+      <w:pPr>
+        <w:tabs>
+          <w:tab w:val="num" w:pos="2160"/>
+        </w:tabs>
+        <w:ind w:left="2160" w:hanging="360"/>
+      </w:pPr>
+      <w:rPr>
+        <w:rFonts w:ascii="Wingdings" w:hAnsi="Wingdings" w:hint="default"/>
+        <w:sz w:val="20"/>
+      </w:rPr>
+    </w:lvl>
+    <w:lvl w:ilvl="3" w:tentative="1">
+      <w:start w:val="1"/>
+      <w:numFmt w:val="bullet"/>
+      <w:lvlText w:val=""/>
+      <w:lvlJc w:val="left"/>
+      <w:pPr>
+        <w:tabs>
+          <w:tab w:val="num" w:pos="2880"/>
+        </w:tabs>
+        <w:ind w:left="2880" w:hanging="360"/>
+      </w:pPr>
+      <w:rPr>
+        <w:rFonts w:ascii="Wingdings" w:hAnsi="Wingdings" w:hint="default"/>
+        <w:sz w:val="20"/>
+      </w:rPr>
+    </w:lvl>
+    <w:lvl w:ilvl="4" w:tentative="1">
+      <w:start w:val="1"/>
+      <w:numFmt w:val="bullet"/>
+      <w:lvlText w:val=""/>
+      <w:lvlJc w:val="left"/>
+      <w:pPr>
+        <w:tabs>
+          <w:tab w:val="num" w:pos="3600"/>
+        </w:tabs>
+        <w:ind w:left="3600" w:hanging="360"/>
+      </w:pPr>
+      <w:rPr>
+        <w:rFonts w:ascii="Wingdings" w:hAnsi="Wingdings" w:hint="default"/>
+        <w:sz w:val="20"/>
+      </w:rPr>
+    </w:lvl>
+    <w:lvl w:ilvl="5" w:tentative="1">
+      <w:start w:val="1"/>
+      <w:numFmt w:val="bullet"/>
+      <w:lvlText w:val=""/>
+      <w:lvlJc w:val="left"/>
+      <w:pPr>
+        <w:tabs>
+          <w:tab w:val="num" w:pos="4320"/>
+        </w:tabs>
+        <w:ind w:left="4320" w:hanging="360"/>
+      </w:pPr>
+      <w:rPr>
+        <w:rFonts w:ascii="Wingdings" w:hAnsi="Wingdings" w:hint="default"/>
+        <w:sz w:val="20"/>
+      </w:rPr>
+    </w:lvl>
+    <w:lvl w:ilvl="6" w:tentative="1">
+      <w:start w:val="1"/>
+      <w:numFmt w:val="bullet"/>
+      <w:lvlText w:val=""/>
+      <w:lvlJc w:val="left"/>
+      <w:pPr>
+        <w:tabs>
+          <w:tab w:val="num" w:pos="5040"/>
+        </w:tabs>
+        <w:ind w:left="5040" w:hanging="360"/>
+      </w:pPr>
+      <w:rPr>
+        <w:rFonts w:ascii="Wingdings" w:hAnsi="Wingdings" w:hint="default"/>
+        <w:sz w:val="20"/>
+      </w:rPr>
+    </w:lvl>
+    <w:lvl w:ilvl="7" w:tentative="1">
+      <w:start w:val="1"/>
+      <w:numFmt w:val="bullet"/>
+      <w:lvlText w:val=""/>
+      <w:lvlJc w:val="left"/>
+      <w:pPr>
+        <w:tabs>
+          <w:tab w:val="num" w:pos="5760"/>
+        </w:tabs>
+        <w:ind w:left="5760" w:hanging="360"/>
+      </w:pPr>
+      <w:rPr>
+        <w:rFonts w:ascii="Wingdings" w:hAnsi="Wingdings" w:hint="default"/>
+        <w:sz w:val="20"/>
+      </w:rPr>
+    </w:lvl>
+    <w:lvl w:ilvl="8" w:tentative="1">
+      <w:start w:val="1"/>
+      <w:numFmt w:val="bullet"/>
+      <w:lvlText w:val=""/>
+      <w:lvlJc w:val="left"/>
+      <w:pPr>
+        <w:tabs>
+          <w:tab w:val="num" w:pos="6480"/>
+        </w:tabs>
+        <w:ind w:left="6480" w:hanging="360"/>
+      </w:pPr>
+      <w:rPr>
+        <w:rFonts w:ascii="Wingdings" w:hAnsi="Wingdings" w:hint="default"/>
+        <w:sz w:val="20"/>
+      </w:rPr>
+    </w:lvl>
+  </w:abstractNum>
+  <w:num w:numId="1" w16cid:durableId="1236282576">
+    <w:abstractNumId w:val="1"/>
+  </w:num>
+  <w:num w:numId="2" w16cid:durableId="2090804108">
+    <w:abstractNumId w:val="3"/>
+  </w:num>
+  <w:num w:numId="3" w16cid:durableId="1734040849">
+    <w:abstractNumId w:val="2"/>
+  </w:num>
+  <w:num w:numId="4" w16cid:durableId="1341814655">
     <w:abstractNumId w:val="0"/>
   </w:num>
 </w:numbering>
 </file>
 
 <file path=word/styles.xml><?xml version="1.0" encoding="utf-8"?>
-<w:styles xmlns:mc="http://schemas.openxmlformats.org/markup-compatibility/2006" xmlns:r="http://schemas.openxmlformats.org/officeDocument/2006/relationships" xmlns:w="http://schemas.openxmlformats.org/wordprocessingml/2006/main" xmlns:w14="http://schemas.microsoft.com/office/word/2010/wordml" xmlns:w15="http://schemas.microsoft.com/office/word/2012/wordml" xmlns:w16se="http://schemas.microsoft.com/office/word/2015/wordml/symex" mc:Ignorable="w14 w15 w16se">
+<w:styles xmlns:mc="http://schemas.openxmlformats.org/markup-compatibility/2006" xmlns:r="http://schemas.openxmlformats.org/officeDocument/2006/relationships" xmlns:w="http://schemas.openxmlformats.org/wordprocessingml/2006/main" xmlns:w14="http://schemas.microsoft.com/office/word/2010/wordml" xmlns:w15="http://schemas.microsoft.com/office/word/2012/wordml" xmlns:w16cex="http://schemas.microsoft.com/office/word/2018/wordml/cex" xmlns:w16cid="http://schemas.microsoft.com/office/word/2016/wordml/cid" xmlns:w16="http://schemas.microsoft.com/office/word/2018/wordml" xmlns:w16du="http://schemas.microsoft.com/office/word/2023/wordml/word16du" xmlns:w16sdtdh="http://schemas.microsoft.com/office/word/2020/wordml/sdtdatahash" xmlns:w16sdtfl="http://schemas.microsoft.com/office/word/2024/wordml/sdtformatlock" xmlns:w16se="http://schemas.microsoft.com/office/word/2015/wordml/symex" mc:Ignorable="w14 w15 w16se w16cid w16 w16cex w16sdtdh w16sdtfl w16du">
   <w:docDefaults>
     <w:rPrDefault>
       <w:rPr>
@@ -3785,7 +5401,7 @@
     </w:rPrDefault>
     <w:pPrDefault/>
   </w:docDefaults>
-  <w:latentStyles w:defLockedState="0" w:defUIPriority="99" w:defSemiHidden="0" w:defUnhideWhenUsed="0" w:defQFormat="0" w:count="371">
+  <w:latentStyles w:defLockedState="0" w:defUIPriority="99" w:defSemiHidden="0" w:defUnhideWhenUsed="0" w:defQFormat="0" w:count="376">
     <w:lsdException w:name="Normal" w:uiPriority="0" w:qFormat="1"/>
     <w:lsdException w:name="heading 1" w:uiPriority="9" w:qFormat="1"/>
     <w:lsdException w:name="heading 2" w:semiHidden="1" w:uiPriority="9" w:unhideWhenUsed="1" w:qFormat="1"/>
@@ -4157,11 +5773,16 @@
     <w:lsdException w:name="List Table 5 Dark Accent 6" w:uiPriority="50"/>
     <w:lsdException w:name="List Table 6 Colorful Accent 6" w:uiPriority="51"/>
     <w:lsdException w:name="List Table 7 Colorful Accent 6" w:uiPriority="52"/>
+    <w:lsdException w:name="Mention" w:semiHidden="1" w:unhideWhenUsed="1"/>
+    <w:lsdException w:name="Smart Hyperlink" w:semiHidden="1" w:unhideWhenUsed="1"/>
+    <w:lsdException w:name="Hashtag" w:semiHidden="1" w:unhideWhenUsed="1"/>
+    <w:lsdException w:name="Unresolved Mention" w:semiHidden="1" w:unhideWhenUsed="1"/>
+    <w:lsdException w:name="Smart Link" w:semiHidden="1" w:unhideWhenUsed="1"/>
   </w:latentStyles>
   <w:style w:type="paragraph" w:default="1" w:styleId="Normal">
     <w:name w:val="Normal"/>
     <w:qFormat/>
-    <w:rsid w:val="0003309E"/>
+    <w:rsid w:val="0078739B"/>
     <w:pPr>
       <w:spacing w:after="160" w:line="259" w:lineRule="auto"/>
     </w:pPr>
@@ -4458,6 +6079,34 @@
       <w:bCs/>
       <w:sz w:val="20"/>
       <w:szCs w:val="20"/>
+    </w:rPr>
+  </w:style>
+  <w:style w:type="paragraph" w:styleId="NormalWeb">
+    <w:name w:val="Normal (Web)"/>
+    <w:basedOn w:val="Normal"/>
+    <w:uiPriority w:val="99"/>
+    <w:semiHidden/>
+    <w:unhideWhenUsed/>
+    <w:rsid w:val="0073424A"/>
+    <w:pPr>
+      <w:spacing w:before="100" w:beforeAutospacing="1" w:after="100" w:afterAutospacing="1" w:line="240" w:lineRule="auto"/>
+    </w:pPr>
+    <w:rPr>
+      <w:rFonts w:ascii="Times New Roman" w:eastAsia="Times New Roman" w:hAnsi="Times New Roman" w:cs="Times New Roman"/>
+      <w:sz w:val="24"/>
+      <w:szCs w:val="24"/>
+      <w:lang w:eastAsia="es-CL"/>
+    </w:rPr>
+  </w:style>
+  <w:style w:type="character" w:styleId="Textoennegrita">
+    <w:name w:val="Strong"/>
+    <w:basedOn w:val="Fuentedeprrafopredeter"/>
+    <w:uiPriority w:val="22"/>
+    <w:qFormat/>
+    <w:rsid w:val="0073424A"/>
+    <w:rPr>
+      <w:b/>
+      <w:bCs/>
     </w:rPr>
   </w:style>
 </w:styles>
@@ -4759,9 +6408,12 @@
 </file>
 
 <file path=customXml/item1.xml><?xml version="1.0" encoding="utf-8"?>
-<p:properties xmlns:p="http://schemas.microsoft.com/office/2006/metadata/properties" xmlns:xsi="http://www.w3.org/2001/XMLSchema-instance" xmlns:pc="http://schemas.microsoft.com/office/infopath/2007/PartnerControls">
-  <documentManagement/>
-</p:properties>
+<?mso-contentType ?>
+<FormTemplates xmlns="http://schemas.microsoft.com/sharepoint/v3/contenttype/forms">
+  <Display>DocumentLibraryForm</Display>
+  <Edit>DocumentLibraryForm</Edit>
+  <New>DocumentLibraryForm</New>
+</FormTemplates>
 </file>
 
 <file path=customXml/item2.xml><?xml version="1.0" encoding="utf-8"?>
@@ -4897,26 +6549,15 @@
 </file>
 
 <file path=customXml/item3.xml><?xml version="1.0" encoding="utf-8"?>
-<?mso-contentType ?>
-<FormTemplates xmlns="http://schemas.microsoft.com/sharepoint/v3/contenttype/forms">
-  <Display>DocumentLibraryForm</Display>
-  <Edit>DocumentLibraryForm</Edit>
-  <New>DocumentLibraryForm</New>
-</FormTemplates>
+<p:properties xmlns:p="http://schemas.microsoft.com/office/2006/metadata/properties" xmlns:xsi="http://www.w3.org/2001/XMLSchema-instance" xmlns:pc="http://schemas.microsoft.com/office/infopath/2007/PartnerControls">
+  <documentManagement/>
+</p:properties>
 </file>
 
 <file path=customXml/itemProps1.xml><?xml version="1.0" encoding="utf-8"?>
-<ds:datastoreItem xmlns:ds="http://schemas.openxmlformats.org/officeDocument/2006/customXml" ds:itemID="{46CA5683-AF87-4E40-B841-2E23A3B52406}">
+<ds:datastoreItem xmlns:ds="http://schemas.openxmlformats.org/officeDocument/2006/customXml" ds:itemID="{D51C61E4-DB75-4684-AD25-71F546404E96}">
   <ds:schemaRefs>
-    <ds:schemaRef ds:uri="http://purl.org/dc/terms/"/>
-    <ds:schemaRef ds:uri="http://purl.org/dc/elements/1.1/"/>
-    <ds:schemaRef ds:uri="http://schemas.openxmlformats.org/package/2006/metadata/core-properties"/>
-    <ds:schemaRef ds:uri="http://www.w3.org/XML/1998/namespace"/>
-    <ds:schemaRef ds:uri="http://schemas.microsoft.com/office/2006/metadata/properties"/>
-    <ds:schemaRef ds:uri="http://schemas.microsoft.com/office/2006/documentManagement/types"/>
-    <ds:schemaRef ds:uri="http://purl.org/dc/dcmitype/"/>
-    <ds:schemaRef ds:uri="http://schemas.microsoft.com/office/infopath/2007/PartnerControls"/>
-    <ds:schemaRef ds:uri="126e8a1c-9ea9-435a-ac89-d06c80d62e30"/>
+    <ds:schemaRef ds:uri="http://schemas.microsoft.com/sharepoint/v3/contenttype/forms"/>
   </ds:schemaRefs>
 </ds:datastoreItem>
 </file>
@@ -4940,9 +6581,10 @@
 </file>
 
 <file path=customXml/itemProps3.xml><?xml version="1.0" encoding="utf-8"?>
-<ds:datastoreItem xmlns:ds="http://schemas.openxmlformats.org/officeDocument/2006/customXml" ds:itemID="{D51C61E4-DB75-4684-AD25-71F546404E96}">
+<ds:datastoreItem xmlns:ds="http://schemas.openxmlformats.org/officeDocument/2006/customXml" ds:itemID="{46CA5683-AF87-4E40-B841-2E23A3B52406}">
   <ds:schemaRefs>
-    <ds:schemaRef ds:uri="http://schemas.microsoft.com/sharepoint/v3/contenttype/forms"/>
+    <ds:schemaRef ds:uri="http://schemas.microsoft.com/office/2006/metadata/properties"/>
+    <ds:schemaRef ds:uri="http://schemas.microsoft.com/office/infopath/2007/PartnerControls"/>
   </ds:schemaRefs>
 </ds:datastoreItem>
 </file>